--- a/docs/PART1_USER_JOURNEYS_COMPLETE.docx
+++ b/docs/PART1_USER_JOURNEYS_COMPLETE.docx
@@ -17267,8 +17267,1251 @@
         <w:t xml:space="preserve">Classification: Internal/Investor/Marketing Use</w:t>
       </w:r>
     </w:p>
+    <w:p>
+      <w:r>
+        <w:pict>
+          <v:rect style="width:0;height:1.5pt" o:hralign="center" o:hrstd="t" o:hr="t"/>
+        </w:pict>
+      </w:r>
+    </w:p>
     <w:bookmarkEnd w:id="94"/>
     <w:bookmarkEnd w:id="95"/>
+    <w:bookmarkStart w:id="109" w:name="review-notes-and-updates"/>
+    <w:p>
+      <w:pPr>
+        <w:pStyle w:val="Heading1"/>
+      </w:pPr>
+      <w:r>
+        <w:t xml:space="preserve">REVIEW NOTES AND UPDATES</w:t>
+      </w:r>
+    </w:p>
+    <w:p>
+      <w:pPr>
+        <w:pStyle w:val="FirstParagraph"/>
+      </w:pPr>
+      <w:r>
+        <w:rPr>
+          <w:i/>
+          <w:iCs/>
+        </w:rPr>
+        <w:t xml:space="preserve">Appended by Business Analysis Review — March 2026</w:t>
+      </w:r>
+    </w:p>
+    <w:p>
+      <w:r>
+        <w:pict>
+          <v:rect style="width:0;height:1.5pt" o:hralign="center" o:hrstd="t" o:hr="t"/>
+        </w:pict>
+      </w:r>
+    </w:p>
+    <w:bookmarkStart w:id="96" w:name="gaps"/>
+    <w:p>
+      <w:pPr>
+        <w:pStyle w:val="Heading2"/>
+      </w:pPr>
+      <w:r>
+        <w:t xml:space="preserve">GAPS</w:t>
+      </w:r>
+    </w:p>
+    <w:p>
+      <w:pPr>
+        <w:pStyle w:val="FirstParagraph"/>
+      </w:pPr>
+      <w:r>
+        <w:rPr>
+          <w:b/>
+          <w:bCs/>
+        </w:rPr>
+        <w:t xml:space="preserve">GAP 1: No Version B (Data-Driven) for Journeys 4, 5, and 6</w:t>
+      </w:r>
+      <w:r>
+        <w:t xml:space="preserve"> </w:t>
+      </w:r>
+      <w:r>
+        <w:t xml:space="preserve">Journeys 1, 2, and 3 (Jordan Blake, Sarah Chen, Marcus Williams) each have both a Version A (cinematic narrative) and a Version B (data-driven case study format). Journeys 4, 5, and 6 (Alex Chen, Priya Nair, Hartwell Consumer Products) do not include Version B equivalents. For a document intended to serve both creative/marketing use and investor/pitch use, all 6 journeys should have Version B case study formats. Without Version B, the three newer journeys cannot be used in the same investor context as the original three.</w:t>
+      </w:r>
+    </w:p>
+    <w:p>
+      <w:pPr>
+        <w:pStyle w:val="BodyText"/>
+      </w:pPr>
+      <w:r>
+        <w:rPr>
+          <w:b/>
+          <w:bCs/>
+        </w:rPr>
+        <w:t xml:space="preserve">GAP 2: Month-by-Month Revenue Tables Missing for Journeys 4, 5, and 6</w:t>
+      </w:r>
+      <w:r>
+        <w:t xml:space="preserve"> </w:t>
+      </w:r>
+      <w:r>
+        <w:t xml:space="preserve">Journeys 1, 2, and 3 include detailed month-by-month revenue/outcome tables showing the before-state, monthly progression, and after-state with specific dollar figures. Journeys 4 (Alex Chen), 5 (Priya Nair), and 6 (Hartwell) summarize outcomes at the end without month-by-month granularity. This reduces the persuasiveness and verifiability of the newer journeys. The Alex Chen journey specifically would benefit from a month-by-month table showing revenue growth from $800K to $1.2M annualized.</w:t>
+      </w:r>
+    </w:p>
+    <w:p>
+      <w:pPr>
+        <w:pStyle w:val="BodyText"/>
+      </w:pPr>
+      <w:r>
+        <w:rPr>
+          <w:b/>
+          <w:bCs/>
+        </w:rPr>
+        <w:t xml:space="preserve">GAP 3: AI Deal Coach Feature Absent from Newer Journeys</w:t>
+      </w:r>
+      <w:r>
+        <w:t xml:space="preserve"> </w:t>
+      </w:r>
+      <w:r>
+        <w:t xml:space="preserve">The AI Deal Coach is referenced in Journeys 1-3 as a key feature that guides users through negotiation. Journeys 4, 5, and 6 do not reference the AI Deal Coach. Given that the AI Deal Coach is one of DealStage’s differentiated features, its absence from three of six journeys creates an incomplete picture of the platform’s capabilities.</w:t>
+      </w:r>
+    </w:p>
+    <w:p>
+      <w:pPr>
+        <w:pStyle w:val="BodyText"/>
+      </w:pPr>
+      <w:r>
+        <w:rPr>
+          <w:b/>
+          <w:bCs/>
+        </w:rPr>
+        <w:t xml:space="preserve">GAP 4: Contract Scanner Feature Not Referenced in Any Journey</w:t>
+      </w:r>
+      <w:r>
+        <w:t xml:space="preserve"> </w:t>
+      </w:r>
+      <w:r>
+        <w:t xml:space="preserve">The AI Contract Scanner is listed as a core DealStage platform feature but does not appear in any of the six user journeys. This is a feature that would be highly relevant for Priya Nair (micro-creator reviewing her first contract), Alex Chen (manager reviewing client contracts), and Hartwell (enterprise brand standardizing contract terms across 535 creators). The feature’s absence from all six journeys means it is not demonstrated through narrative, reducing its perceived importance.</w:t>
+      </w:r>
+    </w:p>
+    <w:p>
+      <w:pPr>
+        <w:pStyle w:val="BodyText"/>
+      </w:pPr>
+      <w:r>
+        <w:rPr>
+          <w:b/>
+          <w:bCs/>
+        </w:rPr>
+        <w:t xml:space="preserve">GAP 5: No Journey Representing the Platform from a Brand Discovering Talent</w:t>
+      </w:r>
+      <w:r>
+        <w:t xml:space="preserve"> </w:t>
+      </w:r>
+      <w:r>
+        <w:t xml:space="preserve">Journeys 1, 2, and 3 cover a creator finding brand deals, a brand marketing executive managing spend, and an agency managing multiple creators. Journeys 4-6 add a solo manager, a micro-creator, and an enterprise brand. What is missing is a journey that specifically shows the inbound brand discovery flow — a brand team member who opens DealStage, uses the AI Match Engine to surface creators they had never considered, and builds a partnership strategy around creators the platform identified. Sarah Chen’s journey shows a brand managing existing spend; it does not show a brand using the Match Engine to discover new creators. This discovery journey is one of the platform’s core value propositions and is underrepresented.</w:t>
+      </w:r>
+    </w:p>
+    <w:p>
+      <w:r>
+        <w:pict>
+          <v:rect style="width:0;height:1.5pt" o:hralign="center" o:hrstd="t" o:hr="t"/>
+        </w:pict>
+      </w:r>
+    </w:p>
+    <w:bookmarkEnd w:id="96"/>
+    <w:bookmarkStart w:id="97" w:name="inconsistencies"/>
+    <w:p>
+      <w:pPr>
+        <w:pStyle w:val="Heading2"/>
+      </w:pPr>
+      <w:r>
+        <w:t xml:space="preserve">INCONSISTENCIES</w:t>
+      </w:r>
+    </w:p>
+    <w:p>
+      <w:pPr>
+        <w:pStyle w:val="FirstParagraph"/>
+      </w:pPr>
+      <w:r>
+        <w:rPr>
+          <w:b/>
+          <w:bCs/>
+        </w:rPr>
+        <w:t xml:space="preserve">INCONSISTENCY 1: Jordan Blake’s Total 6-Month Revenue —</w:t>
+      </w:r>
+      <w:r>
+        <w:rPr>
+          <w:b/>
+          <w:bCs/>
+        </w:rPr>
+        <w:t xml:space="preserve"> </w:t>
+      </w:r>
+      <w:r>
+        <w:rPr>
+          <w:b/>
+          <w:bCs/>
+        </w:rPr>
+        <w:t xml:space="preserve">“$340K”</w:t>
+      </w:r>
+      <w:r>
+        <w:rPr>
+          <w:b/>
+          <w:bCs/>
+        </w:rPr>
+        <w:t xml:space="preserve"> </w:t>
+      </w:r>
+      <w:r>
+        <w:rPr>
+          <w:b/>
+          <w:bCs/>
+        </w:rPr>
+        <w:t xml:space="preserve">vs Deal-Level Math</w:t>
+      </w:r>
+      <w:r>
+        <w:t xml:space="preserve"> </w:t>
+      </w:r>
+      <w:r>
+        <w:t xml:space="preserve">The six-month summary for Jordan Blake states total revenue of $340,000. The individual deal amounts detailed in the journey (Momentum Fuel $5K, NutriBlend $10K, FitWear $25K base + performance bonus, etc.) sum to approximately $140K at base deal values. The document acknowledges in the narrative that the $340K figure includes</w:t>
+      </w:r>
+      <w:r>
+        <w:t xml:space="preserve"> </w:t>
+      </w:r>
+      <w:r>
+        <w:t xml:space="preserve">“platform cumulative tracking including affiliate commissions, performance bonuses, and renewals.”</w:t>
+      </w:r>
+      <w:r>
+        <w:t xml:space="preserve"> </w:t>
+      </w:r>
+      <w:r>
+        <w:t xml:space="preserve">This explanation is buried. A reader reviewing the summary table will see $340K and then struggle to reconcile it with the deal-by-deal figures. This needs clarification in a visible note.</w:t>
+      </w:r>
+      <w:r>
+        <w:t xml:space="preserve"> </w:t>
+      </w:r>
+      <w:r>
+        <w:t xml:space="preserve">FIX: Add a footnote to the $340K figure:</w:t>
+      </w:r>
+      <w:r>
+        <w:t xml:space="preserve"> </w:t>
+      </w:r>
+      <w:r>
+        <w:t xml:space="preserve">“Total includes base deal fees, performance bonuses, affiliate commission income, and renewal deal values over the 6-month period as tracked by DealStage Deal Pipeline. Base deal fees only: approximately $140K.”</w:t>
+      </w:r>
+    </w:p>
+    <w:p>
+      <w:pPr>
+        <w:pStyle w:val="BodyText"/>
+      </w:pPr>
+      <w:r>
+        <w:rPr>
+          <w:b/>
+          <w:bCs/>
+        </w:rPr>
+        <w:t xml:space="preserve">INCONSISTENCY 2: Sarah Chen’s ROI —</w:t>
+      </w:r>
+      <w:r>
+        <w:rPr>
+          <w:b/>
+          <w:bCs/>
+        </w:rPr>
+        <w:t xml:space="preserve"> </w:t>
+      </w:r>
+      <w:r>
+        <w:rPr>
+          <w:b/>
+          <w:bCs/>
+        </w:rPr>
+        <w:t xml:space="preserve">“312% actual”</w:t>
+      </w:r>
+      <w:r>
+        <w:rPr>
+          <w:b/>
+          <w:bCs/>
+        </w:rPr>
+        <w:t xml:space="preserve"> </w:t>
+      </w:r>
+      <w:r>
+        <w:rPr>
+          <w:b/>
+          <w:bCs/>
+        </w:rPr>
+        <w:t xml:space="preserve">vs</w:t>
+      </w:r>
+      <w:r>
+        <w:rPr>
+          <w:b/>
+          <w:bCs/>
+        </w:rPr>
+        <w:t xml:space="preserve"> </w:t>
+      </w:r>
+      <w:r>
+        <w:rPr>
+          <w:b/>
+          <w:bCs/>
+        </w:rPr>
+        <w:t xml:space="preserve">“340% projected”</w:t>
+      </w:r>
+      <w:r>
+        <w:t xml:space="preserve"> </w:t>
+      </w:r>
+      <w:r>
+        <w:t xml:space="preserve">PART1_USER_JOURNEYS_COMPLETE.md correctly states the achieved ROI as 312%. The DEALSTAGE_MEDIA_EMPIRE_BLUEPRINT.md cites 340% in the metrics summary. The correct figure is 312% (achieved). The Blueprint has been corrected in its companion review notes (see DEALSTAGE_MEDIA_EMPIRE_BLUEPRINT.md review notes, Correction 1). This document (PART1_USER_JOURNEYS_COMPLETE.md) is the authoritative source and is correct. No fix needed here — this note confirms this document’s figures are accurate.</w:t>
+      </w:r>
+    </w:p>
+    <w:p>
+      <w:pPr>
+        <w:pStyle w:val="BodyText"/>
+      </w:pPr>
+      <w:r>
+        <w:rPr>
+          <w:b/>
+          <w:bCs/>
+        </w:rPr>
+        <w:t xml:space="preserve">INCONSISTENCY 3: Priya Nair First Deal Value —</w:t>
+      </w:r>
+      <w:r>
+        <w:rPr>
+          <w:b/>
+          <w:bCs/>
+        </w:rPr>
+        <w:t xml:space="preserve"> </w:t>
+      </w:r>
+      <w:r>
+        <w:rPr>
+          <w:b/>
+          <w:bCs/>
+        </w:rPr>
+        <w:t xml:space="preserve">“$2,000”</w:t>
+      </w:r>
+      <w:r>
+        <w:rPr>
+          <w:b/>
+          <w:bCs/>
+        </w:rPr>
+        <w:t xml:space="preserve"> </w:t>
+      </w:r>
+      <w:r>
+        <w:rPr>
+          <w:b/>
+          <w:bCs/>
+        </w:rPr>
+        <w:t xml:space="preserve">vs</w:t>
+      </w:r>
+      <w:r>
+        <w:rPr>
+          <w:b/>
+          <w:bCs/>
+        </w:rPr>
+        <w:t xml:space="preserve"> </w:t>
+      </w:r>
+      <w:r>
+        <w:rPr>
+          <w:b/>
+          <w:bCs/>
+        </w:rPr>
+        <w:t xml:space="preserve">“$1,800”</w:t>
+      </w:r>
+      <w:r>
+        <w:t xml:space="preserve"> </w:t>
+      </w:r>
+      <w:r>
+        <w:t xml:space="preserve">In Journey 5’s Version A narrative, Priya’s first brand deal is described as</w:t>
+      </w:r>
+      <w:r>
+        <w:t xml:space="preserve"> </w:t>
+      </w:r>
+      <w:r>
+        <w:t xml:space="preserve">“$2,000”</w:t>
+      </w:r>
+      <w:r>
+        <w:t xml:space="preserve"> </w:t>
+      </w:r>
+      <w:r>
+        <w:t xml:space="preserve">in the summary header but the deal narrative body references a</w:t>
+      </w:r>
+      <w:r>
+        <w:t xml:space="preserve"> </w:t>
+      </w:r>
+      <w:r>
+        <w:t xml:space="preserve">“brand offer that came in at $1,800.”</w:t>
+      </w:r>
+      <w:r>
+        <w:t xml:space="preserve"> </w:t>
+      </w:r>
+      <w:r>
+        <w:t xml:space="preserve">These two figures should be reconciled. The $2,000 figure in the summary is likely the negotiated final value (Priya used DealStage to negotiate up from the initial $1,800 offer), but this should be stated explicitly in the narrative.</w:t>
+      </w:r>
+      <w:r>
+        <w:t xml:space="preserve"> </w:t>
+      </w:r>
+      <w:r>
+        <w:t xml:space="preserve">FIX: Clarify the Priya Nair first deal narrative:</w:t>
+      </w:r>
+      <w:r>
+        <w:t xml:space="preserve"> </w:t>
+      </w:r>
+      <w:r>
+        <w:t xml:space="preserve">“The brand’s initial offer was $1,800. Using DealStage’s Deal Score benchmark data showing comparable micro-creators receiving $1,900-$2,400 for equivalent deliverables, Priya countered and closed at $2,000.”</w:t>
+      </w:r>
+    </w:p>
+    <w:p>
+      <w:pPr>
+        <w:pStyle w:val="BodyText"/>
+      </w:pPr>
+      <w:r>
+        <w:rPr>
+          <w:b/>
+          <w:bCs/>
+        </w:rPr>
+        <w:t xml:space="preserve">INCONSISTENCY 4: Hartwell Creator Pool Arithmetic</w:t>
+      </w:r>
+      <w:r>
+        <w:t xml:space="preserve"> </w:t>
+      </w:r>
+      <w:r>
+        <w:t xml:space="preserve">The Hartwell journey states: 847 total creators audited, 37% found low-quality = 313 removed, leaving 534 creators. However, the document later states the restructured portfolio has</w:t>
+      </w:r>
+      <w:r>
+        <w:t xml:space="preserve"> </w:t>
+      </w:r>
+      <w:r>
+        <w:t xml:space="preserve">“535 creators.”</w:t>
+      </w:r>
+      <w:r>
+        <w:t xml:space="preserve"> </w:t>
+      </w:r>
+      <w:r>
+        <w:t xml:space="preserve">847 minus 313 = 534, not 535. This is a one-creator arithmetic error.</w:t>
+      </w:r>
+      <w:r>
+        <w:t xml:space="preserve"> </w:t>
+      </w:r>
+      <w:r>
+        <w:t xml:space="preserve">FIX: Standardize to 534 creators throughout the Hartwell journey, or confirm 535 by adjusting the percentage removed from 37% to 36.9%.</w:t>
+      </w:r>
+    </w:p>
+    <w:p>
+      <w:pPr>
+        <w:pStyle w:val="BodyText"/>
+      </w:pPr>
+      <w:r>
+        <w:rPr>
+          <w:b/>
+          <w:bCs/>
+        </w:rPr>
+        <w:t xml:space="preserve">INCONSISTENCY 5: Alex Chen Revenue Target —</w:t>
+      </w:r>
+      <w:r>
+        <w:rPr>
+          <w:b/>
+          <w:bCs/>
+        </w:rPr>
+        <w:t xml:space="preserve"> </w:t>
+      </w:r>
+      <w:r>
+        <w:rPr>
+          <w:b/>
+          <w:bCs/>
+        </w:rPr>
+        <w:t xml:space="preserve">“annualized $1.2M”</w:t>
+      </w:r>
+      <w:r>
+        <w:rPr>
+          <w:b/>
+          <w:bCs/>
+        </w:rPr>
+        <w:t xml:space="preserve"> </w:t>
+      </w:r>
+      <w:r>
+        <w:rPr>
+          <w:b/>
+          <w:bCs/>
+        </w:rPr>
+        <w:t xml:space="preserve">vs</w:t>
+      </w:r>
+      <w:r>
+        <w:rPr>
+          <w:b/>
+          <w:bCs/>
+        </w:rPr>
+        <w:t xml:space="preserve"> </w:t>
+      </w:r>
+      <w:r>
+        <w:rPr>
+          <w:b/>
+          <w:bCs/>
+        </w:rPr>
+        <w:t xml:space="preserve">“$240K commission”</w:t>
+      </w:r>
+      <w:r>
+        <w:t xml:space="preserve"> </w:t>
+      </w:r>
+      <w:r>
+        <w:t xml:space="preserve">The Alex Chen journey states total managed talent revenue growing from $800K to $1.2M annualized. At a 20% commission rate, $1.2M × 20% = $240K commission income. The document correctly states $240K. However, later in the journey, a different section references Alex’s</w:t>
+      </w:r>
+      <w:r>
+        <w:t xml:space="preserve"> </w:t>
+      </w:r>
+      <w:r>
+        <w:t xml:space="preserve">“personal income goal of $200K”</w:t>
+      </w:r>
+      <w:r>
+        <w:t xml:space="preserve"> </w:t>
+      </w:r>
+      <w:r>
+        <w:t xml:space="preserve">— implying his commission income is $200K, not $240K. The $200K figure is inconsistent with the $1.2M revenue at 20% commission.</w:t>
+      </w:r>
+      <w:r>
+        <w:t xml:space="preserve"> </w:t>
+      </w:r>
+      <w:r>
+        <w:t xml:space="preserve">FIX: Standardize to $240K commission income throughout the Alex Chen journey. If $200K is a net figure (after business expenses), state that explicitly.</w:t>
+      </w:r>
+    </w:p>
+    <w:p>
+      <w:r>
+        <w:pict>
+          <v:rect style="width:0;height:1.5pt" o:hralign="center" o:hrstd="t" o:hr="t"/>
+        </w:pict>
+      </w:r>
+    </w:p>
+    <w:bookmarkEnd w:id="97"/>
+    <w:bookmarkStart w:id="98" w:name="sections-needing-more-detail"/>
+    <w:p>
+      <w:pPr>
+        <w:pStyle w:val="Heading2"/>
+      </w:pPr>
+      <w:r>
+        <w:t xml:space="preserve">SECTIONS NEEDING MORE DETAIL</w:t>
+      </w:r>
+    </w:p>
+    <w:p>
+      <w:pPr>
+        <w:pStyle w:val="FirstParagraph"/>
+      </w:pPr>
+      <w:r>
+        <w:rPr>
+          <w:b/>
+          <w:bCs/>
+        </w:rPr>
+        <w:t xml:space="preserve">SECTION 1: Platform Onboarding Experience</w:t>
+      </w:r>
+      <w:r>
+        <w:t xml:space="preserve"> </w:t>
+      </w:r>
+      <w:r>
+        <w:t xml:space="preserve">None of the six journeys describe the initial DealStage onboarding experience in detail — the signup flow, the profile setup, the AI’s initial data collection, and the first recommendation. Journey 5 (Priya Nair, micro-creator) would be the ideal place to develop an onboarding walkthrough, since Priya is the least sophisticated user and would benefit most from a step-by-step onboarding experience. The onboarding narrative would also serve as product documentation and sales collateral.</w:t>
+      </w:r>
+    </w:p>
+    <w:p>
+      <w:pPr>
+        <w:pStyle w:val="BodyText"/>
+      </w:pPr>
+      <w:r>
+        <w:rPr>
+          <w:b/>
+          <w:bCs/>
+        </w:rPr>
+        <w:t xml:space="preserve">SECTION 2: Platform Failure and Recovery</w:t>
+      </w:r>
+      <w:r>
+        <w:t xml:space="preserve"> </w:t>
+      </w:r>
+      <w:r>
+        <w:t xml:space="preserve">None of the journeys show a moment where the platform’s recommendation was wrong, or where a deal that DealStage facilitated fell through. These moments of friction — and how the platform helps users recover — are as important as the success moments for building trust. A realistic narrative includes at least one deal that didn’t close, and shows how DealStage’s AI Deal Coach helps the user understand why and what to do differently.</w:t>
+      </w:r>
+    </w:p>
+    <w:p>
+      <w:pPr>
+        <w:pStyle w:val="BodyText"/>
+      </w:pPr>
+      <w:r>
+        <w:rPr>
+          <w:b/>
+          <w:bCs/>
+        </w:rPr>
+        <w:t xml:space="preserve">SECTION 3: Agency-Brand Interaction</w:t>
+      </w:r>
+      <w:r>
+        <w:t xml:space="preserve"> </w:t>
+      </w:r>
+      <w:r>
+        <w:t xml:space="preserve">The Marcus Williams (Journey 3) and Alex Chen (Journey 4) journeys show agencies managing creator deals but do not show the brand’s perspective in those same negotiations. A brief</w:t>
+      </w:r>
+      <w:r>
+        <w:t xml:space="preserve"> </w:t>
+      </w:r>
+      <w:r>
+        <w:t xml:space="preserve">“flip side”</w:t>
+      </w:r>
+      <w:r>
+        <w:t xml:space="preserve"> </w:t>
+      </w:r>
+      <w:r>
+        <w:t xml:space="preserve">section — showing how the brand on the other side of Marcus’s deals experiences the DealStage platform — would make the three-sided marketplace more vivid and would demonstrate the network effect (when both sides of a deal are on the platform, the deal closes faster with better terms for both).</w:t>
+      </w:r>
+    </w:p>
+    <w:p>
+      <w:pPr>
+        <w:pStyle w:val="BodyText"/>
+      </w:pPr>
+      <w:r>
+        <w:rPr>
+          <w:b/>
+          <w:bCs/>
+        </w:rPr>
+        <w:t xml:space="preserve">SECTION 4: Enterprise Brand Customization</w:t>
+      </w:r>
+      <w:r>
+        <w:t xml:space="preserve"> </w:t>
+      </w:r>
+      <w:r>
+        <w:t xml:space="preserve">The Hartwell journey (Journey 6) mentions the Enterprise custom plan ($7,500/mo) but does not detail what customization Hartwell receives for that fee — dedicated account management, custom AI training on their specific creator categories, API access, custom reporting, or white-label features. Enterprise pricing requires enterprise-level value articulation.</w:t>
+      </w:r>
+    </w:p>
+    <w:p>
+      <w:pPr>
+        <w:pStyle w:val="BodyText"/>
+      </w:pPr>
+      <w:r>
+        <w:rPr>
+          <w:b/>
+          <w:bCs/>
+        </w:rPr>
+        <w:t xml:space="preserve">SECTION 5: ROI Calculation Methodology</w:t>
+      </w:r>
+      <w:r>
+        <w:t xml:space="preserve"> </w:t>
+      </w:r>
+      <w:r>
+        <w:t xml:space="preserve">The ROI figures across journeys (312% for Sarah Chen, 50% revenue increase for Alex Chen, 16,100% for Jordan Blake) are compelling but lack a methodology section explaining how ROI is calculated. A one-page appendix defining how DealStage calculates and attributes ROI — distinguishing between platform cost ($X/year), opportunity cost saved (time × hourly rate), revenue directly attributed to platform vs. organic growth, and quality-adjusted revenue (better deals, not just more deals) — would make all six journeys more credible and defensible in investor and enterprise sales conversations.</w:t>
+      </w:r>
+    </w:p>
+    <w:p>
+      <w:r>
+        <w:pict>
+          <v:rect style="width:0;height:1.5pt" o:hralign="center" o:hrstd="t" o:hr="t"/>
+        </w:pict>
+      </w:r>
+    </w:p>
+    <w:bookmarkEnd w:id="98"/>
+    <w:bookmarkStart w:id="99" w:name="outdated-information"/>
+    <w:p>
+      <w:pPr>
+        <w:pStyle w:val="Heading2"/>
+      </w:pPr>
+      <w:r>
+        <w:t xml:space="preserve">OUTDATED INFORMATION</w:t>
+      </w:r>
+    </w:p>
+    <w:p>
+      <w:pPr>
+        <w:pStyle w:val="FirstParagraph"/>
+      </w:pPr>
+      <w:r>
+        <w:rPr>
+          <w:b/>
+          <w:bCs/>
+        </w:rPr>
+        <w:t xml:space="preserve">OUTDATED 1: TikTok as Priya Nair’s Primary Platform</w:t>
+      </w:r>
+      <w:r>
+        <w:t xml:space="preserve"> </w:t>
+      </w:r>
+      <w:r>
+        <w:t xml:space="preserve">Journey 5 establishes Priya Nair as a TikTok creator with 5,200 followers. Given TikTok’s regulatory uncertainty in the US through 2024-2025, the narrative should either (a) acknowledge that Priya maintains a multi-platform presence (TikTok + Instagram Reels + YouTube Shorts) as a risk mitigation strategy, or (b) update Priya’s primary platform to Instagram Reels or YouTube Shorts if TikTok’s availability in the US is uncertain by the time this content is published.</w:t>
+      </w:r>
+    </w:p>
+    <w:p>
+      <w:pPr>
+        <w:pStyle w:val="BodyText"/>
+      </w:pPr>
+      <w:r>
+        <w:rPr>
+          <w:b/>
+          <w:bCs/>
+        </w:rPr>
+        <w:t xml:space="preserve">OUTDATED 2: Creator Rate Benchmarks</w:t>
+      </w:r>
+      <w:r>
+        <w:t xml:space="preserve"> </w:t>
+      </w:r>
+      <w:r>
+        <w:t xml:space="preserve">Specific rate benchmarks used throughout the journeys (e.g., $X per 1,000 followers, $Y per story post) reflect 2024-2025 market rates. These figures shift regularly as the creator economy evolves and as platform algorithm changes affect engagement rates. The document should note that all rate benchmarks are based on 2025-2026 market data and will be updated annually.</w:t>
+      </w:r>
+    </w:p>
+    <w:p>
+      <w:pPr>
+        <w:pStyle w:val="BodyText"/>
+      </w:pPr>
+      <w:r>
+        <w:rPr>
+          <w:b/>
+          <w:bCs/>
+        </w:rPr>
+        <w:t xml:space="preserve">OUTDATED 3: Jordan Blake’s Follower Count Context</w:t>
+      </w:r>
+      <w:r>
+        <w:t xml:space="preserve"> </w:t>
+      </w:r>
+      <w:r>
+        <w:t xml:space="preserve">Jordan Blake is positioned as a</w:t>
+      </w:r>
+      <w:r>
+        <w:t xml:space="preserve"> </w:t>
+      </w:r>
+      <w:r>
+        <w:t xml:space="preserve">“mid-tier”</w:t>
+      </w:r>
+      <w:r>
+        <w:t xml:space="preserve"> </w:t>
+      </w:r>
+      <w:r>
+        <w:t xml:space="preserve">creator with 127,000 Instagram followers. In 2026, a creator with 127K followers on Instagram alone would typically be classified as</w:t>
+      </w:r>
+      <w:r>
+        <w:t xml:space="preserve"> </w:t>
+      </w:r>
+      <w:r>
+        <w:t xml:space="preserve">“nano-to-micro”</w:t>
+      </w:r>
+      <w:r>
+        <w:t xml:space="preserve"> </w:t>
+      </w:r>
+      <w:r>
+        <w:t xml:space="preserve">rather than mid-tier, as the mid-tier definition has shifted upward with platform growth. The framing should be updated or clarified to reflect current tier definitions.</w:t>
+      </w:r>
+    </w:p>
+    <w:p>
+      <w:r>
+        <w:pict>
+          <v:rect style="width:0;height:1.5pt" o:hralign="center" o:hrstd="t" o:hr="t"/>
+        </w:pict>
+      </w:r>
+    </w:p>
+    <w:bookmarkEnd w:id="99"/>
+    <w:bookmarkStart w:id="100" w:name="recommendations"/>
+    <w:p>
+      <w:pPr>
+        <w:pStyle w:val="Heading2"/>
+      </w:pPr>
+      <w:r>
+        <w:t xml:space="preserve">RECOMMENDATIONS</w:t>
+      </w:r>
+    </w:p>
+    <w:p>
+      <w:pPr>
+        <w:pStyle w:val="FirstParagraph"/>
+      </w:pPr>
+      <w:r>
+        <w:rPr>
+          <w:b/>
+          <w:bCs/>
+        </w:rPr>
+        <w:t xml:space="preserve">RECOMMENDATION 1: Add Version B (Data-Driven) for Journeys 4, 5, and 6</w:t>
+      </w:r>
+      <w:r>
+        <w:t xml:space="preserve"> </w:t>
+      </w:r>
+      <w:r>
+        <w:t xml:space="preserve">Develop Version B case study formats for Alex Chen, Priya Nair, and Hartwell. Each Version B should follow the same structure as Sarah Chen’s Version B: executive summary, before-state metrics, platform implementation timeline, quantified outcomes, and ROI calculation. This brings full parity across all six journeys.</w:t>
+      </w:r>
+    </w:p>
+    <w:p>
+      <w:pPr>
+        <w:pStyle w:val="BodyText"/>
+      </w:pPr>
+      <w:r>
+        <w:rPr>
+          <w:b/>
+          <w:bCs/>
+        </w:rPr>
+        <w:t xml:space="preserve">RECOMMENDATION 2: Add Month-by-Month Tables for Journeys 4-6</w:t>
+      </w:r>
+      <w:r>
+        <w:t xml:space="preserve"> </w:t>
+      </w:r>
+      <w:r>
+        <w:t xml:space="preserve">Develop month-by-month progression tables for Alex Chen (12 months, revenue per client per month), Priya Nair (9 months, deal value by brand partner), and Hartwell (12 months, creator pool quality score and attributed ROI per quarter). These tables are the most analytically persuasive element of the current journeys and their absence from three of six journeys is a quality gap.</w:t>
+      </w:r>
+    </w:p>
+    <w:p>
+      <w:pPr>
+        <w:pStyle w:val="BodyText"/>
+      </w:pPr>
+      <w:r>
+        <w:rPr>
+          <w:b/>
+          <w:bCs/>
+        </w:rPr>
+        <w:t xml:space="preserve">RECOMMENDATION 3: Add a</w:t>
+      </w:r>
+      <w:r>
+        <w:rPr>
+          <w:b/>
+          <w:bCs/>
+        </w:rPr>
+        <w:t xml:space="preserve"> </w:t>
+      </w:r>
+      <w:r>
+        <w:rPr>
+          <w:b/>
+          <w:bCs/>
+        </w:rPr>
+        <w:t xml:space="preserve">“Failure Story”</w:t>
+      </w:r>
+      <w:r>
+        <w:rPr>
+          <w:b/>
+          <w:bCs/>
+        </w:rPr>
+        <w:t xml:space="preserve"> </w:t>
+      </w:r>
+      <w:r>
+        <w:rPr>
+          <w:b/>
+          <w:bCs/>
+        </w:rPr>
+        <w:t xml:space="preserve">Journey</w:t>
+      </w:r>
+      <w:r>
+        <w:t xml:space="preserve"> </w:t>
+      </w:r>
+      <w:r>
+        <w:t xml:space="preserve">Add a Journey 7 (optional) featuring a creator or brand that did NOT use DealStage and experienced the cost of inaction: missed deals, underpriced partnerships, wasted spend on low-quality creators. This journey is described as a recommendation in the original document body and is worth formalizing. The failure story is the most commercially persuasive content in the set.</w:t>
+      </w:r>
+    </w:p>
+    <w:p>
+      <w:pPr>
+        <w:pStyle w:val="BodyText"/>
+      </w:pPr>
+      <w:r>
+        <w:rPr>
+          <w:b/>
+          <w:bCs/>
+        </w:rPr>
+        <w:t xml:space="preserve">RECOMMENDATION 4: Add the AI Contract Scanner to at Least Two Journeys</w:t>
+      </w:r>
+      <w:r>
+        <w:t xml:space="preserve"> </w:t>
+      </w:r>
+      <w:r>
+        <w:t xml:space="preserve">Insert AI Contract Scanner usage into Priya Nair’s journey (she reviews her first contract and the scanner flags unfavorable exclusivity terms she would not have noticed) and the Hartwell journey (the enterprise brand uses the scanner to standardize 535 creator contracts against brand-safe terms). This ensures every major platform feature appears in at least one journey.</w:t>
+      </w:r>
+    </w:p>
+    <w:p>
+      <w:pPr>
+        <w:pStyle w:val="BodyText"/>
+      </w:pPr>
+      <w:r>
+        <w:rPr>
+          <w:b/>
+          <w:bCs/>
+        </w:rPr>
+        <w:t xml:space="preserve">RECOMMENDATION 5: Add an ROI Methodology Appendix</w:t>
+      </w:r>
+      <w:r>
+        <w:t xml:space="preserve"> </w:t>
+      </w:r>
+      <w:r>
+        <w:t xml:space="preserve">Append a one-page ROI methodology section defining: what DealStage counts as</w:t>
+      </w:r>
+      <w:r>
+        <w:t xml:space="preserve"> </w:t>
+      </w:r>
+      <w:r>
+        <w:t xml:space="preserve">“platform-attributed revenue,”</w:t>
+      </w:r>
+      <w:r>
+        <w:t xml:space="preserve"> </w:t>
+      </w:r>
+      <w:r>
+        <w:t xml:space="preserve">how time savings are valued (hourly rate assumptions by user role), how opportunity cost is calculated, and what is explicitly excluded from the ROI calculation. This appendix turns the journey ROI figures from marketing claims into auditable business cases.</w:t>
+      </w:r>
+    </w:p>
+    <w:p>
+      <w:r>
+        <w:pict>
+          <v:rect style="width:0;height:1.5pt" o:hralign="center" o:hrstd="t" o:hr="t"/>
+        </w:pict>
+      </w:r>
+    </w:p>
+    <w:bookmarkEnd w:id="100"/>
+    <w:bookmarkStart w:id="101" w:name="overall-grade-a-"/>
+    <w:p>
+      <w:pPr>
+        <w:pStyle w:val="Heading2"/>
+      </w:pPr>
+      <w:r>
+        <w:t xml:space="preserve">OVERALL GRADE: A-</w:t>
+      </w:r>
+    </w:p>
+    <w:p>
+      <w:pPr>
+        <w:pStyle w:val="FirstParagraph"/>
+      </w:pPr>
+      <w:r>
+        <w:rPr>
+          <w:b/>
+          <w:bCs/>
+        </w:rPr>
+        <w:t xml:space="preserve">Rationale:</w:t>
+      </w:r>
+      <w:r>
+        <w:t xml:space="preserve"> </w:t>
+      </w:r>
+      <w:r>
+        <w:t xml:space="preserve">PART1_USER_JOURNEYS_COMPLETE.md is the strongest document in the reviewed set from a narrative quality and coverage perspective. All 6 user journeys are present. The three original journeys (Jordan Blake, Sarah Chen, Marcus Williams) are outstanding — specific, emotionally resonant, financially detailed, and feature-rich. The three newer journeys (Alex Chen, Priya Nair, Hartwell) are well-constructed and add meaningful dimension to the platform’s use cases. The document earns A- rather than A for two reasons: (1) Journeys 4-6 lack Version B (data-driven) equivalents and month-by-month tables, creating a two-tier quality gap between the original and expansion journeys. (2) Four factual inconsistencies were identified (Jordan’s $340K/$140K gap, Priya’s $2K/$1.8K first deal, Hartwell’s 534/535 creator count, Alex’s $240K/$200K commission). These are all fixable in a single editing pass. With these corrections and the Version B additions for the newer journeys, this document would earn a full A.</w:t>
+      </w:r>
+    </w:p>
+    <w:p>
+      <w:r>
+        <w:pict>
+          <v:rect style="width:0;height:1.5pt" o:hralign="center" o:hrstd="t" o:hr="t"/>
+        </w:pict>
+      </w:r>
+    </w:p>
+    <w:bookmarkEnd w:id="101"/>
+    <w:bookmarkStart w:id="108" w:name="corrections-and-expansions"/>
+    <w:p>
+      <w:pPr>
+        <w:pStyle w:val="Heading2"/>
+      </w:pPr>
+      <w:r>
+        <w:t xml:space="preserve">CORRECTIONS AND EXPANSIONS</w:t>
+      </w:r>
+    </w:p>
+    <w:bookmarkStart w:id="102" w:name="X07858d19268b4f5eceb395068813cd4f84ce45f"/>
+    <w:p>
+      <w:pPr>
+        <w:pStyle w:val="Heading3"/>
+      </w:pPr>
+      <w:r>
+        <w:t xml:space="preserve">Correction 1: Jordan Blake Revenue Footnote</w:t>
+      </w:r>
+    </w:p>
+    <w:p>
+      <w:pPr>
+        <w:pStyle w:val="FirstParagraph"/>
+      </w:pPr>
+      <w:r>
+        <w:t xml:space="preserve">Add the following footnote to the $340,000 six-month total:</w:t>
+      </w:r>
+      <w:r>
+        <w:t xml:space="preserve"> </w:t>
+      </w:r>
+      <w:r>
+        <w:t xml:space="preserve">“Note: The $340,000 total reflects all revenue tracked by the DealStage Deal Pipeline over the 6-month period, including base deal fees, earned performance bonuses, affiliate commission income, and renewal deal values. Base deal fees only (excluding bonuses, affiliate income, and renewals) total approximately $140,000. The $340,000 figure represents Jordan’s total earnings attributable to DealStage-facilitated partnerships.”</w:t>
+      </w:r>
+    </w:p>
+    <w:bookmarkEnd w:id="102"/>
+    <w:bookmarkStart w:id="103" w:name="X72ae4a1144363d9904c6394ecd67e3101b327c8"/>
+    <w:p>
+      <w:pPr>
+        <w:pStyle w:val="Heading3"/>
+      </w:pPr>
+      <w:r>
+        <w:t xml:space="preserve">Correction 2: Priya Nair First Deal Narrative</w:t>
+      </w:r>
+    </w:p>
+    <w:p>
+      <w:pPr>
+        <w:pStyle w:val="FirstParagraph"/>
+      </w:pPr>
+      <w:r>
+        <w:t xml:space="preserve">Update the first deal narrative to read:</w:t>
+      </w:r>
+      <w:r>
+        <w:t xml:space="preserve"> </w:t>
+      </w:r>
+      <w:r>
+        <w:t xml:space="preserve">“The brand’s initial offer came in at $1,800. DealStage’s Deal Score showed that comparable micro-creators with similar engagement rates and audience demographics had closed deals in the $1,900-$2,400 range for equivalent deliverables. Priya countered at $2,100. The brand met her at $2,000. It was the first time she had ever negotiated — and she won.”</w:t>
+      </w:r>
+    </w:p>
+    <w:bookmarkEnd w:id="103"/>
+    <w:bookmarkStart w:id="104" w:name="correction-3-hartwell-creator-pool-count"/>
+    <w:p>
+      <w:pPr>
+        <w:pStyle w:val="Heading3"/>
+      </w:pPr>
+      <w:r>
+        <w:t xml:space="preserve">Correction 3: Hartwell Creator Pool Count</w:t>
+      </w:r>
+    </w:p>
+    <w:p>
+      <w:pPr>
+        <w:pStyle w:val="FirstParagraph"/>
+      </w:pPr>
+      <w:r>
+        <w:t xml:space="preserve">Standardize the Hartwell journey to</w:t>
+      </w:r>
+      <w:r>
+        <w:t xml:space="preserve"> </w:t>
+      </w:r>
+      <w:r>
+        <w:t xml:space="preserve">“534 active creators”</w:t>
+      </w:r>
+      <w:r>
+        <w:t xml:space="preserve"> </w:t>
+      </w:r>
+      <w:r>
+        <w:t xml:space="preserve">after the 313-creator reduction (847 × 37% = 313; 847 - 313 = 534). Update all references to the restructured portfolio from</w:t>
+      </w:r>
+      <w:r>
+        <w:t xml:space="preserve"> </w:t>
+      </w:r>
+      <w:r>
+        <w:t xml:space="preserve">“535 creators”</w:t>
+      </w:r>
+      <w:r>
+        <w:t xml:space="preserve"> </w:t>
+      </w:r>
+      <w:r>
+        <w:t xml:space="preserve">to</w:t>
+      </w:r>
+      <w:r>
+        <w:t xml:space="preserve"> </w:t>
+      </w:r>
+      <w:r>
+        <w:t xml:space="preserve">“534 creators.”</w:t>
+      </w:r>
+    </w:p>
+    <w:bookmarkEnd w:id="104"/>
+    <w:bookmarkStart w:id="105" w:name="correction-4-alex-chen-commission-income"/>
+    <w:p>
+      <w:pPr>
+        <w:pStyle w:val="Heading3"/>
+      </w:pPr>
+      <w:r>
+        <w:t xml:space="preserve">Correction 4: Alex Chen Commission Income</w:t>
+      </w:r>
+    </w:p>
+    <w:p>
+      <w:pPr>
+        <w:pStyle w:val="FirstParagraph"/>
+      </w:pPr>
+      <w:r>
+        <w:t xml:space="preserve">Standardize Alex Chen’s commission income to $240,000 (20% of $1.2M managed talent revenue) throughout Journey 4. If the $200,000 figure represents net income after business expenses, add a clarifying note:</w:t>
+      </w:r>
+      <w:r>
+        <w:t xml:space="preserve"> </w:t>
+      </w:r>
+      <w:r>
+        <w:t xml:space="preserve">“Net personal income after business operating costs: approximately $200,000.”</w:t>
+      </w:r>
+    </w:p>
+    <w:bookmarkEnd w:id="105"/>
+    <w:bookmarkStart w:id="106" w:name="X8d0af1a6d0bb1678eb39d29025de7391b19a12a"/>
+    <w:p>
+      <w:pPr>
+        <w:pStyle w:val="Heading3"/>
+      </w:pPr>
+      <w:r>
+        <w:t xml:space="preserve">Expansion 1: AI Contract Scanner Integration Points</w:t>
+      </w:r>
+    </w:p>
+    <w:p>
+      <w:pPr>
+        <w:pStyle w:val="FirstParagraph"/>
+      </w:pPr>
+      <w:r>
+        <w:t xml:space="preserve">The following are the recommended integration points for the AI Contract Scanner feature across user journeys. These additions should be incorporated into the relevant journey narratives in Version 2.0:</w:t>
+      </w:r>
+    </w:p>
+    <w:p>
+      <w:pPr>
+        <w:pStyle w:val="BodyText"/>
+      </w:pPr>
+      <w:r>
+        <w:rPr>
+          <w:b/>
+          <w:bCs/>
+        </w:rPr>
+        <w:t xml:space="preserve">Journey 5 (Priya Nair) — Month 1:</w:t>
+      </w:r>
+      <w:r>
+        <w:t xml:space="preserve"> </w:t>
+      </w:r>
+      <w:r>
+        <w:t xml:space="preserve">“The brand sent over a 12-page brand partnership agreement. DealStage’s AI Contract Scanner reviewed it in 40 seconds. It flagged three issues: a 12-month exclusivity clause covering all fitness-related content (industry standard is 30-90 days), a buyout clause allowing the brand to repurpose Priya’s content without additional compensation, and a late payment clause with no interest provision. Priya had no idea these clauses were unusual. She replied with three specific requests, citing industry standards. The brand revised all three.”</w:t>
+      </w:r>
+    </w:p>
+    <w:p>
+      <w:pPr>
+        <w:pStyle w:val="BodyText"/>
+      </w:pPr>
+      <w:r>
+        <w:rPr>
+          <w:b/>
+          <w:bCs/>
+        </w:rPr>
+        <w:t xml:space="preserve">Journey 6 (Hartwell) — Q2 Implementation:</w:t>
+      </w:r>
+      <w:r>
+        <w:t xml:space="preserve"> </w:t>
+      </w:r>
+      <w:r>
+        <w:t xml:space="preserve">“With 534 active creator partnerships, Hartwell’s legal team faced the challenge of reviewing hundreds of creator contracts for brand-safe terms. DealStage’s AI Contract Scanner was configured with Hartwell’s brand protection standards — prohibited competitor mentions, FTC disclosure requirements, content approval timelines. The scanner ran against all 534 active contracts and flagged 89 agreements with non-standard terms. Hartwell’s legal team renegotiated the 89 flagged contracts, reducing legal risk exposure by an estimated $4.2M in potential brand safety violations.”</w:t>
+      </w:r>
+    </w:p>
+    <w:bookmarkEnd w:id="106"/>
+    <w:bookmarkStart w:id="107" w:name="Xa7322f4f1bbfe27c64fbd682f6aab0be1164d7e"/>
+    <w:p>
+      <w:pPr>
+        <w:pStyle w:val="Heading3"/>
+      </w:pPr>
+      <w:r>
+        <w:t xml:space="preserve">Expansion 2: Version B Templates for Journeys 4-6 (Outline)</w:t>
+      </w:r>
+    </w:p>
+    <w:p>
+      <w:pPr>
+        <w:pStyle w:val="FirstParagraph"/>
+      </w:pPr>
+      <w:r>
+        <w:t xml:space="preserve">The following Version B case study structures are recommended for development in Version 2.0:</w:t>
+      </w:r>
+    </w:p>
+    <w:p>
+      <w:pPr>
+        <w:pStyle w:val="BodyText"/>
+      </w:pPr>
+      <w:r>
+        <w:rPr>
+          <w:b/>
+          <w:bCs/>
+        </w:rPr>
+        <w:t xml:space="preserve">Journey 4 — Alex Chen Version B:</w:t>
+      </w:r>
+      <w:r>
+        <w:t xml:space="preserve"> </w:t>
+      </w:r>
+      <w:r>
+        <w:t xml:space="preserve">- Executive Summary: Solo manager scales managed revenue 50% in 12 months using AI-powered deal intelligence</w:t>
+      </w:r>
+      <w:r>
+        <w:t xml:space="preserve"> </w:t>
+      </w:r>
+      <w:r>
+        <w:t xml:space="preserve">- Before-State: 8 clients, $800K managed revenue, 60+ hours/week, commission $160K/year</w:t>
+      </w:r>
+      <w:r>
+        <w:t xml:space="preserve"> </w:t>
+      </w:r>
+      <w:r>
+        <w:t xml:space="preserve">- Implementation: Month 1-3 (platform setup, client profiles), Month 4-6 (first AI-matched deals), Month 7-12 (full pipeline optimization)</w:t>
+      </w:r>
+      <w:r>
+        <w:t xml:space="preserve"> </w:t>
+      </w:r>
+      <w:r>
+        <w:t xml:space="preserve">- Results: 12 clients (4 new), $1.2M managed revenue, 35 hours/week, commission $240K/year</w:t>
+      </w:r>
+      <w:r>
+        <w:t xml:space="preserve"> </w:t>
+      </w:r>
+      <w:r>
+        <w:t xml:space="preserve">- ROI: Platform cost $5,988/year ($499/mo); revenue increase $80,000/year; ROI: 1,235%</w:t>
+      </w:r>
+    </w:p>
+    <w:p>
+      <w:pPr>
+        <w:pStyle w:val="BodyText"/>
+      </w:pPr>
+      <w:r>
+        <w:rPr>
+          <w:b/>
+          <w:bCs/>
+        </w:rPr>
+        <w:t xml:space="preserve">Journey 5 — Priya Nair Version B:</w:t>
+      </w:r>
+      <w:r>
+        <w:t xml:space="preserve"> </w:t>
+      </w:r>
+      <w:r>
+        <w:t xml:space="preserve">- Executive Summary: Micro-creator with 5,200 TikTok followers closes $12,400 in brand deals in 9 months</w:t>
+      </w:r>
+      <w:r>
+        <w:t xml:space="preserve"> </w:t>
+      </w:r>
+      <w:r>
+        <w:t xml:space="preserve">- Before-State: 1 unpaid brand collab, no benchmark data, no negotiation experience</w:t>
+      </w:r>
+      <w:r>
+        <w:t xml:space="preserve"> </w:t>
+      </w:r>
+      <w:r>
+        <w:t xml:space="preserve">- Implementation: Month 1 (Starter plan, profile, Audience Quality Score), Month 2-4 (first 3 paid deals), Month 5-9 (deal stacking and renewals)</w:t>
+      </w:r>
+      <w:r>
+        <w:t xml:space="preserve"> </w:t>
+      </w:r>
+      <w:r>
+        <w:t xml:space="preserve">- Results: 7 paid partnerships, $12,400 total earned, Audience Quality Score: 94/100</w:t>
+      </w:r>
+      <w:r>
+        <w:t xml:space="preserve"> </w:t>
+      </w:r>
+      <w:r>
+        <w:t xml:space="preserve">- ROI: Platform cost $441 (9 months × $49); revenue $12,400; ROI: 2,712%</w:t>
+      </w:r>
+    </w:p>
+    <w:p>
+      <w:pPr>
+        <w:pStyle w:val="BodyText"/>
+      </w:pPr>
+      <w:r>
+        <w:rPr>
+          <w:b/>
+          <w:bCs/>
+        </w:rPr>
+        <w:t xml:space="preserve">Journey 6 — Hartwell Consumer Products Version B:</w:t>
+      </w:r>
+      <w:r>
+        <w:t xml:space="preserve"> </w:t>
+      </w:r>
+      <w:r>
+        <w:t xml:space="preserve">- Executive Summary: Fortune 500 CPG restructures $10.2M influencer program, achieves $39.2M attributed ROI</w:t>
+      </w:r>
+      <w:r>
+        <w:t xml:space="preserve"> </w:t>
+      </w:r>
+      <w:r>
+        <w:t xml:space="preserve">- Before-State: 847 creator partnerships, 37% low-quality, 22% FTC compliance gaps, $10.2M spend</w:t>
+      </w:r>
+      <w:r>
+        <w:t xml:space="preserve"> </w:t>
+      </w:r>
+      <w:r>
+        <w:t xml:space="preserve">- Implementation: Q1 (audit + AI scoring), Q2 (restructure to 534 creators), Q3-Q4 (optimization)</w:t>
+      </w:r>
+      <w:r>
+        <w:t xml:space="preserve"> </w:t>
+      </w:r>
+      <w:r>
+        <w:t xml:space="preserve">- Results: $39.2M attributed ROI, 534 creators, FTC compliance 100%, cost-per-acquisition -43%</w:t>
+      </w:r>
+      <w:r>
+        <w:t xml:space="preserve"> </w:t>
+      </w:r>
+      <w:r>
+        <w:t xml:space="preserve">- ROI: Platform cost $90,000/year ($7,500/mo); program ROI uplift $29M vs prior year; ROI: 32,122%</w:t>
+      </w:r>
+    </w:p>
+    <w:p>
+      <w:r>
+        <w:pict>
+          <v:rect style="width:0;height:1.5pt" o:hralign="center" o:hrstd="t" o:hr="t"/>
+        </w:pict>
+      </w:r>
+    </w:p>
+    <w:p>
+      <w:pPr>
+        <w:pStyle w:val="FirstParagraph"/>
+      </w:pPr>
+      <w:r>
+        <w:rPr>
+          <w:i/>
+          <w:iCs/>
+        </w:rPr>
+        <w:t xml:space="preserve">Review completed March 2026. All corrections should be applied in Version 2.0 of this document. This review notes section serves as the authoritative record of identified issues and approved resolutions.</w:t>
+      </w:r>
+    </w:p>
+    <w:bookmarkEnd w:id="107"/>
+    <w:bookmarkEnd w:id="108"/>
+    <w:bookmarkEnd w:id="109"/>
     <w:sectPr>
       <w:footnotePr>
         <w:numRestart w:val="eachSect"/>

--- a/docs/PART1_USER_JOURNEYS_COMPLETE.docx
+++ b/docs/PART1_USER_JOURNEYS_COMPLETE.docx
@@ -18375,40 +18375,70 @@
         </w:rPr>
         <w:t xml:space="preserve">Journey 4 — Alex Chen Version B:</w:t>
       </w:r>
-      <w:r>
-        <w:t xml:space="preserve"> </w:t>
-      </w:r>
-      <w:r>
-        <w:t xml:space="preserve">- Executive Summary: Solo manager scales managed revenue 50% in 12 months using AI-powered deal intelligence</w:t>
-      </w:r>
-      <w:r>
-        <w:t xml:space="preserve"> </w:t>
-      </w:r>
-      <w:r>
-        <w:t xml:space="preserve">- Before-State: 8 clients, $800K managed revenue, 60+ hours/week, commission $160K/year</w:t>
-      </w:r>
-      <w:r>
-        <w:t xml:space="preserve"> </w:t>
-      </w:r>
-      <w:r>
-        <w:t xml:space="preserve">- Implementation: Month 1-3 (platform setup, client profiles), Month 4-6 (first AI-matched deals), Month 7-12 (full pipeline optimization)</w:t>
-      </w:r>
-      <w:r>
-        <w:t xml:space="preserve"> </w:t>
-      </w:r>
-      <w:r>
-        <w:t xml:space="preserve">- Results: 12 clients (4 new), $1.2M managed revenue, 35 hours/week, commission $240K/year</w:t>
-      </w:r>
-      <w:r>
-        <w:t xml:space="preserve"> </w:t>
-      </w:r>
-      <w:r>
-        <w:t xml:space="preserve">- ROI: Platform cost $5,988/year ($499/mo); revenue increase $80,000/year; ROI: 1,235%</w:t>
-      </w:r>
-    </w:p>
-    <w:p>
-      <w:pPr>
-        <w:pStyle w:val="BodyText"/>
+    </w:p>
+    <w:p>
+      <w:pPr>
+        <w:pStyle w:val="Compact"/>
+        <w:numPr>
+          <w:ilvl w:val="0"/>
+          <w:numId w:val="1007"/>
+        </w:numPr>
+      </w:pPr>
+      <w:r>
+        <w:t xml:space="preserve">Executive Summary: Solo manager scales managed revenue 50% in 12 months using AI-powered deal intelligence</w:t>
+      </w:r>
+    </w:p>
+    <w:p>
+      <w:pPr>
+        <w:pStyle w:val="Compact"/>
+        <w:numPr>
+          <w:ilvl w:val="0"/>
+          <w:numId w:val="1007"/>
+        </w:numPr>
+      </w:pPr>
+      <w:r>
+        <w:t xml:space="preserve">Before-State: 8 clients, $800K managed revenue, 60+ hours/week, commission $160K/year</w:t>
+      </w:r>
+    </w:p>
+    <w:p>
+      <w:pPr>
+        <w:pStyle w:val="Compact"/>
+        <w:numPr>
+          <w:ilvl w:val="0"/>
+          <w:numId w:val="1007"/>
+        </w:numPr>
+      </w:pPr>
+      <w:r>
+        <w:t xml:space="preserve">Implementation: Month 1-3 (platform setup, client profiles), Month 4-6 (first AI-matched deals), Month 7-12 (full pipeline optimization)</w:t>
+      </w:r>
+    </w:p>
+    <w:p>
+      <w:pPr>
+        <w:pStyle w:val="Compact"/>
+        <w:numPr>
+          <w:ilvl w:val="0"/>
+          <w:numId w:val="1007"/>
+        </w:numPr>
+      </w:pPr>
+      <w:r>
+        <w:t xml:space="preserve">Results: 12 clients (4 new), $1.2M managed revenue, 35 hours/week, commission $240K/year</w:t>
+      </w:r>
+    </w:p>
+    <w:p>
+      <w:pPr>
+        <w:pStyle w:val="Compact"/>
+        <w:numPr>
+          <w:ilvl w:val="0"/>
+          <w:numId w:val="1007"/>
+        </w:numPr>
+      </w:pPr>
+      <w:r>
+        <w:t xml:space="preserve">ROI: Platform cost $5,988/year ($499/mo); revenue increase $80,000/year; ROI: 1,235%</w:t>
+      </w:r>
+    </w:p>
+    <w:p>
+      <w:pPr>
+        <w:pStyle w:val="FirstParagraph"/>
       </w:pPr>
       <w:r>
         <w:rPr>
@@ -18417,40 +18447,70 @@
         </w:rPr>
         <w:t xml:space="preserve">Journey 5 — Priya Nair Version B:</w:t>
       </w:r>
-      <w:r>
-        <w:t xml:space="preserve"> </w:t>
-      </w:r>
-      <w:r>
-        <w:t xml:space="preserve">- Executive Summary: Micro-creator with 5,200 TikTok followers closes $12,400 in brand deals in 9 months</w:t>
-      </w:r>
-      <w:r>
-        <w:t xml:space="preserve"> </w:t>
-      </w:r>
-      <w:r>
-        <w:t xml:space="preserve">- Before-State: 1 unpaid brand collab, no benchmark data, no negotiation experience</w:t>
-      </w:r>
-      <w:r>
-        <w:t xml:space="preserve"> </w:t>
-      </w:r>
-      <w:r>
-        <w:t xml:space="preserve">- Implementation: Month 1 (Starter plan, profile, Audience Quality Score), Month 2-4 (first 3 paid deals), Month 5-9 (deal stacking and renewals)</w:t>
-      </w:r>
-      <w:r>
-        <w:t xml:space="preserve"> </w:t>
-      </w:r>
-      <w:r>
-        <w:t xml:space="preserve">- Results: 7 paid partnerships, $12,400 total earned, Audience Quality Score: 94/100</w:t>
-      </w:r>
-      <w:r>
-        <w:t xml:space="preserve"> </w:t>
-      </w:r>
-      <w:r>
-        <w:t xml:space="preserve">- ROI: Platform cost $441 (9 months × $49); revenue $12,400; ROI: 2,712%</w:t>
-      </w:r>
-    </w:p>
-    <w:p>
-      <w:pPr>
-        <w:pStyle w:val="BodyText"/>
+    </w:p>
+    <w:p>
+      <w:pPr>
+        <w:pStyle w:val="Compact"/>
+        <w:numPr>
+          <w:ilvl w:val="0"/>
+          <w:numId w:val="1008"/>
+        </w:numPr>
+      </w:pPr>
+      <w:r>
+        <w:t xml:space="preserve">Executive Summary: Micro-creator with 5,200 TikTok followers closes $12,400 in brand deals in 9 months</w:t>
+      </w:r>
+    </w:p>
+    <w:p>
+      <w:pPr>
+        <w:pStyle w:val="Compact"/>
+        <w:numPr>
+          <w:ilvl w:val="0"/>
+          <w:numId w:val="1008"/>
+        </w:numPr>
+      </w:pPr>
+      <w:r>
+        <w:t xml:space="preserve">Before-State: 1 unpaid brand collab, no benchmark data, no negotiation experience</w:t>
+      </w:r>
+    </w:p>
+    <w:p>
+      <w:pPr>
+        <w:pStyle w:val="Compact"/>
+        <w:numPr>
+          <w:ilvl w:val="0"/>
+          <w:numId w:val="1008"/>
+        </w:numPr>
+      </w:pPr>
+      <w:r>
+        <w:t xml:space="preserve">Implementation: Month 1 (Starter plan, profile, Audience Quality Score), Month 2-4 (first 3 paid deals), Month 5-9 (deal stacking and renewals)</w:t>
+      </w:r>
+    </w:p>
+    <w:p>
+      <w:pPr>
+        <w:pStyle w:val="Compact"/>
+        <w:numPr>
+          <w:ilvl w:val="0"/>
+          <w:numId w:val="1008"/>
+        </w:numPr>
+      </w:pPr>
+      <w:r>
+        <w:t xml:space="preserve">Results: 7 paid partnerships, $12,400 total earned, Audience Quality Score: 94/100</w:t>
+      </w:r>
+    </w:p>
+    <w:p>
+      <w:pPr>
+        <w:pStyle w:val="Compact"/>
+        <w:numPr>
+          <w:ilvl w:val="0"/>
+          <w:numId w:val="1008"/>
+        </w:numPr>
+      </w:pPr>
+      <w:r>
+        <w:t xml:space="preserve">ROI: Platform cost $441 (9 months × $49); revenue $12,400; ROI: 2,712%</w:t>
+      </w:r>
+    </w:p>
+    <w:p>
+      <w:pPr>
+        <w:pStyle w:val="FirstParagraph"/>
       </w:pPr>
       <w:r>
         <w:rPr>
@@ -18459,35 +18519,65 @@
         </w:rPr>
         <w:t xml:space="preserve">Journey 6 — Hartwell Consumer Products Version B:</w:t>
       </w:r>
-      <w:r>
-        <w:t xml:space="preserve"> </w:t>
-      </w:r>
-      <w:r>
-        <w:t xml:space="preserve">- Executive Summary: Fortune 500 CPG restructures $10.2M influencer program, achieves $39.2M attributed ROI</w:t>
-      </w:r>
-      <w:r>
-        <w:t xml:space="preserve"> </w:t>
-      </w:r>
-      <w:r>
-        <w:t xml:space="preserve">- Before-State: 847 creator partnerships, 37% low-quality, 22% FTC compliance gaps, $10.2M spend</w:t>
-      </w:r>
-      <w:r>
-        <w:t xml:space="preserve"> </w:t>
-      </w:r>
-      <w:r>
-        <w:t xml:space="preserve">- Implementation: Q1 (audit + AI scoring), Q2 (restructure to 534 creators), Q3-Q4 (optimization)</w:t>
-      </w:r>
-      <w:r>
-        <w:t xml:space="preserve"> </w:t>
-      </w:r>
-      <w:r>
-        <w:t xml:space="preserve">- Results: $39.2M attributed ROI, 534 creators, FTC compliance 100%, cost-per-acquisition -43%</w:t>
-      </w:r>
-      <w:r>
-        <w:t xml:space="preserve"> </w:t>
-      </w:r>
-      <w:r>
-        <w:t xml:space="preserve">- ROI: Platform cost $90,000/year ($7,500/mo); program ROI uplift $29M vs prior year; ROI: 32,122%</w:t>
+    </w:p>
+    <w:p>
+      <w:pPr>
+        <w:pStyle w:val="Compact"/>
+        <w:numPr>
+          <w:ilvl w:val="0"/>
+          <w:numId w:val="1009"/>
+        </w:numPr>
+      </w:pPr>
+      <w:r>
+        <w:t xml:space="preserve">Executive Summary: Fortune 500 CPG restructures $10.2M influencer program, achieves $39.2M attributed ROI</w:t>
+      </w:r>
+    </w:p>
+    <w:p>
+      <w:pPr>
+        <w:pStyle w:val="Compact"/>
+        <w:numPr>
+          <w:ilvl w:val="0"/>
+          <w:numId w:val="1009"/>
+        </w:numPr>
+      </w:pPr>
+      <w:r>
+        <w:t xml:space="preserve">Before-State: 847 creator partnerships, 37% low-quality, 22% FTC compliance gaps, $10.2M spend</w:t>
+      </w:r>
+    </w:p>
+    <w:p>
+      <w:pPr>
+        <w:pStyle w:val="Compact"/>
+        <w:numPr>
+          <w:ilvl w:val="0"/>
+          <w:numId w:val="1009"/>
+        </w:numPr>
+      </w:pPr>
+      <w:r>
+        <w:t xml:space="preserve">Implementation: Q1 (audit + AI scoring), Q2 (restructure to 534 creators), Q3-Q4 (optimization)</w:t>
+      </w:r>
+    </w:p>
+    <w:p>
+      <w:pPr>
+        <w:pStyle w:val="Compact"/>
+        <w:numPr>
+          <w:ilvl w:val="0"/>
+          <w:numId w:val="1009"/>
+        </w:numPr>
+      </w:pPr>
+      <w:r>
+        <w:t xml:space="preserve">Results: $39.2M attributed ROI, 534 creators, FTC compliance 100%, cost-per-acquisition -43%</w:t>
+      </w:r>
+    </w:p>
+    <w:p>
+      <w:pPr>
+        <w:pStyle w:val="Compact"/>
+        <w:numPr>
+          <w:ilvl w:val="0"/>
+          <w:numId w:val="1009"/>
+        </w:numPr>
+      </w:pPr>
+      <w:r>
+        <w:t xml:space="preserve">ROI: Platform cost $90,000/year ($7,500/mo); program ROI uplift $29M vs prior year; ROI: 32,122%</w:t>
       </w:r>
     </w:p>
     <w:p>
@@ -18509,9 +18599,4137 @@
         <w:t xml:space="preserve">Review completed March 2026. All corrections should be applied in Version 2.0 of this document. This review notes section serves as the authoritative record of identified issues and approved resolutions.</w:t>
       </w:r>
     </w:p>
+    <w:p>
+      <w:r>
+        <w:pict>
+          <v:rect style="width:0;height:1.5pt" o:hralign="center" o:hrstd="t" o:hr="t"/>
+        </w:pict>
+      </w:r>
+    </w:p>
+    <w:p>
+      <w:r>
+        <w:pict>
+          <v:rect style="width:0;height:1.5pt" o:hralign="center" o:hrstd="t" o:hr="t"/>
+        </w:pict>
+      </w:r>
+    </w:p>
     <w:bookmarkEnd w:id="107"/>
     <w:bookmarkEnd w:id="108"/>
     <w:bookmarkEnd w:id="109"/>
+    <w:bookmarkStart w:id="117" w:name="X2c8ebd889fc8eb47d4c32ebb3d663f8ce6f984f"/>
+    <w:p>
+      <w:pPr>
+        <w:pStyle w:val="Heading1"/>
+      </w:pPr>
+      <w:r>
+        <w:t xml:space="preserve">STRATEGIC ADDITIONS — APPLIED FROM STRATEGIC SUGGESTIONS REPORT (MARCH 2026)</w:t>
+      </w:r>
+    </w:p>
+    <w:p>
+      <w:pPr>
+        <w:pStyle w:val="FirstParagraph"/>
+      </w:pPr>
+      <w:r>
+        <w:rPr>
+          <w:i/>
+          <w:iCs/>
+        </w:rPr>
+        <w:t xml:space="preserve">All sections below are new content appended per the Strategic Suggestions Report. Each section is prefixed with</w:t>
+      </w:r>
+      <w:r>
+        <w:rPr>
+          <w:i/>
+          <w:iCs/>
+        </w:rPr>
+        <w:t xml:space="preserve"> </w:t>
+      </w:r>
+      <w:r>
+        <w:rPr>
+          <w:i/>
+          <w:iCs/>
+        </w:rPr>
+        <w:t xml:space="preserve">“## [NEW]”</w:t>
+      </w:r>
+      <w:r>
+        <w:rPr>
+          <w:i/>
+          <w:iCs/>
+        </w:rPr>
+        <w:t xml:space="preserve"> </w:t>
+      </w:r>
+      <w:r>
+        <w:rPr>
+          <w:i/>
+          <w:iCs/>
+        </w:rPr>
+        <w:t xml:space="preserve">for identification. Suggestions 4.1 through 4.10 are applied in full.</w:t>
+      </w:r>
+    </w:p>
+    <w:p>
+      <w:r>
+        <w:pict>
+          <v:rect style="width:0;height:1.5pt" o:hralign="center" o:hrstd="t" o:hr="t"/>
+        </w:pict>
+      </w:r>
+    </w:p>
+    <w:bookmarkStart w:id="111" w:name="Xeb8f7acaa1bc98dbdb87931c3941827a1a24a30"/>
+    <w:p>
+      <w:pPr>
+        <w:pStyle w:val="Heading2"/>
+      </w:pPr>
+      <w:r>
+        <w:t xml:space="preserve">[NEW] 4.2 — What This Cost Jordan: The Time Value Calculation</w:t>
+      </w:r>
+    </w:p>
+    <w:bookmarkStart w:id="110" w:name="the-cost-jordan-never-saw-coming"/>
+    <w:p>
+      <w:pPr>
+        <w:pStyle w:val="Heading3"/>
+      </w:pPr>
+      <w:r>
+        <w:t xml:space="preserve">The Cost Jordan Never Saw Coming</w:t>
+      </w:r>
+    </w:p>
+    <w:p>
+      <w:pPr>
+        <w:pStyle w:val="FirstParagraph"/>
+      </w:pPr>
+      <w:r>
+        <w:t xml:space="preserve">The Jordan Blake before-state is typically described in terms of what Jordan earned: $2,100 in two years. But the more devastating figure is what Jordan lost.</w:t>
+      </w:r>
+    </w:p>
+    <w:p>
+      <w:pPr>
+        <w:pStyle w:val="BodyText"/>
+      </w:pPr>
+      <w:r>
+        <w:rPr>
+          <w:b/>
+          <w:bCs/>
+        </w:rPr>
+        <w:t xml:space="preserve">The Time Cost</w:t>
+      </w:r>
+    </w:p>
+    <w:p>
+      <w:pPr>
+        <w:pStyle w:val="BodyText"/>
+      </w:pPr>
+      <w:r>
+        <w:t xml:space="preserve">Jordan spent approximately 4 hours per week on brand outreach for 2 years = 416 hours of directed, professional time spent on an activity returning $2,100 total.</w:t>
+      </w:r>
+    </w:p>
+    <w:p>
+      <w:pPr>
+        <w:pStyle w:val="BodyText"/>
+      </w:pPr>
+      <w:r>
+        <w:t xml:space="preserve">At his post-DealStage effective hourly rate (first 6 months: $340,000 ÷ 1,040 working hours = $327/hour), 416 hours of ineffective outreach cost $136,032 in opportunity cost — measured against what he was capable of earning once he had the right intelligence.</w:t>
+      </w:r>
+    </w:p>
+    <w:p>
+      <w:pPr>
+        <w:pStyle w:val="BodyText"/>
+      </w:pPr>
+      <w:r>
+        <w:t xml:space="preserve">He was not just earning $2,100. He was losing $136,032 simultaneously.</w:t>
+      </w:r>
+    </w:p>
+    <w:p>
+      <w:pPr>
+        <w:pStyle w:val="BodyText"/>
+      </w:pPr>
+      <w:r>
+        <w:rPr>
+          <w:b/>
+          <w:bCs/>
+        </w:rPr>
+        <w:t xml:space="preserve">The Deal Cost</w:t>
+      </w:r>
+    </w:p>
+    <w:p>
+      <w:pPr>
+        <w:pStyle w:val="BodyText"/>
+      </w:pPr>
+      <w:r>
+        <w:t xml:space="preserve">Jordan’s 2.1% response rate on 1,694 cold emails produced approximately 36 responses. If DealStage’s documented response rate improvement (2% → 42%) had been available from day one, the same 1,694 outreach emails would have produced 711 responses — a gap of 675 conversations that never happened. 675 brand relationships that never started.</w:t>
+      </w:r>
+    </w:p>
+    <w:p>
+      <w:pPr>
+        <w:pStyle w:val="BodyText"/>
+      </w:pPr>
+      <w:r>
+        <w:t xml:space="preserve">How many of those 675 would have become deals? At DealStage’s documented conversion rate from response to closed deal: approximately 28. At an average deal value of $18,000: $504,000 in deals that existed in the market, ready to be made, and never found Jordan because Jordan was using the wrong system.</w:t>
+      </w:r>
+    </w:p>
+    <w:p>
+      <w:pPr>
+        <w:pStyle w:val="BodyText"/>
+      </w:pPr>
+      <w:r>
+        <w:rPr>
+          <w:b/>
+          <w:bCs/>
+        </w:rPr>
+        <w:t xml:space="preserve">The Single Number</w:t>
+      </w:r>
+    </w:p>
+    <w:p>
+      <w:pPr>
+        <w:pStyle w:val="BodyText"/>
+      </w:pPr>
+      <w:r>
+        <w:t xml:space="preserve">The cost of not having DealStage for two years, measured in time, opportunity cost, and missed deal conversations: approximately $200,000 and 675 brand relationships that never started.</w:t>
+      </w:r>
+    </w:p>
+    <w:p>
+      <w:pPr>
+        <w:pStyle w:val="BodyText"/>
+      </w:pPr>
+      <w:r>
+        <w:t xml:space="preserve">Jordan found DealStage on a Tuesday. By Friday, that number started shrinking.</w:t>
+      </w:r>
+    </w:p>
+    <w:p>
+      <w:r>
+        <w:pict>
+          <v:rect style="width:0;height:1.5pt" o:hralign="center" o:hrstd="t" o:hr="t"/>
+        </w:pict>
+      </w:r>
+    </w:p>
+    <w:bookmarkEnd w:id="110"/>
+    <w:bookmarkEnd w:id="111"/>
+    <w:bookmarkStart w:id="113" w:name="X6d1fdb8daa53833476553d1b1a037c72ea1857f"/>
+    <w:p>
+      <w:pPr>
+        <w:pStyle w:val="Heading2"/>
+      </w:pPr>
+      <w:r>
+        <w:t xml:space="preserve">[NEW] 4.4 — Information Asymmetry Frame: Applied to Each Journey</w:t>
+      </w:r>
+    </w:p>
+    <w:bookmarkStart w:id="112" w:name="X88895e7d76d31648475b881cf2e6700227789fc"/>
+    <w:p>
+      <w:pPr>
+        <w:pStyle w:val="Heading3"/>
+      </w:pPr>
+      <w:r>
+        <w:t xml:space="preserve">The Information Asymmetry — What DealStage Actually Fixes</w:t>
+      </w:r>
+    </w:p>
+    <w:p>
+      <w:pPr>
+        <w:pStyle w:val="FirstParagraph"/>
+      </w:pPr>
+      <w:r>
+        <w:rPr>
+          <w:i/>
+          <w:iCs/>
+        </w:rPr>
+        <w:t xml:space="preserve">This frame should be added to the</w:t>
+      </w:r>
+      <w:r>
+        <w:rPr>
+          <w:i/>
+          <w:iCs/>
+        </w:rPr>
+        <w:t xml:space="preserve"> </w:t>
+      </w:r>
+      <w:r>
+        <w:rPr>
+          <w:i/>
+          <w:iCs/>
+        </w:rPr>
+        <w:t xml:space="preserve">“Why This Changes Everything”</w:t>
+      </w:r>
+      <w:r>
+        <w:rPr>
+          <w:i/>
+          <w:iCs/>
+        </w:rPr>
+        <w:t xml:space="preserve"> </w:t>
+      </w:r>
+      <w:r>
+        <w:rPr>
+          <w:i/>
+          <w:iCs/>
+        </w:rPr>
+        <w:t xml:space="preserve">moment in each journey. The template below provides the structure; the journey-specific versions follow.</w:t>
+      </w:r>
+    </w:p>
+    <w:p>
+      <w:pPr>
+        <w:pStyle w:val="BodyText"/>
+      </w:pPr>
+      <w:r>
+        <w:rPr>
+          <w:b/>
+          <w:bCs/>
+        </w:rPr>
+        <w:t xml:space="preserve">The Structural Problem</w:t>
+      </w:r>
+    </w:p>
+    <w:p>
+      <w:pPr>
+        <w:pStyle w:val="BodyText"/>
+      </w:pPr>
+      <w:r>
+        <w:t xml:space="preserve">Creators are not failing because they lack talent. They are failing because they are negotiating blind against counterparties who have professional data advantages. Brand marketing teams have analytics departments. Agencies have proprietary benchmarking tools. Large brands have 200 creator partnerships worth of transaction history. The creator on the other side of that negotiation has a feeling.</w:t>
+      </w:r>
+    </w:p>
+    <w:p>
+      <w:pPr>
+        <w:pStyle w:val="BodyText"/>
+      </w:pPr>
+      <w:r>
+        <w:t xml:space="preserve">DealStage gives the creator the same facts the brand already has. That is not a feature. It is a market correction.</w:t>
+      </w:r>
+    </w:p>
+    <w:p>
+      <w:pPr>
+        <w:pStyle w:val="BodyText"/>
+      </w:pPr>
+      <w:r>
+        <w:rPr>
+          <w:b/>
+          <w:bCs/>
+        </w:rPr>
+        <w:t xml:space="preserve">Jordan Blake’s Asymmetry</w:t>
+      </w:r>
+    </w:p>
+    <w:p>
+      <w:pPr>
+        <w:pStyle w:val="BodyText"/>
+      </w:pPr>
+      <w:r>
+        <w:t xml:space="preserve">Nike’s partnership team knew exactly what Jordan’s audience was worth. They had their own analytics team, their agency’s engagement benchmarking tools, and transaction data from 200 creator partnerships they had run in the prior 18 months. They knew the floor for a deal like Jordan’s, the ceiling, and the rate at which creators like Jordan typically accepted offers below their market value.</w:t>
+      </w:r>
+    </w:p>
+    <w:p>
+      <w:pPr>
+        <w:pStyle w:val="BodyText"/>
+      </w:pPr>
+      <w:r>
+        <w:t xml:space="preserve">Jordan had a feeling. He thought $15,000 sounded right. DealStage gave Jordan the same facts. The AI surfaced that Nike had paid fitness creators with comparable demographics 74% more than Jordan’s initial estimate. Jordan asked for $73,000. Nike paid it.</w:t>
+      </w:r>
+    </w:p>
+    <w:p>
+      <w:pPr>
+        <w:pStyle w:val="BodyText"/>
+      </w:pPr>
+      <w:r>
+        <w:rPr>
+          <w:b/>
+          <w:bCs/>
+        </w:rPr>
+        <w:t xml:space="preserve">Sarah Chen’s Asymmetry</w:t>
+      </w:r>
+    </w:p>
+    <w:p>
+      <w:pPr>
+        <w:pStyle w:val="BodyText"/>
+      </w:pPr>
+      <w:r>
+        <w:t xml:space="preserve">Sarah’s creators knew their own audience data — intimately, defensively, strategically. They knew which statistics made them look best and which ones to de-emphasize in a pitch. Sarah had no independent data source. She evaluated pitches using the creators’ own framing, which was not designed to help Sarah make good decisions. It was designed to help creators close deals.</w:t>
+      </w:r>
+    </w:p>
+    <w:p>
+      <w:pPr>
+        <w:pStyle w:val="BodyText"/>
+      </w:pPr>
+      <w:r>
+        <w:t xml:space="preserve">DealStage gave Sarah independent, AI-verified performance benchmarks for every creator in the pipeline. For the first time, she was evaluating creators with her own data, not theirs.</w:t>
+      </w:r>
+    </w:p>
+    <w:p>
+      <w:pPr>
+        <w:pStyle w:val="BodyText"/>
+      </w:pPr>
+      <w:r>
+        <w:rPr>
+          <w:b/>
+          <w:bCs/>
+        </w:rPr>
+        <w:t xml:space="preserve">Marcus Williams’s Asymmetry</w:t>
+      </w:r>
+    </w:p>
+    <w:p>
+      <w:pPr>
+        <w:pStyle w:val="BodyText"/>
+      </w:pPr>
+      <w:r>
+        <w:t xml:space="preserve">Marcus’s 25 clients each operated with partial information about the brand landscape. Client A did not know which brands were actively looking in her niche this month. Client B did not know that the deal rate she accepted was 40% below the market floor for her category. Client C did not know that three of his contract terms contained language that major brands were systematically attempting to extract because creators were signing without legal review.</w:t>
+      </w:r>
+    </w:p>
+    <w:p>
+      <w:pPr>
+        <w:pStyle w:val="BodyText"/>
+      </w:pPr>
+      <w:r>
+        <w:t xml:space="preserve">DealStage unified all of this information into a single intelligence layer. Marcus’s 25 clients stopped negotiating as 25 individual operators competing against professional teams. They negotiated as 25 professionals backed by the same data infrastructure that the professional teams were using.</w:t>
+      </w:r>
+    </w:p>
+    <w:p>
+      <w:pPr>
+        <w:pStyle w:val="BodyText"/>
+      </w:pPr>
+      <w:r>
+        <w:rPr>
+          <w:b/>
+          <w:bCs/>
+        </w:rPr>
+        <w:t xml:space="preserve">The Closing Thesis</w:t>
+      </w:r>
+    </w:p>
+    <w:p>
+      <w:pPr>
+        <w:pStyle w:val="BodyText"/>
+      </w:pPr>
+      <w:r>
+        <w:t xml:space="preserve">The information asymmetry that kept creators, brands, and agencies at a disadvantage existed because no single platform had ever organized this data and made it accessible to every participant in the market. DealStage is that platform. The advantage is now available to everyone. The only question is who claims it first.</w:t>
+      </w:r>
+    </w:p>
+    <w:p>
+      <w:r>
+        <w:pict>
+          <v:rect style="width:0;height:1.5pt" o:hralign="center" o:hrstd="t" o:hr="t"/>
+        </w:pict>
+      </w:r>
+    </w:p>
+    <w:bookmarkEnd w:id="112"/>
+    <w:bookmarkEnd w:id="113"/>
+    <w:bookmarkStart w:id="115" w:name="Xfc377fbf3081b4f0b5beb4593615b5f43b5914f"/>
+    <w:p>
+      <w:pPr>
+        <w:pStyle w:val="Heading2"/>
+      </w:pPr>
+      <w:r>
+        <w:t xml:space="preserve">[NEW] 4.1 — Before/After Comparison Cards: One-Slide Pitch Supplement</w:t>
+      </w:r>
+    </w:p>
+    <w:bookmarkStart w:id="114" w:name="X4cf2e51ced832f5158b74226739517df598a5b7"/>
+    <w:p>
+      <w:pPr>
+        <w:pStyle w:val="Heading3"/>
+      </w:pPr>
+      <w:r>
+        <w:t xml:space="preserve">Before/After Comparison Cards — All 6 Journeys</w:t>
+      </w:r>
+    </w:p>
+    <w:p>
+      <w:pPr>
+        <w:pStyle w:val="FirstParagraph"/>
+      </w:pPr>
+      <w:r>
+        <w:rPr>
+          <w:i/>
+          <w:iCs/>
+        </w:rPr>
+        <w:t xml:space="preserve">Formatted for: full-page pitch deck insert, half-page email attachment, and square social media graphic. ROI figures are auditable per the ROI Methodology Appendix (Suggestion 4.8 below).</w:t>
+      </w:r>
+    </w:p>
+    <w:p>
+      <w:r>
+        <w:pict>
+          <v:rect style="width:0;height:1.5pt" o:hralign="center" o:hrstd="t" o:hr="t"/>
+        </w:pict>
+      </w:r>
+    </w:p>
+    <w:p>
+      <w:pPr>
+        <w:pStyle w:val="FirstParagraph"/>
+      </w:pPr>
+      <w:r>
+        <w:rPr>
+          <w:b/>
+          <w:bCs/>
+        </w:rPr>
+        <w:t xml:space="preserve">CARD 1: JORDAN BLAKE — Talent | Fitness Creator | Silver Lake, CA</w:t>
+      </w:r>
+    </w:p>
+    <w:tbl>
+      <w:tblPr>
+        <w:tblStyle w:val="Table"/>
+        <w:tblW w:type="pct" w:w="5000"/>
+        <w:tblLayout w:type="fixed"/>
+        <w:tblLook w:firstRow="1" w:lastRow="0" w:firstColumn="0" w:lastColumn="0" w:noHBand="0" w:noVBand="0" w:val="0020"/>
+      </w:tblPr>
+      <w:tblGrid>
+        <w:gridCol w:w="2436"/>
+        <w:gridCol w:w="5483"/>
+      </w:tblGrid>
+      <w:tr>
+        <w:trPr>
+          <w:tblHeader w:val="on"/>
+        </w:trPr>
+        <w:tc>
+          <w:tcPr/>
+          <w:p>
+            <w:pPr>
+              <w:pStyle w:val="Compact"/>
+            </w:pPr>
+            <w:r>
+              <w:t xml:space="preserve">BEFORE</w:t>
+            </w:r>
+          </w:p>
+        </w:tc>
+        <w:tc>
+          <w:tcPr/>
+          <w:p>
+            <w:pPr>
+              <w:pStyle w:val="Compact"/>
+            </w:pPr>
+            <w:r>
+              <w:t xml:space="preserve">AFTER (6 months)</w:t>
+            </w:r>
+          </w:p>
+        </w:tc>
+      </w:tr>
+      <w:tr>
+        <w:tc>
+          <w:tcPr/>
+          <w:p>
+            <w:pPr>
+              <w:pStyle w:val="Compact"/>
+            </w:pPr>
+            <w:r>
+              <w:t xml:space="preserve">180,000 followers</w:t>
+            </w:r>
+          </w:p>
+        </w:tc>
+        <w:tc>
+          <w:tcPr/>
+          <w:p>
+            <w:pPr>
+              <w:pStyle w:val="Compact"/>
+            </w:pPr>
+            <w:r>
+              <w:t xml:space="preserve">180,000 followers + verified market value</w:t>
+            </w:r>
+          </w:p>
+        </w:tc>
+      </w:tr>
+      <w:tr>
+        <w:tc>
+          <w:tcPr/>
+          <w:p>
+            <w:pPr>
+              <w:pStyle w:val="Compact"/>
+            </w:pPr>
+            <w:r>
+              <w:t xml:space="preserve">$2,100 in brand deals over 2 years</w:t>
+            </w:r>
+          </w:p>
+        </w:tc>
+        <w:tc>
+          <w:tcPr/>
+          <w:p>
+            <w:pPr>
+              <w:pStyle w:val="Compact"/>
+            </w:pPr>
+            <w:r>
+              <w:t xml:space="preserve">$340,000 in brand deals</w:t>
+            </w:r>
+          </w:p>
+        </w:tc>
+      </w:tr>
+      <w:tr>
+        <w:tc>
+          <w:tcPr/>
+          <w:p>
+            <w:pPr>
+              <w:pStyle w:val="Compact"/>
+            </w:pPr>
+            <w:r>
+              <w:t xml:space="preserve">2.1% cold outreach response rate</w:t>
+            </w:r>
+          </w:p>
+        </w:tc>
+        <w:tc>
+          <w:tcPr/>
+          <w:p>
+            <w:pPr>
+              <w:pStyle w:val="Compact"/>
+            </w:pPr>
+            <w:r>
+              <w:t xml:space="preserve">42% response rate (AI-assisted)</w:t>
+            </w:r>
+          </w:p>
+        </w:tc>
+      </w:tr>
+      <w:tr>
+        <w:tc>
+          <w:tcPr/>
+          <w:p>
+            <w:pPr>
+              <w:pStyle w:val="Compact"/>
+            </w:pPr>
+            <w:r>
+              <w:t xml:space="preserve">Highest deal received: $750</w:t>
+            </w:r>
+          </w:p>
+        </w:tc>
+        <w:tc>
+          <w:tcPr/>
+          <w:p>
+            <w:pPr>
+              <w:pStyle w:val="Compact"/>
+            </w:pPr>
+            <w:r>
+              <w:t xml:space="preserve">Largest deal: $73,000 (Nike Running)</w:t>
+            </w:r>
+          </w:p>
+        </w:tc>
+      </w:tr>
+      <w:tr>
+        <w:tc>
+          <w:tcPr/>
+          <w:p>
+            <w:pPr>
+              <w:pStyle w:val="Compact"/>
+            </w:pPr>
+            <w:r>
+              <w:t xml:space="preserve">847 brands tracked manually in spreadsheet</w:t>
+            </w:r>
+          </w:p>
+        </w:tc>
+        <w:tc>
+          <w:tcPr/>
+          <w:p>
+            <w:pPr>
+              <w:pStyle w:val="Compact"/>
+            </w:pPr>
+            <w:r>
+              <w:t xml:space="preserve">AI match engine, 94% Nike score, Day 1</w:t>
+            </w:r>
+          </w:p>
+        </w:tc>
+      </w:tr>
+    </w:tbl>
+    <w:p>
+      <w:pPr>
+        <w:pStyle w:val="BodyText"/>
+      </w:pPr>
+      <w:r>
+        <w:rPr>
+          <w:i/>
+          <w:iCs/>
+        </w:rPr>
+        <w:t xml:space="preserve">“The platform didn’t just find me deals. It showed me what I was worth.”</w:t>
+      </w:r>
+    </w:p>
+    <w:p>
+      <w:pPr>
+        <w:pStyle w:val="BodyText"/>
+      </w:pPr>
+      <w:r>
+        <w:rPr>
+          <w:b/>
+          <w:bCs/>
+        </w:rPr>
+        <w:t xml:space="preserve">ROI on DealStage Pro (6 months): 16,100%</w:t>
+      </w:r>
+    </w:p>
+    <w:p>
+      <w:r>
+        <w:pict>
+          <v:rect style="width:0;height:1.5pt" o:hralign="center" o:hrstd="t" o:hr="t"/>
+        </w:pict>
+      </w:r>
+    </w:p>
+    <w:p>
+      <w:pPr>
+        <w:pStyle w:val="FirstParagraph"/>
+      </w:pPr>
+      <w:r>
+        <w:rPr>
+          <w:b/>
+          <w:bCs/>
+        </w:rPr>
+        <w:t xml:space="preserve">CARD 2: SARAH CHEN — Brand | Marketing Director | Luminara Skin</w:t>
+      </w:r>
+    </w:p>
+    <w:tbl>
+      <w:tblPr>
+        <w:tblStyle w:val="Table"/>
+        <w:tblW w:type="pct" w:w="5000"/>
+        <w:tblLayout w:type="fixed"/>
+        <w:tblLook w:firstRow="1" w:lastRow="0" w:firstColumn="0" w:lastColumn="0" w:noHBand="0" w:noVBand="0" w:val="0020"/>
+      </w:tblPr>
+      <w:tblGrid>
+        <w:gridCol w:w="2640"/>
+        <w:gridCol w:w="5280"/>
+      </w:tblGrid>
+      <w:tr>
+        <w:trPr>
+          <w:tblHeader w:val="on"/>
+        </w:trPr>
+        <w:tc>
+          <w:tcPr/>
+          <w:p>
+            <w:pPr>
+              <w:pStyle w:val="Compact"/>
+            </w:pPr>
+            <w:r>
+              <w:t xml:space="preserve">BEFORE</w:t>
+            </w:r>
+          </w:p>
+        </w:tc>
+        <w:tc>
+          <w:tcPr/>
+          <w:p>
+            <w:pPr>
+              <w:pStyle w:val="Compact"/>
+            </w:pPr>
+            <w:r>
+              <w:t xml:space="preserve">AFTER (Year 1)</w:t>
+            </w:r>
+          </w:p>
+        </w:tc>
+      </w:tr>
+      <w:tr>
+        <w:tc>
+          <w:tcPr/>
+          <w:p>
+            <w:pPr>
+              <w:pStyle w:val="Compact"/>
+            </w:pPr>
+            <w:r>
+              <w:t xml:space="preserve">60+ hours/month reviewing creator pitches</w:t>
+            </w:r>
+          </w:p>
+        </w:tc>
+        <w:tc>
+          <w:tcPr/>
+          <w:p>
+            <w:pPr>
+              <w:pStyle w:val="Compact"/>
+            </w:pPr>
+            <w:r>
+              <w:t xml:space="preserve">8 hours/month on AI-filtered pipeline</w:t>
+            </w:r>
+          </w:p>
+        </w:tc>
+      </w:tr>
+      <w:tr>
+        <w:tc>
+          <w:tcPr/>
+          <w:p>
+            <w:pPr>
+              <w:pStyle w:val="Compact"/>
+            </w:pPr>
+            <w:r>
+              <w:t xml:space="preserve">340 inbound pitches per campaign reviewed</w:t>
+            </w:r>
+          </w:p>
+        </w:tc>
+        <w:tc>
+          <w:tcPr/>
+          <w:p>
+            <w:pPr>
+              <w:pStyle w:val="Compact"/>
+            </w:pPr>
+            <w:r>
+              <w:t xml:space="preserve">12 pre-qualified high-confidence matches</w:t>
+            </w:r>
+          </w:p>
+        </w:tc>
+      </w:tr>
+      <w:tr>
+        <w:tc>
+          <w:tcPr/>
+          <w:p>
+            <w:pPr>
+              <w:pStyle w:val="Compact"/>
+            </w:pPr>
+            <w:r>
+              <w:t xml:space="preserve">Campaign ROI: 127%</w:t>
+            </w:r>
+          </w:p>
+        </w:tc>
+        <w:tc>
+          <w:tcPr/>
+          <w:p>
+            <w:pPr>
+              <w:pStyle w:val="Compact"/>
+            </w:pPr>
+            <w:r>
+              <w:t xml:space="preserve">Campaign ROI: 312% achieved / 340% projected</w:t>
+            </w:r>
+          </w:p>
+        </w:tc>
+      </w:tr>
+      <w:tr>
+        <w:tc>
+          <w:tcPr/>
+          <w:p>
+            <w:pPr>
+              <w:pStyle w:val="Compact"/>
+            </w:pPr>
+            <w:r>
+              <w:t xml:space="preserve">$2M budget, 40% misallocated</w:t>
+            </w:r>
+          </w:p>
+        </w:tc>
+        <w:tc>
+          <w:tcPr/>
+          <w:p>
+            <w:pPr>
+              <w:pStyle w:val="Compact"/>
+            </w:pPr>
+            <w:r>
+              <w:t xml:space="preserve">$2M budget, 87% on verified high-fit creators</w:t>
+            </w:r>
+          </w:p>
+        </w:tc>
+      </w:tr>
+      <w:tr>
+        <w:tc>
+          <w:tcPr/>
+          <w:p>
+            <w:pPr>
+              <w:pStyle w:val="Compact"/>
+            </w:pPr>
+            <w:r>
+              <w:t xml:space="preserve">3-4 week campaign setup</w:t>
+            </w:r>
+          </w:p>
+        </w:tc>
+        <w:tc>
+          <w:tcPr/>
+          <w:p>
+            <w:pPr>
+              <w:pStyle w:val="Compact"/>
+            </w:pPr>
+            <w:r>
+              <w:t xml:space="preserve">48-hour campaign setup</w:t>
+            </w:r>
+          </w:p>
+        </w:tc>
+      </w:tr>
+    </w:tbl>
+    <w:p>
+      <w:pPr>
+        <w:pStyle w:val="BodyText"/>
+      </w:pPr>
+      <w:r>
+        <w:rPr>
+          <w:i/>
+          <w:iCs/>
+        </w:rPr>
+        <w:t xml:space="preserve">“For the first time, I knew exactly why I was choosing each creator.”</w:t>
+      </w:r>
+    </w:p>
+    <w:p>
+      <w:pPr>
+        <w:pStyle w:val="BodyText"/>
+      </w:pPr>
+      <w:r>
+        <w:rPr>
+          <w:b/>
+          <w:bCs/>
+        </w:rPr>
+        <w:t xml:space="preserve">ROI on DealStage Brand Subscription (Year 1): 312%</w:t>
+      </w:r>
+    </w:p>
+    <w:p>
+      <w:r>
+        <w:pict>
+          <v:rect style="width:0;height:1.5pt" o:hralign="center" o:hrstd="t" o:hr="t"/>
+        </w:pict>
+      </w:r>
+    </w:p>
+    <w:p>
+      <w:pPr>
+        <w:pStyle w:val="FirstParagraph"/>
+      </w:pPr>
+      <w:r>
+        <w:rPr>
+          <w:b/>
+          <w:bCs/>
+        </w:rPr>
+        <w:t xml:space="preserve">CARD 3: MARCUS WILLIAMS — Agency | Apex Creator Management</w:t>
+      </w:r>
+    </w:p>
+    <w:tbl>
+      <w:tblPr>
+        <w:tblStyle w:val="Table"/>
+        <w:tblW w:type="pct" w:w="5000"/>
+        <w:tblLayout w:type="fixed"/>
+        <w:tblLook w:firstRow="1" w:lastRow="0" w:firstColumn="0" w:lastColumn="0" w:noHBand="0" w:noVBand="0" w:val="0020"/>
+      </w:tblPr>
+      <w:tblGrid>
+        <w:gridCol w:w="2640"/>
+        <w:gridCol w:w="5280"/>
+      </w:tblGrid>
+      <w:tr>
+        <w:trPr>
+          <w:tblHeader w:val="on"/>
+        </w:trPr>
+        <w:tc>
+          <w:tcPr/>
+          <w:p>
+            <w:pPr>
+              <w:pStyle w:val="Compact"/>
+            </w:pPr>
+            <w:r>
+              <w:t xml:space="preserve">BEFORE</w:t>
+            </w:r>
+          </w:p>
+        </w:tc>
+        <w:tc>
+          <w:tcPr/>
+          <w:p>
+            <w:pPr>
+              <w:pStyle w:val="Compact"/>
+            </w:pPr>
+            <w:r>
+              <w:t xml:space="preserve">AFTER (Year 1)</w:t>
+            </w:r>
+          </w:p>
+        </w:tc>
+      </w:tr>
+      <w:tr>
+        <w:tc>
+          <w:tcPr/>
+          <w:p>
+            <w:pPr>
+              <w:pStyle w:val="Compact"/>
+            </w:pPr>
+            <w:r>
+              <w:t xml:space="preserve">18 clients (at capacity)</w:t>
+            </w:r>
+          </w:p>
+        </w:tc>
+        <w:tc>
+          <w:tcPr/>
+          <w:p>
+            <w:pPr>
+              <w:pStyle w:val="Compact"/>
+            </w:pPr>
+            <w:r>
+              <w:t xml:space="preserve">25 clients (same team)</w:t>
+            </w:r>
+          </w:p>
+        </w:tc>
+      </w:tr>
+      <w:tr>
+        <w:tc>
+          <w:tcPr/>
+          <w:p>
+            <w:pPr>
+              <w:pStyle w:val="Compact"/>
+            </w:pPr>
+            <w:r>
+              <w:t xml:space="preserve">80+ hours/week</w:t>
+            </w:r>
+          </w:p>
+        </w:tc>
+        <w:tc>
+          <w:tcPr/>
+          <w:p>
+            <w:pPr>
+              <w:pStyle w:val="Compact"/>
+            </w:pPr>
+            <w:r>
+              <w:t xml:space="preserve">35-40 hours/week</w:t>
+            </w:r>
+          </w:p>
+        </w:tc>
+      </w:tr>
+      <w:tr>
+        <w:tc>
+          <w:tcPr/>
+          <w:p>
+            <w:pPr>
+              <w:pStyle w:val="Compact"/>
+            </w:pPr>
+            <w:r>
+              <w:t xml:space="preserve">25+ separate tools, manual status tracking</w:t>
+            </w:r>
+          </w:p>
+        </w:tc>
+        <w:tc>
+          <w:tcPr/>
+          <w:p>
+            <w:pPr>
+              <w:pStyle w:val="Compact"/>
+            </w:pPr>
+            <w:r>
+              <w:t xml:space="preserve">Single DealStage dashboard for all clients</w:t>
+            </w:r>
+          </w:p>
+        </w:tc>
+      </w:tr>
+      <w:tr>
+        <w:tc>
+          <w:tcPr/>
+          <w:p>
+            <w:pPr>
+              <w:pStyle w:val="Compact"/>
+            </w:pPr>
+            <w:r>
+              <w:t xml:space="preserve">$2M in managed deals</w:t>
+            </w:r>
+          </w:p>
+        </w:tc>
+        <w:tc>
+          <w:tcPr/>
+          <w:p>
+            <w:pPr>
+              <w:pStyle w:val="Compact"/>
+            </w:pPr>
+            <w:r>
+              <w:t xml:space="preserve">$8.7M in managed deals</w:t>
+            </w:r>
+          </w:p>
+        </w:tc>
+      </w:tr>
+      <w:tr>
+        <w:tc>
+          <w:tcPr/>
+          <w:p>
+            <w:pPr>
+              <w:pStyle w:val="Compact"/>
+            </w:pPr>
+            <w:r>
+              <w:t xml:space="preserve">3 missed deal opportunities per month</w:t>
+            </w:r>
+          </w:p>
+        </w:tc>
+        <w:tc>
+          <w:tcPr/>
+          <w:p>
+            <w:pPr>
+              <w:pStyle w:val="Compact"/>
+            </w:pPr>
+            <w:r>
+              <w:t xml:space="preserve">0 missed deals — pipeline fully covered</w:t>
+            </w:r>
+          </w:p>
+        </w:tc>
+      </w:tr>
+    </w:tbl>
+    <w:p>
+      <w:pPr>
+        <w:pStyle w:val="BodyText"/>
+      </w:pPr>
+      <w:r>
+        <w:rPr>
+          <w:i/>
+          <w:iCs/>
+        </w:rPr>
+        <w:t xml:space="preserve">“DealStage didn’t replace my judgment. It gave my judgment better data.”</w:t>
+      </w:r>
+    </w:p>
+    <w:p>
+      <w:pPr>
+        <w:pStyle w:val="BodyText"/>
+      </w:pPr>
+      <w:r>
+        <w:rPr>
+          <w:b/>
+          <w:bCs/>
+        </w:rPr>
+        <w:t xml:space="preserve">ROI on DealStage Agency Subscription (Year 1): 32,122%</w:t>
+      </w:r>
+    </w:p>
+    <w:p>
+      <w:r>
+        <w:pict>
+          <v:rect style="width:0;height:1.5pt" o:hralign="center" o:hrstd="t" o:hr="t"/>
+        </w:pict>
+      </w:r>
+    </w:p>
+    <w:p>
+      <w:pPr>
+        <w:pStyle w:val="FirstParagraph"/>
+      </w:pPr>
+      <w:r>
+        <w:rPr>
+          <w:b/>
+          <w:bCs/>
+        </w:rPr>
+        <w:t xml:space="preserve">CARD 4: PRIYA MEHTA — Emerging Talent | Micro-Influencer | 45K Followers</w:t>
+      </w:r>
+    </w:p>
+    <w:tbl>
+      <w:tblPr>
+        <w:tblStyle w:val="Table"/>
+        <w:tblW w:type="pct" w:w="5000"/>
+        <w:tblLayout w:type="fixed"/>
+        <w:tblLook w:firstRow="1" w:lastRow="0" w:firstColumn="0" w:lastColumn="0" w:noHBand="0" w:noVBand="0" w:val="0020"/>
+      </w:tblPr>
+      <w:tblGrid>
+        <w:gridCol w:w="2436"/>
+        <w:gridCol w:w="5483"/>
+      </w:tblGrid>
+      <w:tr>
+        <w:trPr>
+          <w:tblHeader w:val="on"/>
+        </w:trPr>
+        <w:tc>
+          <w:tcPr/>
+          <w:p>
+            <w:pPr>
+              <w:pStyle w:val="Compact"/>
+            </w:pPr>
+            <w:r>
+              <w:t xml:space="preserve">BEFORE</w:t>
+            </w:r>
+          </w:p>
+        </w:tc>
+        <w:tc>
+          <w:tcPr/>
+          <w:p>
+            <w:pPr>
+              <w:pStyle w:val="Compact"/>
+            </w:pPr>
+            <w:r>
+              <w:t xml:space="preserve">AFTER (6 months)</w:t>
+            </w:r>
+          </w:p>
+        </w:tc>
+      </w:tr>
+      <w:tr>
+        <w:tc>
+          <w:tcPr/>
+          <w:p>
+            <w:pPr>
+              <w:pStyle w:val="Compact"/>
+            </w:pPr>
+            <w:r>
+              <w:t xml:space="preserve">0 brand deals in 6 months of trying</w:t>
+            </w:r>
+          </w:p>
+        </w:tc>
+        <w:tc>
+          <w:tcPr/>
+          <w:p>
+            <w:pPr>
+              <w:pStyle w:val="Compact"/>
+            </w:pPr>
+            <w:r>
+              <w:t xml:space="preserve">3 deals closed, $18,500 combined</w:t>
+            </w:r>
+          </w:p>
+        </w:tc>
+      </w:tr>
+      <w:tr>
+        <w:tc>
+          <w:tcPr/>
+          <w:p>
+            <w:pPr>
+              <w:pStyle w:val="Compact"/>
+            </w:pPr>
+            <w:r>
+              <w:t xml:space="preserve">0% cold outreach response rate</w:t>
+            </w:r>
+          </w:p>
+        </w:tc>
+        <w:tc>
+          <w:tcPr/>
+          <w:p>
+            <w:pPr>
+              <w:pStyle w:val="Compact"/>
+            </w:pPr>
+            <w:r>
+              <w:t xml:space="preserve">68% on first AI-matched outreach</w:t>
+            </w:r>
+          </w:p>
+        </w:tc>
+      </w:tr>
+      <w:tr>
+        <w:tc>
+          <w:tcPr/>
+          <w:p>
+            <w:pPr>
+              <w:pStyle w:val="Compact"/>
+            </w:pPr>
+            <w:r>
+              <w:t xml:space="preserve">No benchmark for her content category</w:t>
+            </w:r>
+          </w:p>
+        </w:tc>
+        <w:tc>
+          <w:tcPr/>
+          <w:p>
+            <w:pPr>
+              <w:pStyle w:val="Compact"/>
+            </w:pPr>
+            <w:r>
+              <w:t xml:space="preserve">Deal Score: 71 (top 15% of niche)</w:t>
+            </w:r>
+          </w:p>
+        </w:tc>
+      </w:tr>
+      <w:tr>
+        <w:tc>
+          <w:tcPr/>
+          <w:p>
+            <w:pPr>
+              <w:pStyle w:val="Compact"/>
+            </w:pPr>
+            <w:r>
+              <w:t xml:space="preserve">Considered quitting creator career</w:t>
+            </w:r>
+          </w:p>
+        </w:tc>
+        <w:tc>
+          <w:tcPr/>
+          <w:p>
+            <w:pPr>
+              <w:pStyle w:val="Compact"/>
+            </w:pPr>
+            <w:r>
+              <w:t xml:space="preserve">Income replaced prior part-time job</w:t>
+            </w:r>
+          </w:p>
+        </w:tc>
+      </w:tr>
+    </w:tbl>
+    <w:p>
+      <w:pPr>
+        <w:pStyle w:val="BodyText"/>
+      </w:pPr>
+      <w:r>
+        <w:rPr>
+          <w:i/>
+          <w:iCs/>
+        </w:rPr>
+        <w:t xml:space="preserve">“I thought my follower count was too small to matter.”</w:t>
+      </w:r>
+    </w:p>
+    <w:p>
+      <w:pPr>
+        <w:pStyle w:val="BodyText"/>
+      </w:pPr>
+      <w:r>
+        <w:rPr>
+          <w:b/>
+          <w:bCs/>
+        </w:rPr>
+        <w:t xml:space="preserve">ROI on DealStage Starter (6 months): 4,200%</w:t>
+      </w:r>
+    </w:p>
+    <w:p>
+      <w:r>
+        <w:pict>
+          <v:rect style="width:0;height:1.5pt" o:hralign="center" o:hrstd="t" o:hr="t"/>
+        </w:pict>
+      </w:r>
+    </w:p>
+    <w:p>
+      <w:pPr>
+        <w:pStyle w:val="FirstParagraph"/>
+      </w:pPr>
+      <w:r>
+        <w:rPr>
+          <w:b/>
+          <w:bCs/>
+        </w:rPr>
+        <w:t xml:space="preserve">CARD 5: VICTOR OSEI — Brand | E-Commerce Founder</w:t>
+      </w:r>
+    </w:p>
+    <w:tbl>
+      <w:tblPr>
+        <w:tblStyle w:val="Table"/>
+        <w:tblW w:type="pct" w:w="5000"/>
+        <w:tblLayout w:type="fixed"/>
+        <w:tblLook w:firstRow="1" w:lastRow="0" w:firstColumn="0" w:lastColumn="0" w:noHBand="0" w:noVBand="0" w:val="0020"/>
+      </w:tblPr>
+      <w:tblGrid>
+        <w:gridCol w:w="2640"/>
+        <w:gridCol w:w="5280"/>
+      </w:tblGrid>
+      <w:tr>
+        <w:trPr>
+          <w:tblHeader w:val="on"/>
+        </w:trPr>
+        <w:tc>
+          <w:tcPr/>
+          <w:p>
+            <w:pPr>
+              <w:pStyle w:val="Compact"/>
+            </w:pPr>
+            <w:r>
+              <w:t xml:space="preserve">BEFORE</w:t>
+            </w:r>
+          </w:p>
+        </w:tc>
+        <w:tc>
+          <w:tcPr/>
+          <w:p>
+            <w:pPr>
+              <w:pStyle w:val="Compact"/>
+            </w:pPr>
+            <w:r>
+              <w:t xml:space="preserve">AFTER (Year 1)</w:t>
+            </w:r>
+          </w:p>
+        </w:tc>
+      </w:tr>
+      <w:tr>
+        <w:tc>
+          <w:tcPr/>
+          <w:p>
+            <w:pPr>
+              <w:pStyle w:val="Compact"/>
+            </w:pPr>
+            <w:r>
+              <w:t xml:space="preserve">$150K influencer budget, no system</w:t>
+            </w:r>
+          </w:p>
+        </w:tc>
+        <w:tc>
+          <w:tcPr/>
+          <w:p>
+            <w:pPr>
+              <w:pStyle w:val="Compact"/>
+            </w:pPr>
+            <w:r>
+              <w:t xml:space="preserve">$150K budget, AI-matched allocation</w:t>
+            </w:r>
+          </w:p>
+        </w:tc>
+      </w:tr>
+      <w:tr>
+        <w:tc>
+          <w:tcPr/>
+          <w:p>
+            <w:pPr>
+              <w:pStyle w:val="Compact"/>
+            </w:pPr>
+            <w:r>
+              <w:t xml:space="preserve">3 campaigns in prior year, 1 successful</w:t>
+            </w:r>
+          </w:p>
+        </w:tc>
+        <w:tc>
+          <w:tcPr/>
+          <w:p>
+            <w:pPr>
+              <w:pStyle w:val="Compact"/>
+            </w:pPr>
+            <w:r>
+              <w:t xml:space="preserve">7 campaigns, 6 successful</w:t>
+            </w:r>
+          </w:p>
+        </w:tc>
+      </w:tr>
+      <w:tr>
+        <w:tc>
+          <w:tcPr/>
+          <w:p>
+            <w:pPr>
+              <w:pStyle w:val="Compact"/>
+            </w:pPr>
+            <w:r>
+              <w:t xml:space="preserve">Average campaign ROAS: 1.4x</w:t>
+            </w:r>
+          </w:p>
+        </w:tc>
+        <w:tc>
+          <w:tcPr/>
+          <w:p>
+            <w:pPr>
+              <w:pStyle w:val="Compact"/>
+            </w:pPr>
+            <w:r>
+              <w:t xml:space="preserve">Average campaign ROAS: 3.8x</w:t>
+            </w:r>
+          </w:p>
+        </w:tc>
+      </w:tr>
+      <w:tr>
+        <w:tc>
+          <w:tcPr/>
+          <w:p>
+            <w:pPr>
+              <w:pStyle w:val="Compact"/>
+            </w:pPr>
+            <w:r>
+              <w:t xml:space="preserve">Creators found via DMs and referrals</w:t>
+            </w:r>
+          </w:p>
+        </w:tc>
+        <w:tc>
+          <w:tcPr/>
+          <w:p>
+            <w:pPr>
+              <w:pStyle w:val="Compact"/>
+            </w:pPr>
+            <w:r>
+              <w:t xml:space="preserve">94% match score, Day 1</w:t>
+            </w:r>
+          </w:p>
+        </w:tc>
+      </w:tr>
+    </w:tbl>
+    <w:p>
+      <w:pPr>
+        <w:pStyle w:val="BodyText"/>
+      </w:pPr>
+      <w:r>
+        <w:rPr>
+          <w:i/>
+          <w:iCs/>
+        </w:rPr>
+        <w:t xml:space="preserve">“I was spending money. Now I’m investing it.”</w:t>
+      </w:r>
+    </w:p>
+    <w:p>
+      <w:pPr>
+        <w:pStyle w:val="BodyText"/>
+      </w:pPr>
+      <w:r>
+        <w:rPr>
+          <w:b/>
+          <w:bCs/>
+        </w:rPr>
+        <w:t xml:space="preserve">ROI on DealStage Brand Subscription (Year 1): 1,840%</w:t>
+      </w:r>
+    </w:p>
+    <w:p>
+      <w:r>
+        <w:pict>
+          <v:rect style="width:0;height:1.5pt" o:hralign="center" o:hrstd="t" o:hr="t"/>
+        </w:pict>
+      </w:r>
+    </w:p>
+    <w:p>
+      <w:pPr>
+        <w:pStyle w:val="FirstParagraph"/>
+      </w:pPr>
+      <w:r>
+        <w:rPr>
+          <w:b/>
+          <w:bCs/>
+        </w:rPr>
+        <w:t xml:space="preserve">CARD 6: ELENA VASQUEZ — Agency | Boutique Talent Agency Founder</w:t>
+      </w:r>
+    </w:p>
+    <w:tbl>
+      <w:tblPr>
+        <w:tblStyle w:val="Table"/>
+        <w:tblW w:type="pct" w:w="5000"/>
+        <w:tblLayout w:type="fixed"/>
+        <w:tblLook w:firstRow="1" w:lastRow="0" w:firstColumn="0" w:lastColumn="0" w:noHBand="0" w:noVBand="0" w:val="0020"/>
+      </w:tblPr>
+      <w:tblGrid>
+        <w:gridCol w:w="2640"/>
+        <w:gridCol w:w="5280"/>
+      </w:tblGrid>
+      <w:tr>
+        <w:trPr>
+          <w:tblHeader w:val="on"/>
+        </w:trPr>
+        <w:tc>
+          <w:tcPr/>
+          <w:p>
+            <w:pPr>
+              <w:pStyle w:val="Compact"/>
+            </w:pPr>
+            <w:r>
+              <w:t xml:space="preserve">BEFORE</w:t>
+            </w:r>
+          </w:p>
+        </w:tc>
+        <w:tc>
+          <w:tcPr/>
+          <w:p>
+            <w:pPr>
+              <w:pStyle w:val="Compact"/>
+            </w:pPr>
+            <w:r>
+              <w:t xml:space="preserve">AFTER (Year 1)</w:t>
+            </w:r>
+          </w:p>
+        </w:tc>
+      </w:tr>
+      <w:tr>
+        <w:tc>
+          <w:tcPr/>
+          <w:p>
+            <w:pPr>
+              <w:pStyle w:val="Compact"/>
+            </w:pPr>
+            <w:r>
+              <w:t xml:space="preserve">8 clients (at team capacity)</w:t>
+            </w:r>
+          </w:p>
+        </w:tc>
+        <w:tc>
+          <w:tcPr/>
+          <w:p>
+            <w:pPr>
+              <w:pStyle w:val="Compact"/>
+            </w:pPr>
+            <w:r>
+              <w:t xml:space="preserve">15 clients (same team)</w:t>
+            </w:r>
+          </w:p>
+        </w:tc>
+      </w:tr>
+      <w:tr>
+        <w:tc>
+          <w:tcPr/>
+          <w:p>
+            <w:pPr>
+              <w:pStyle w:val="Compact"/>
+            </w:pPr>
+            <w:r>
+              <w:t xml:space="preserve">Average deal value per client: $45,000/year</w:t>
+            </w:r>
+          </w:p>
+        </w:tc>
+        <w:tc>
+          <w:tcPr/>
+          <w:p>
+            <w:pPr>
+              <w:pStyle w:val="Compact"/>
+            </w:pPr>
+            <w:r>
+              <w:t xml:space="preserve">Average deal value per client: $78,000/year</w:t>
+            </w:r>
+          </w:p>
+        </w:tc>
+      </w:tr>
+      <w:tr>
+        <w:tc>
+          <w:tcPr/>
+          <w:p>
+            <w:pPr>
+              <w:pStyle w:val="Compact"/>
+            </w:pPr>
+            <w:r>
+              <w:t xml:space="preserve">3 missed deals/month (capacity limit)</w:t>
+            </w:r>
+          </w:p>
+        </w:tc>
+        <w:tc>
+          <w:tcPr/>
+          <w:p>
+            <w:pPr>
+              <w:pStyle w:val="Compact"/>
+            </w:pPr>
+            <w:r>
+              <w:t xml:space="preserve">0 missed deals</w:t>
+            </w:r>
+          </w:p>
+        </w:tc>
+      </w:tr>
+      <w:tr>
+        <w:tc>
+          <w:tcPr/>
+          <w:p>
+            <w:pPr>
+              <w:pStyle w:val="Compact"/>
+            </w:pPr>
+            <w:r>
+              <w:t xml:space="preserve">$360,000 in annual managed deal revenue</w:t>
+            </w:r>
+          </w:p>
+        </w:tc>
+        <w:tc>
+          <w:tcPr/>
+          <w:p>
+            <w:pPr>
+              <w:pStyle w:val="Compact"/>
+            </w:pPr>
+            <w:r>
+              <w:t xml:space="preserve">$1.17M in annual managed deal revenue</w:t>
+            </w:r>
+          </w:p>
+        </w:tc>
+      </w:tr>
+      <w:tr>
+        <w:tc>
+          <w:tcPr/>
+          <w:p>
+            <w:pPr>
+              <w:pStyle w:val="Compact"/>
+            </w:pPr>
+            <w:r>
+              <w:t xml:space="preserve">12-hour average deal timeline</w:t>
+            </w:r>
+          </w:p>
+        </w:tc>
+        <w:tc>
+          <w:tcPr/>
+          <w:p>
+            <w:pPr>
+              <w:pStyle w:val="Compact"/>
+            </w:pPr>
+            <w:r>
+              <w:t xml:space="preserve">5.5-hour average deal timeline</w:t>
+            </w:r>
+          </w:p>
+        </w:tc>
+      </w:tr>
+    </w:tbl>
+    <w:p>
+      <w:pPr>
+        <w:pStyle w:val="BodyText"/>
+      </w:pPr>
+      <w:r>
+        <w:rPr>
+          <w:i/>
+          <w:iCs/>
+        </w:rPr>
+        <w:t xml:space="preserve">“I built a bigger agency without hiring a single person.”</w:t>
+      </w:r>
+    </w:p>
+    <w:p>
+      <w:pPr>
+        <w:pStyle w:val="BodyText"/>
+      </w:pPr>
+      <w:r>
+        <w:rPr>
+          <w:b/>
+          <w:bCs/>
+        </w:rPr>
+        <w:t xml:space="preserve">ROI on DealStage Agency Subscription (Year 1): 8,900%</w:t>
+      </w:r>
+    </w:p>
+    <w:p>
+      <w:r>
+        <w:pict>
+          <v:rect style="width:0;height:1.5pt" o:hralign="center" o:hrstd="t" o:hr="t"/>
+        </w:pict>
+      </w:r>
+    </w:p>
+    <w:bookmarkEnd w:id="114"/>
+    <w:bookmarkEnd w:id="115"/>
+    <w:bookmarkStart w:id="116" w:name="X991fd5a44ffc770636c6cc26040f243b408795b"/>
+    <w:p>
+      <w:pPr>
+        <w:pStyle w:val="Heading2"/>
+      </w:pPr>
+      <w:r>
+        <w:t xml:space="preserve">[NEW] 4.3 — Journey 7: The Failure Story — The Creator Who Did Not Use DealStage</w:t>
+      </w:r>
+    </w:p>
+    <w:p>
+      <w:r>
+        <w:pict>
+          <v:rect style="width:0;height:1.5pt" o:hralign="center" o:hrstd="t" o:hr="t"/>
+        </w:pict>
+      </w:r>
+    </w:p>
+    <w:bookmarkEnd w:id="116"/>
+    <w:bookmarkEnd w:id="117"/>
+    <w:bookmarkStart w:id="135" w:name="Xcaeec42cd35c5de78ee0ef07a8503a94da9341a"/>
+    <w:p>
+      <w:pPr>
+        <w:pStyle w:val="Heading1"/>
+      </w:pPr>
+      <w:r>
+        <w:t xml:space="preserve">Journey 7: Riley’s Story — The Cost of Waiting</w:t>
+      </w:r>
+    </w:p>
+    <w:bookmarkStart w:id="118" w:name="the-before-6"/>
+    <w:p>
+      <w:pPr>
+        <w:pStyle w:val="Heading3"/>
+      </w:pPr>
+      <w:r>
+        <w:t xml:space="preserve">THE BEFORE</w:t>
+      </w:r>
+    </w:p>
+    <w:p>
+      <w:pPr>
+        <w:pStyle w:val="FirstParagraph"/>
+      </w:pPr>
+      <w:r>
+        <w:t xml:space="preserve">Riley Torres had 150,000 followers on Instagram and a fitness + wellness audience that any brand in the supplement or activewear space would have called ideal. Response rate: 0%. Not 2%. Zero.</w:t>
+      </w:r>
+    </w:p>
+    <w:p>
+      <w:pPr>
+        <w:pStyle w:val="BodyText"/>
+      </w:pPr>
+      <w:r>
+        <w:t xml:space="preserve">In six months of cold outreach, Riley had sent 312 carefully crafted emails and received eleven responses. Six were automated. Three were the kind of</w:t>
+      </w:r>
+      <w:r>
+        <w:t xml:space="preserve"> </w:t>
+      </w:r>
+      <w:r>
+        <w:t xml:space="preserve">“we’d love to keep you in mind for future opportunities”</w:t>
+      </w:r>
+      <w:r>
+        <w:t xml:space="preserve"> </w:t>
+      </w:r>
+      <w:r>
+        <w:t xml:space="preserve">that meant never. Two resulted in introductory calls that led nowhere. The funnel was broken at every stage, and Riley had no way to know whether the problem was the targeting, the message, the contact information, or the timing.</w:t>
+      </w:r>
+    </w:p>
+    <w:p>
+      <w:pPr>
+        <w:pStyle w:val="BodyText"/>
+      </w:pPr>
+      <w:r>
+        <w:t xml:space="preserve">The rent situation was manageable — a roommate helped, and there was still a part-time job to cover the gap. But the part-time job was the thing that was supposed to be temporary. After two years of building the audience, after hitting 150,000 followers, after every metric indicating a real and valuable community: still, structurally, a part-time worker with a side project.</w:t>
+      </w:r>
+    </w:p>
+    <w:p>
+      <w:pPr>
+        <w:pStyle w:val="BodyText"/>
+      </w:pPr>
+      <w:r>
+        <w:t xml:space="preserve">A creator friend mentioned DealStage.</w:t>
+      </w:r>
+      <w:r>
+        <w:t xml:space="preserve"> </w:t>
+      </w:r>
+      <w:r>
+        <w:t xml:space="preserve">“It changed everything for me in the first week,”</w:t>
+      </w:r>
+      <w:r>
+        <w:t xml:space="preserve"> </w:t>
+      </w:r>
+      <w:r>
+        <w:t xml:space="preserve">they said.</w:t>
+      </w:r>
+      <w:r>
+        <w:t xml:space="preserve"> </w:t>
+      </w:r>
+      <w:r>
+        <w:t xml:space="preserve">“You should try it.”</w:t>
+      </w:r>
+    </w:p>
+    <w:p>
+      <w:pPr>
+        <w:pStyle w:val="BodyText"/>
+      </w:pPr>
+      <w:r>
+        <w:t xml:space="preserve">Riley looked at it. The Pro subscription was $249 a month.</w:t>
+      </w:r>
+    </w:p>
+    <w:p>
+      <w:pPr>
+        <w:pStyle w:val="BodyText"/>
+      </w:pPr>
+      <w:r>
+        <w:t xml:space="preserve">“Let me try to figure this out myself first,”</w:t>
+      </w:r>
+      <w:r>
+        <w:t xml:space="preserve"> </w:t>
+      </w:r>
+      <w:r>
+        <w:t xml:space="preserve">Riley thought.</w:t>
+      </w:r>
+      <w:r>
+        <w:t xml:space="preserve"> </w:t>
+      </w:r>
+      <w:r>
+        <w:t xml:space="preserve">“If it doesn’t work in the next few months, I’ll sign up.”</w:t>
+      </w:r>
+    </w:p>
+    <w:bookmarkEnd w:id="118"/>
+    <w:bookmarkStart w:id="119" w:name="the-next-six-months"/>
+    <w:p>
+      <w:pPr>
+        <w:pStyle w:val="Heading3"/>
+      </w:pPr>
+      <w:r>
+        <w:t xml:space="preserve">THE NEXT SIX MONTHS</w:t>
+      </w:r>
+    </w:p>
+    <w:p>
+      <w:pPr>
+        <w:pStyle w:val="FirstParagraph"/>
+      </w:pPr>
+      <w:r>
+        <w:rPr>
+          <w:b/>
+          <w:bCs/>
+        </w:rPr>
+        <w:t xml:space="preserve">Month 1</w:t>
+      </w:r>
+    </w:p>
+    <w:p>
+      <w:pPr>
+        <w:pStyle w:val="BodyText"/>
+      </w:pPr>
+      <w:r>
+        <w:t xml:space="preserve">A wellness brand reached out via DM — a mid-sized supplement company, legitimate, not a scam. They offered a</w:t>
+      </w:r>
+      <w:r>
+        <w:t xml:space="preserve"> </w:t>
+      </w:r>
+      <w:r>
+        <w:t xml:space="preserve">“gifting collaboration”</w:t>
+      </w:r>
+      <w:r>
+        <w:t xml:space="preserve">: product in exchange for posts, no payment. Riley accepted. The exposure would help, maybe. Three posts over thirty days. 0 paid deals resulted.</w:t>
+      </w:r>
+    </w:p>
+    <w:p>
+      <w:pPr>
+        <w:pStyle w:val="BodyText"/>
+      </w:pPr>
+      <w:r>
+        <w:t xml:space="preserve">What Riley did not know: that same brand had a $22,000 paid partnership budget for wellness creators in the 100K-200K follower range. They spent it on a creator who had DealStage. That creator’s platform profile showed a verified 6.1% engagement rate and a deal history demonstrating audience conversion in the supplement category. Riley’s cold email — sent through a general marketing contact email that had changed three months earlier — went unanswered. The budget was spent elsewhere before it occurred.</w:t>
+      </w:r>
+    </w:p>
+    <w:p>
+      <w:pPr>
+        <w:pStyle w:val="BodyText"/>
+      </w:pPr>
+      <w:r>
+        <w:rPr>
+          <w:b/>
+          <w:bCs/>
+        </w:rPr>
+        <w:t xml:space="preserve">Month 2</w:t>
+      </w:r>
+    </w:p>
+    <w:p>
+      <w:pPr>
+        <w:pStyle w:val="BodyText"/>
+      </w:pPr>
+      <w:r>
+        <w:t xml:space="preserve">A sportswear brand responded to Riley’s outreach. A real response — a human being, not an automated system. They offered a sponsored post campaign: four posts over three weeks. The rate: $1,500 for the full campaign.</w:t>
+      </w:r>
+    </w:p>
+    <w:p>
+      <w:pPr>
+        <w:pStyle w:val="BodyText"/>
+      </w:pPr>
+      <w:r>
+        <w:t xml:space="preserve">Riley counter-proposed $2,800. They settled at $1,800.</w:t>
+      </w:r>
+    </w:p>
+    <w:p>
+      <w:pPr>
+        <w:pStyle w:val="BodyText"/>
+      </w:pPr>
+      <w:r>
+        <w:t xml:space="preserve">What Riley did not know: that sportswear brand was paying comparable creators with similar follower counts between $8,500 and $14,000 for comparable deliverable sets. The brand’s partnership manager later told a colleague that Riley had</w:t>
+      </w:r>
+      <w:r>
+        <w:t xml:space="preserve"> </w:t>
+      </w:r>
+      <w:r>
+        <w:t xml:space="preserve">“seemed to not really know their value.”</w:t>
+      </w:r>
+      <w:r>
+        <w:t xml:space="preserve"> </w:t>
+      </w:r>
+      <w:r>
+        <w:t xml:space="preserve">They did not renew. A creator who had negotiated through DealStage — with AI-benchmarked rate data — closed a $12,000 renewal with the same brand two months later.</w:t>
+      </w:r>
+    </w:p>
+    <w:p>
+      <w:pPr>
+        <w:pStyle w:val="BodyText"/>
+      </w:pPr>
+      <w:r>
+        <w:rPr>
+          <w:b/>
+          <w:bCs/>
+        </w:rPr>
+        <w:t xml:space="preserve">Month 3</w:t>
+      </w:r>
+    </w:p>
+    <w:p>
+      <w:pPr>
+        <w:pStyle w:val="BodyText"/>
+      </w:pPr>
+      <w:r>
+        <w:t xml:space="preserve">Riley finally signed a campaign that felt like real progress: a 90-day wellness product exclusivity arrangement with a fast-growing supplement startup. The campaign paid $4,500. Riley signed a contract that included an exclusivity clause covering</w:t>
+      </w:r>
+      <w:r>
+        <w:t xml:space="preserve"> </w:t>
+      </w:r>
+      <w:r>
+        <w:t xml:space="preserve">“all wellness product categories”</w:t>
+      </w:r>
+      <w:r>
+        <w:t xml:space="preserve"> </w:t>
+      </w:r>
+      <w:r>
+        <w:t xml:space="preserve">— interpreted by the brand’s legal team to include fitness apparel, activewear, and nutrition products.</w:t>
+      </w:r>
+    </w:p>
+    <w:p>
+      <w:pPr>
+        <w:pStyle w:val="BodyText"/>
+      </w:pPr>
+      <w:r>
+        <w:t xml:space="preserve">The contract also included a 90-day post-campaign exclusivity extension</w:t>
+      </w:r>
+      <w:r>
+        <w:t xml:space="preserve"> </w:t>
+      </w:r>
+      <w:r>
+        <w:t xml:space="preserve">“for competing products.”</w:t>
+      </w:r>
+    </w:p>
+    <w:p>
+      <w:pPr>
+        <w:pStyle w:val="BodyText"/>
+      </w:pPr>
+      <w:r>
+        <w:t xml:space="preserve">For six months, Riley could not accept any activewear deal, any nutrition deal, or any fitness supplement deal without violating the contract. The three deals that came in during those six months — one for $8,000, one for $11,500, one for $6,500 — all fell through. Total value of declined opportunities during the exclusivity window: $26,000.</w:t>
+      </w:r>
+    </w:p>
+    <w:p>
+      <w:pPr>
+        <w:pStyle w:val="BodyText"/>
+      </w:pPr>
+      <w:r>
+        <w:t xml:space="preserve">DealStage’s Contract Scanner flags overbroad exclusivity clauses as a high-priority negotiation item. The platform generates suggested counter-language automatically. Riley’s contract would have been flagged in the first review. The clause would have been narrowed to</w:t>
+      </w:r>
+      <w:r>
+        <w:t xml:space="preserve"> </w:t>
+      </w:r>
+      <w:r>
+        <w:t xml:space="preserve">“direct competitive products only”</w:t>
+      </w:r>
+      <w:r>
+        <w:t xml:space="preserve"> </w:t>
+      </w:r>
+      <w:r>
+        <w:t xml:space="preserve">before signing.</w:t>
+      </w:r>
+    </w:p>
+    <w:p>
+      <w:pPr>
+        <w:pStyle w:val="BodyText"/>
+      </w:pPr>
+      <w:r>
+        <w:rPr>
+          <w:b/>
+          <w:bCs/>
+        </w:rPr>
+        <w:t xml:space="preserve">Months 4-6</w:t>
+      </w:r>
+    </w:p>
+    <w:p>
+      <w:pPr>
+        <w:pStyle w:val="BodyText"/>
+      </w:pPr>
+      <w:r>
+        <w:t xml:space="preserve">A creator friend who had been using DealStage for three months closed a $73,000 deal with Nike Running.</w:t>
+      </w:r>
+    </w:p>
+    <w:p>
+      <w:pPr>
+        <w:pStyle w:val="BodyText"/>
+      </w:pPr>
+      <w:r>
+        <w:t xml:space="preserve">Riley saw the announcement on Instagram. Re-opened the DealStage website for the first time since the initial visit six months ago.</w:t>
+      </w:r>
+    </w:p>
+    <w:p>
+      <w:pPr>
+        <w:pStyle w:val="BodyText"/>
+      </w:pPr>
+      <w:r>
+        <w:t xml:space="preserve">The monthly subscription was still $249.</w:t>
+      </w:r>
+    </w:p>
+    <w:p>
+      <w:pPr>
+        <w:pStyle w:val="BodyText"/>
+      </w:pPr>
+      <w:r>
+        <w:t xml:space="preserve">The three deals Riley had declined due to the exclusivity clause totaled $26,000. The deal Riley had underpriced by 85% in Month 2 had cost approximately $10,200 in uncaptured value. The gifting collaboration in Month 1 had cost approximately $22,000 in uncaptured deal value. The total cost of six months of not having the intelligence layer, measured against documented market rates: approximately $60,000 in missed and underpriced deal value.</w:t>
+      </w:r>
+    </w:p>
+    <w:p>
+      <w:pPr>
+        <w:pStyle w:val="BodyText"/>
+      </w:pPr>
+      <w:r>
+        <w:t xml:space="preserve">The DealStage subscription for six months would have cost $1,494.</w:t>
+      </w:r>
+    </w:p>
+    <w:p>
+      <w:pPr>
+        <w:pStyle w:val="BodyText"/>
+      </w:pPr>
+      <w:r>
+        <w:rPr>
+          <w:b/>
+          <w:bCs/>
+        </w:rPr>
+        <w:t xml:space="preserve">THE TURNING POINT</w:t>
+      </w:r>
+    </w:p>
+    <w:p>
+      <w:pPr>
+        <w:pStyle w:val="BodyText"/>
+      </w:pPr>
+      <w:r>
+        <w:t xml:space="preserve">Riley signed up for DealStage on a Sunday night in Month 6.</w:t>
+      </w:r>
+    </w:p>
+    <w:p>
+      <w:pPr>
+        <w:pStyle w:val="BodyText"/>
+      </w:pPr>
+      <w:r>
+        <w:t xml:space="preserve">The first session lasted forty-seven minutes. In that time, the AI Match Engine surfaced 9 brand matches at high-confidence levels — including three brands Riley had cold-emailed without response, all of which the platform identified as actively seeking wellness creators in the 100K-200K range. For one of them, the platform’s Contact Intelligence Engine identified the direct outreach contact, bypassing the info@ address that Riley’s prior emails had been sent to.</w:t>
+      </w:r>
+    </w:p>
+    <w:p>
+      <w:pPr>
+        <w:pStyle w:val="BodyText"/>
+      </w:pPr>
+      <w:r>
+        <w:t xml:space="preserve">Within two weeks, Riley had three active deal conversations from that first session. Within thirty days, Riley had closed a $28,000 deal — the largest of their creator career.</w:t>
+      </w:r>
+    </w:p>
+    <w:p>
+      <w:pPr>
+        <w:pStyle w:val="BodyText"/>
+      </w:pPr>
+      <w:r>
+        <w:t xml:space="preserve">The first five minutes of that Sunday night session had looked exactly like Jordan Blake’s.</w:t>
+      </w:r>
+    </w:p>
+    <w:bookmarkEnd w:id="119"/>
+    <w:bookmarkStart w:id="120" w:name="the-lesson-1"/>
+    <w:p>
+      <w:pPr>
+        <w:pStyle w:val="Heading3"/>
+      </w:pPr>
+      <w:r>
+        <w:t xml:space="preserve">THE LESSON</w:t>
+      </w:r>
+    </w:p>
+    <w:p>
+      <w:pPr>
+        <w:pStyle w:val="FirstParagraph"/>
+      </w:pPr>
+      <w:r>
+        <w:t xml:space="preserve">Riley’s story is not a story about failure. It is a story about the specific, calculable cost of delayed decisions.</w:t>
+      </w:r>
+    </w:p>
+    <w:p>
+      <w:pPr>
+        <w:pStyle w:val="BodyText"/>
+      </w:pPr>
+      <w:r>
+        <w:t xml:space="preserve">The creator economy does not punish lack of talent. It rewards information advantage. Every month without the right intelligence is a month in which the information asymmetry compounds — deals missed, rates underpriced, contracts signed without leverage. The clock does not pause. The market does not wait.</w:t>
+      </w:r>
+    </w:p>
+    <w:p>
+      <w:pPr>
+        <w:pStyle w:val="BodyText"/>
+      </w:pPr>
+      <w:r>
+        <w:t xml:space="preserve">The only question is when to claim the advantage.</w:t>
+      </w:r>
+    </w:p>
+    <w:p>
+      <w:r>
+        <w:pict>
+          <v:rect style="width:0;height:1.5pt" o:hralign="center" o:hrstd="t" o:hr="t"/>
+        </w:pict>
+      </w:r>
+    </w:p>
+    <w:bookmarkEnd w:id="120"/>
+    <w:bookmarkStart w:id="122" w:name="Xa0da2f1a6d8e07f8230544826ba10c72398deef"/>
+    <w:p>
+      <w:pPr>
+        <w:pStyle w:val="Heading2"/>
+      </w:pPr>
+      <w:r>
+        <w:t xml:space="preserve">[NEW] 4.5 — Video Script Versions: Three Formats for Each Journey</w:t>
+      </w:r>
+    </w:p>
+    <w:bookmarkStart w:id="121" w:name="X60b962d87188d56631cf33b482ca798f83df950"/>
+    <w:p>
+      <w:pPr>
+        <w:pStyle w:val="Heading3"/>
+      </w:pPr>
+      <w:r>
+        <w:t xml:space="preserve">Video Script Framework — Three Formats per Journey</w:t>
+      </w:r>
+    </w:p>
+    <w:p>
+      <w:pPr>
+        <w:pStyle w:val="FirstParagraph"/>
+      </w:pPr>
+      <w:r>
+        <w:rPr>
+          <w:i/>
+          <w:iCs/>
+        </w:rPr>
+        <w:t xml:space="preserve">These formats provide the production team with ready-to-film assets for each user journey. All six journeys (plus Journey 7) should be produced in all three formats. The formats are designed for three different use cases and three different platforms.</w:t>
+      </w:r>
+    </w:p>
+    <w:p>
+      <w:r>
+        <w:pict>
+          <v:rect style="width:0;height:1.5pt" o:hralign="center" o:hrstd="t" o:hr="t"/>
+        </w:pict>
+      </w:r>
+    </w:p>
+    <w:p>
+      <w:pPr>
+        <w:pStyle w:val="FirstParagraph"/>
+      </w:pPr>
+      <w:r>
+        <w:rPr>
+          <w:b/>
+          <w:bCs/>
+        </w:rPr>
+        <w:t xml:space="preserve">FORMAT 1: 90-Second TikTok/Reels Testimonial Script</w:t>
+      </w:r>
+    </w:p>
+    <w:p>
+      <w:pPr>
+        <w:pStyle w:val="BodyText"/>
+      </w:pPr>
+      <w:r>
+        <w:rPr>
+          <w:i/>
+          <w:iCs/>
+        </w:rPr>
+        <w:t xml:space="preserve">Structure and timing:</w:t>
+      </w:r>
+    </w:p>
+    <w:p>
+      <w:pPr>
+        <w:pStyle w:val="BodyText"/>
+      </w:pPr>
+      <w:r>
+        <w:rPr>
+          <w:b/>
+          <w:bCs/>
+        </w:rPr>
+        <w:t xml:space="preserve">0:00-0:15 — The Hook (Before State)</w:t>
+      </w:r>
+      <w:r>
+        <w:t xml:space="preserve"> </w:t>
+      </w:r>
+      <w:r>
+        <w:t xml:space="preserve">Protagonist to camera, single sentence:</w:t>
+      </w:r>
+      <w:r>
+        <w:t xml:space="preserve"> </w:t>
+      </w:r>
+      <w:r>
+        <w:t xml:space="preserve">“I had [X] followers and made [$X] in two years. Here’s what that looked like.”</w:t>
+      </w:r>
+      <w:r>
+        <w:t xml:space="preserve"> </w:t>
+      </w:r>
+      <w:r>
+        <w:t xml:space="preserve">Cut to: the spreadsheet, the empty inbox, the lowball offer screenshot.</w:t>
+      </w:r>
+    </w:p>
+    <w:p>
+      <w:pPr>
+        <w:pStyle w:val="BodyText"/>
+      </w:pPr>
+      <w:r>
+        <w:rPr>
+          <w:b/>
+          <w:bCs/>
+        </w:rPr>
+        <w:t xml:space="preserve">0:15-0:45 — The Turn (Platform Demo)</w:t>
+      </w:r>
+      <w:r>
+        <w:t xml:space="preserve"> </w:t>
+      </w:r>
+      <w:r>
+        <w:t xml:space="preserve">Screen recording with voiceover:</w:t>
+      </w:r>
+      <w:r>
+        <w:t xml:space="preserve"> </w:t>
+      </w:r>
+      <w:r>
+        <w:t xml:space="preserve">“I found DealStage. In the first session, the AI surfaced [brand name] at [X]% match. I had already emailed them. It had gone unanswered for [X] months. Here’s the direct contact the platform found.”</w:t>
+      </w:r>
+      <w:r>
+        <w:t xml:space="preserve"> </w:t>
+      </w:r>
+      <w:r>
+        <w:t xml:space="preserve">Show: Contact Intelligence Engine surfacing a name. The outreach sequence being generated. The match score on screen.</w:t>
+      </w:r>
+    </w:p>
+    <w:p>
+      <w:pPr>
+        <w:pStyle w:val="BodyText"/>
+      </w:pPr>
+      <w:r>
+        <w:rPr>
+          <w:b/>
+          <w:bCs/>
+        </w:rPr>
+        <w:t xml:space="preserve">0:45-1:15 — The After State</w:t>
+      </w:r>
+      <w:r>
+        <w:t xml:space="preserve"> </w:t>
+      </w:r>
+      <w:r>
+        <w:t xml:space="preserve">Back to protagonist:</w:t>
+      </w:r>
+      <w:r>
+        <w:t xml:space="preserve"> </w:t>
+      </w:r>
+      <w:r>
+        <w:t xml:space="preserve">“[Brand] responded within [X] days. The deal was [$X]. Here’s what I would have accepted without the data: [$X]. Here’s what the platform showed me I was worth: [$X]. I asked for what I was worth. I got it.”</w:t>
+      </w:r>
+      <w:r>
+        <w:t xml:space="preserve"> </w:t>
+      </w:r>
+      <w:r>
+        <w:t xml:space="preserve">Show: deal closed notification, contract signed screen.</w:t>
+      </w:r>
+    </w:p>
+    <w:p>
+      <w:pPr>
+        <w:pStyle w:val="BodyText"/>
+      </w:pPr>
+      <w:r>
+        <w:rPr>
+          <w:b/>
+          <w:bCs/>
+        </w:rPr>
+        <w:t xml:space="preserve">1:15-1:30 — CTA</w:t>
+      </w:r>
+      <w:r>
+        <w:t xml:space="preserve"> </w:t>
+      </w:r>
+      <w:r>
+        <w:t xml:space="preserve">“Here’s what DealStage showed me — and how it works. Link in bio.”</w:t>
+      </w:r>
+    </w:p>
+    <w:p>
+      <w:pPr>
+        <w:pStyle w:val="BodyText"/>
+      </w:pPr>
+      <w:r>
+        <w:rPr>
+          <w:i/>
+          <w:iCs/>
+        </w:rPr>
+        <w:t xml:space="preserve">Can be filmed as:</w:t>
+      </w:r>
+      <w:r>
+        <w:t xml:space="preserve"> </w:t>
+      </w:r>
+      <w:r>
+        <w:t xml:space="preserve">actor-testimonial casting (creator archetype), founder narration (CEO narrates over screen recordings), or animated explainer (UI animated, no live talent required).</w:t>
+      </w:r>
+    </w:p>
+    <w:p>
+      <w:r>
+        <w:pict>
+          <v:rect style="width:0;height:1.5pt" o:hralign="center" o:hrstd="t" o:hr="t"/>
+        </w:pict>
+      </w:r>
+    </w:p>
+    <w:p>
+      <w:pPr>
+        <w:pStyle w:val="FirstParagraph"/>
+      </w:pPr>
+      <w:r>
+        <w:rPr>
+          <w:b/>
+          <w:bCs/>
+        </w:rPr>
+        <w:t xml:space="preserve">FORMAT 2: 3-Minute YouTube Documentary Script</w:t>
+      </w:r>
+    </w:p>
+    <w:p>
+      <w:pPr>
+        <w:pStyle w:val="BodyText"/>
+      </w:pPr>
+      <w:r>
+        <w:rPr>
+          <w:i/>
+          <w:iCs/>
+        </w:rPr>
+        <w:t xml:space="preserve">Structure:</w:t>
+      </w:r>
+    </w:p>
+    <w:p>
+      <w:pPr>
+        <w:pStyle w:val="BodyText"/>
+      </w:pPr>
+      <w:r>
+        <w:rPr>
+          <w:b/>
+          <w:bCs/>
+        </w:rPr>
+        <w:t xml:space="preserve">0:00-0:30 — Cold Open</w:t>
+      </w:r>
+      <w:r>
+        <w:t xml:space="preserve"> </w:t>
+      </w:r>
+      <w:r>
+        <w:t xml:space="preserve">The specific, painful moment from the before state. For Jordan: the Notes app entry,</w:t>
+      </w:r>
+      <w:r>
+        <w:t xml:space="preserve"> </w:t>
+      </w:r>
+      <w:r>
+        <w:t xml:space="preserve">“Maybe I should just get a regular job.”</w:t>
+      </w:r>
+      <w:r>
+        <w:t xml:space="preserve"> </w:t>
+      </w:r>
+      <w:r>
+        <w:t xml:space="preserve">No context. No explanation. Let the moment breathe.</w:t>
+      </w:r>
+    </w:p>
+    <w:p>
+      <w:pPr>
+        <w:pStyle w:val="BodyText"/>
+      </w:pPr>
+      <w:r>
+        <w:rPr>
+          <w:b/>
+          <w:bCs/>
+        </w:rPr>
+        <w:t xml:space="preserve">0:30-1:00 — Context Build</w:t>
+      </w:r>
+      <w:r>
+        <w:t xml:space="preserve"> </w:t>
+      </w:r>
+      <w:r>
+        <w:t xml:space="preserve">Voiceover with b-roll:</w:t>
+      </w:r>
+      <w:r>
+        <w:t xml:space="preserve"> </w:t>
+      </w:r>
+      <w:r>
+        <w:t xml:space="preserve">“Jordan Blake had 180,000 Instagram followers, a 6.4% engagement rate, and $2,100 in brand deals over two years. Not $2,100 per month. $2,100 total. This is a story about what that actually costs.”</w:t>
+      </w:r>
+    </w:p>
+    <w:p>
+      <w:pPr>
+        <w:pStyle w:val="BodyText"/>
+      </w:pPr>
+      <w:r>
+        <w:rPr>
+          <w:b/>
+          <w:bCs/>
+        </w:rPr>
+        <w:t xml:space="preserve">1:00-1:45 — The Discovery</w:t>
+      </w:r>
+      <w:r>
+        <w:t xml:space="preserve"> </w:t>
+      </w:r>
+      <w:r>
+        <w:t xml:space="preserve">The moment of finding DealStage. Organic, specific.</w:t>
+      </w:r>
+      <w:r>
+        <w:t xml:space="preserve"> </w:t>
+      </w:r>
+      <w:r>
+        <w:t xml:space="preserve">“A creator meetup in LA. A conversation in the parking lot.”</w:t>
+      </w:r>
+      <w:r>
+        <w:t xml:space="preserve"> </w:t>
+      </w:r>
+      <w:r>
+        <w:t xml:space="preserve">Show the first session — the Nike match reveal in real time.</w:t>
+      </w:r>
+    </w:p>
+    <w:p>
+      <w:pPr>
+        <w:pStyle w:val="BodyText"/>
+      </w:pPr>
+      <w:r>
+        <w:rPr>
+          <w:b/>
+          <w:bCs/>
+        </w:rPr>
+        <w:t xml:space="preserve">1:45-2:30 — The Platform Demonstration</w:t>
+      </w:r>
+      <w:r>
+        <w:t xml:space="preserve"> </w:t>
+      </w:r>
+      <w:r>
+        <w:t xml:space="preserve">Screen recording: AI match score appearing. Contact intelligence finding the Nike partnership manager name. Deal Coach drafting the counter-offer language. The numbers on screen.</w:t>
+      </w:r>
+    </w:p>
+    <w:p>
+      <w:pPr>
+        <w:pStyle w:val="BodyText"/>
+      </w:pPr>
+      <w:r>
+        <w:rPr>
+          <w:b/>
+          <w:bCs/>
+        </w:rPr>
+        <w:t xml:space="preserve">2:30-3:00 — The After State + Emotional Resolution</w:t>
+      </w:r>
+      <w:r>
+        <w:t xml:space="preserve"> </w:t>
+      </w:r>
+      <w:r>
+        <w:t xml:space="preserve">“Six months later, $340,000 in deals. The Nike contract alone was $73,000.”</w:t>
+      </w:r>
+      <w:r>
+        <w:t xml:space="preserve"> </w:t>
+      </w:r>
+      <w:r>
+        <w:t xml:space="preserve">Return to the Notes app entry from the cold open. Jordan deletes the note. CTA:</w:t>
+      </w:r>
+      <w:r>
+        <w:t xml:space="preserve"> </w:t>
+      </w:r>
+      <w:r>
+        <w:t xml:space="preserve">“See how Jordan did it. DealStage.com.”</w:t>
+      </w:r>
+    </w:p>
+    <w:p>
+      <w:r>
+        <w:pict>
+          <v:rect style="width:0;height:1.5pt" o:hralign="center" o:hrstd="t" o:hr="t"/>
+        </w:pict>
+      </w:r>
+    </w:p>
+    <w:p>
+      <w:pPr>
+        <w:pStyle w:val="FirstParagraph"/>
+      </w:pPr>
+      <w:r>
+        <w:rPr>
+          <w:b/>
+          <w:bCs/>
+        </w:rPr>
+        <w:t xml:space="preserve">FORMAT 3: 60-Second Pitch Deck Narration Script</w:t>
+      </w:r>
+    </w:p>
+    <w:p>
+      <w:pPr>
+        <w:pStyle w:val="BodyText"/>
+      </w:pPr>
+      <w:r>
+        <w:rPr>
+          <w:i/>
+          <w:iCs/>
+        </w:rPr>
+        <w:t xml:space="preserve">For use in investor presentations — narrated by the DealStage founder over the Before/After comparison card visual.</w:t>
+      </w:r>
+    </w:p>
+    <w:p>
+      <w:pPr>
+        <w:pStyle w:val="BodyText"/>
+      </w:pPr>
+      <w:r>
+        <w:t xml:space="preserve">“Jordan Blake is 31 years old. He lives in Silver Lake. He has 180,000 followers and a 6.4% engagement rate. [Pause.] He made $2,100 in brand deals over two years.</w:t>
+      </w:r>
+    </w:p>
+    <w:p>
+      <w:pPr>
+        <w:pStyle w:val="BodyText"/>
+      </w:pPr>
+      <w:r>
+        <w:t xml:space="preserve">Not because the brands didn’t exist. They did. Not because he wasn’t the right creator. He was. Because the information was broken. Jordan was negotiating blind. The brands had data teams. Jordan had a spreadsheet.</w:t>
+      </w:r>
+    </w:p>
+    <w:p>
+      <w:pPr>
+        <w:pStyle w:val="BodyText"/>
+      </w:pPr>
+      <w:r>
+        <w:t xml:space="preserve">DealStage changed that in one session. The AI surfaced Nike at 94% match. The platform found the direct contact. The Deal Coach wrote the pitch. Jordan asked for what he was worth.</w:t>
+      </w:r>
+    </w:p>
+    <w:p>
+      <w:pPr>
+        <w:pStyle w:val="BodyText"/>
+      </w:pPr>
+      <w:r>
+        <w:t xml:space="preserve">Nike paid $73,000.</w:t>
+      </w:r>
+    </w:p>
+    <w:p>
+      <w:pPr>
+        <w:pStyle w:val="BodyText"/>
+      </w:pPr>
+      <w:r>
+        <w:t xml:space="preserve">Six months later: $340,000 in deals. 16,100% return on platform subscription.</w:t>
+      </w:r>
+    </w:p>
+    <w:p>
+      <w:pPr>
+        <w:pStyle w:val="BodyText"/>
+      </w:pPr>
+      <w:r>
+        <w:t xml:space="preserve">Jordan’s story is not unique. It is the structural condition of the creator economy. DealStage is the structural correction.</w:t>
+      </w:r>
+    </w:p>
+    <w:p>
+      <w:pPr>
+        <w:pStyle w:val="BodyText"/>
+      </w:pPr>
+      <w:r>
+        <w:t xml:space="preserve">This is what we are building.”</w:t>
+      </w:r>
+    </w:p>
+    <w:p>
+      <w:r>
+        <w:pict>
+          <v:rect style="width:0;height:1.5pt" o:hralign="center" o:hrstd="t" o:hr="t"/>
+        </w:pict>
+      </w:r>
+    </w:p>
+    <w:bookmarkEnd w:id="121"/>
+    <w:bookmarkEnd w:id="122"/>
+    <w:bookmarkStart w:id="124" w:name="X66e1522841e60594cba8bbd4594f2c8fd0fc3ff"/>
+    <w:p>
+      <w:pPr>
+        <w:pStyle w:val="Heading2"/>
+      </w:pPr>
+      <w:r>
+        <w:t xml:space="preserve">[NEW] 4.6 — Network Effect in Action: How Each User Makes the Platform Better</w:t>
+      </w:r>
+    </w:p>
+    <w:bookmarkStart w:id="123" w:name="Xb35e40c06c44cbda3859238661a9926574017c3"/>
+    <w:p>
+      <w:pPr>
+        <w:pStyle w:val="Heading3"/>
+      </w:pPr>
+      <w:r>
+        <w:t xml:space="preserve">The Network Effect in Action — The Six Characters as One System</w:t>
+      </w:r>
+    </w:p>
+    <w:p>
+      <w:pPr>
+        <w:pStyle w:val="FirstParagraph"/>
+      </w:pPr>
+      <w:r>
+        <w:rPr>
+          <w:b/>
+          <w:bCs/>
+        </w:rPr>
+        <w:t xml:space="preserve">The Chain of Value Creation</w:t>
+      </w:r>
+    </w:p>
+    <w:p>
+      <w:pPr>
+        <w:pStyle w:val="BodyText"/>
+      </w:pPr>
+      <w:r>
+        <w:t xml:space="preserve">The six user journey characters are not case studies. They are nodes in a network effect that compounds with every new user. Here is how each character’s activity on DealStage makes the platform more valuable for the other five.</w:t>
+      </w:r>
+    </w:p>
+    <w:p>
+      <w:pPr>
+        <w:pStyle w:val="BodyText"/>
+      </w:pPr>
+      <w:r>
+        <w:rPr>
+          <w:b/>
+          <w:bCs/>
+        </w:rPr>
+        <w:t xml:space="preserve">Jordan → Sarah → Marcus: The Data Loop</w:t>
+      </w:r>
+    </w:p>
+    <w:p>
+      <w:pPr>
+        <w:pStyle w:val="BodyText"/>
+      </w:pPr>
+      <w:r>
+        <w:t xml:space="preserve">When Jordan closed the Nike Running deal, 1,247 creators in the DealStage network who had Nike as a potential match saw their AI match scores updated with new transaction data. Of those 1,247, 83 subsequently received Nike match notifications with improved confidence scores. Of those 83, 12 initiated outreach. Of those 12, 3 closed deals.</w:t>
+      </w:r>
+    </w:p>
+    <w:p>
+      <w:pPr>
+        <w:pStyle w:val="BodyText"/>
+      </w:pPr>
+      <w:r>
+        <w:t xml:space="preserve">Jordan’s deal did not just change Jordan’s career. It changed the career trajectory of 3 creators he will never meet.</w:t>
+      </w:r>
+    </w:p>
+    <w:p>
+      <w:pPr>
+        <w:pStyle w:val="BodyText"/>
+      </w:pPr>
+      <w:r>
+        <w:t xml:space="preserve">When Sarah Chen added Luminara Skin’s campaign parameters to the DealStage brand database — the brand’s actual targeting preferences, budget range, content performance thresholds — every wellness creator on the platform received improved match accuracy for Luminara campaigns. Not just the ones who pitched Sarah directly. All of them.</w:t>
+      </w:r>
+    </w:p>
+    <w:p>
+      <w:pPr>
+        <w:pStyle w:val="BodyText"/>
+      </w:pPr>
+      <w:r>
+        <w:t xml:space="preserve">When Marcus Williams added 7 new creator clients to the DealStage Agency Dashboard, each of those creators’ content performance data improved the AI’s understanding of their respective niches. A fashion creator new to Marcus’s roster added 18 months of historical content data to DealStage’s fashion category model. Every other fashion creator on the platform received a marginal improvement in AI match accuracy that day.</w:t>
+      </w:r>
+    </w:p>
+    <w:p>
+      <w:pPr>
+        <w:pStyle w:val="BodyText"/>
+      </w:pPr>
+      <w:r>
+        <w:rPr>
+          <w:b/>
+          <w:bCs/>
+        </w:rPr>
+        <w:t xml:space="preserve">Quantifying the Network Effect</w:t>
+      </w:r>
+    </w:p>
+    <w:p>
+      <w:pPr>
+        <w:pStyle w:val="BodyText"/>
+      </w:pPr>
+      <w:r>
+        <w:t xml:space="preserve">At 10,000 paid subscribers: each new deal adds to a dataset that improves match accuracy for every other subscriber in the same niche category. The improvement is measurable, not metaphorical.</w:t>
+      </w:r>
+    </w:p>
+    <w:p>
+      <w:pPr>
+        <w:pStyle w:val="BodyText"/>
+      </w:pPr>
+      <w:r>
+        <w:t xml:space="preserve">At 50,000 paid subscribers: the dataset is deep enough that the AI’s category-specific predictions are materially more accurate than at 10,000. A competitor entering at this point with identical AI architecture but zero transaction data cannot match DealStage’s prediction quality — regardless of their engineering team’s quality.</w:t>
+      </w:r>
+    </w:p>
+    <w:p>
+      <w:pPr>
+        <w:pStyle w:val="BodyText"/>
+      </w:pPr>
+      <w:r>
+        <w:t xml:space="preserve">At 100,000 paid subscribers: the data moat is structurally insurmountable without 4-5 years of transaction accumulation at comparable scale.</w:t>
+      </w:r>
+    </w:p>
+    <w:p>
+      <w:pPr>
+        <w:pStyle w:val="BodyText"/>
+      </w:pPr>
+      <w:r>
+        <w:rPr>
+          <w:b/>
+          <w:bCs/>
+        </w:rPr>
+        <w:t xml:space="preserve">The Conclusion</w:t>
+      </w:r>
+    </w:p>
+    <w:p>
+      <w:pPr>
+        <w:pStyle w:val="BodyText"/>
+      </w:pPr>
+      <w:r>
+        <w:t xml:space="preserve">The platform does not just serve the creator economy. As it grows, it becomes the creator economy’s intelligence infrastructure — the layer that makes every participant smarter, every deal more efficient, and every match more accurate. Not in theory. In the specific, traceable way that one transaction improves the data quality for every participant in the network.</w:t>
+      </w:r>
+    </w:p>
+    <w:p>
+      <w:r>
+        <w:pict>
+          <v:rect style="width:0;height:1.5pt" o:hralign="center" o:hrstd="t" o:hr="t"/>
+        </w:pict>
+      </w:r>
+    </w:p>
+    <w:bookmarkEnd w:id="123"/>
+    <w:bookmarkEnd w:id="124"/>
+    <w:bookmarkStart w:id="126" w:name="Xb83f2156a0eac3659db55464d1fd29f1c4c99ee"/>
+    <w:p>
+      <w:pPr>
+        <w:pStyle w:val="Heading2"/>
+      </w:pPr>
+      <w:r>
+        <w:t xml:space="preserve">[NEW] 4.7 — Real Brand Validation: Named Case Study Framework</w:t>
+      </w:r>
+    </w:p>
+    <w:bookmarkStart w:id="125" w:name="Xc478fa527dd89843fe80f0ddce29b55dd1b5579"/>
+    <w:p>
+      <w:pPr>
+        <w:pStyle w:val="Heading3"/>
+      </w:pPr>
+      <w:r>
+        <w:t xml:space="preserve">Framework for Real Brand Named Case Studies</w:t>
+      </w:r>
+    </w:p>
+    <w:p>
+      <w:pPr>
+        <w:pStyle w:val="FirstParagraph"/>
+      </w:pPr>
+      <w:r>
+        <w:rPr>
+          <w:i/>
+          <w:iCs/>
+        </w:rPr>
+        <w:t xml:space="preserve">Per Strategic Suggestion 4.7: For at least two journeys, confirm with real brand partners that they are willing to be named — transforming illustrative journeys into verified case studies with 10x the credibility.</w:t>
+      </w:r>
+    </w:p>
+    <w:p>
+      <w:pPr>
+        <w:pStyle w:val="BodyText"/>
+      </w:pPr>
+      <w:r>
+        <w:rPr>
+          <w:b/>
+          <w:bCs/>
+        </w:rPr>
+        <w:t xml:space="preserve">The Ask</w:t>
+      </w:r>
+    </w:p>
+    <w:p>
+      <w:pPr>
+        <w:pStyle w:val="BodyText"/>
+      </w:pPr>
+      <w:r>
+        <w:t xml:space="preserve">Identify two to three real DealStage brand partners from the actual platform user base who are:</w:t>
+      </w:r>
+      <w:r>
+        <w:t xml:space="preserve"> </w:t>
+      </w:r>
+      <w:r>
+        <w:t xml:space="preserve">1. Well-known enough that their name carries credibility</w:t>
+      </w:r>
+      <w:r>
+        <w:t xml:space="preserve"> </w:t>
+      </w:r>
+      <w:r>
+        <w:t xml:space="preserve">2. Satisfied enough with DealStage outcomes to be willing to provide a quote</w:t>
+      </w:r>
+      <w:r>
+        <w:t xml:space="preserve"> </w:t>
+      </w:r>
+      <w:r>
+        <w:t xml:space="preserve">3. Open to being named in pitch materials and press documentation</w:t>
+      </w:r>
+    </w:p>
+    <w:p>
+      <w:pPr>
+        <w:pStyle w:val="BodyText"/>
+      </w:pPr>
+      <w:r>
+        <w:rPr>
+          <w:b/>
+          <w:bCs/>
+        </w:rPr>
+        <w:t xml:space="preserve">The Quote Format</w:t>
+      </w:r>
+    </w:p>
+    <w:p>
+      <w:pPr>
+        <w:pStyle w:val="BodyText"/>
+      </w:pPr>
+      <w:r>
+        <w:t xml:space="preserve">One sentence is sufficient. The sentence should:</w:t>
+      </w:r>
+      <w:r>
+        <w:t xml:space="preserve"> </w:t>
+      </w:r>
+      <w:r>
+        <w:t xml:space="preserve">- Name the brand (or the brand’s partnership manager by first name and role)</w:t>
+      </w:r>
+      <w:r>
+        <w:t xml:space="preserve"> </w:t>
+      </w:r>
+      <w:r>
+        <w:t xml:space="preserve">- Reference a specific outcome, not a general sentiment</w:t>
+      </w:r>
+      <w:r>
+        <w:t xml:space="preserve"> </w:t>
+      </w:r>
+      <w:r>
+        <w:t xml:space="preserve">- Be attributable to a real person in a verifiable role</w:t>
+      </w:r>
+    </w:p>
+    <w:p>
+      <w:pPr>
+        <w:pStyle w:val="BodyText"/>
+      </w:pPr>
+      <w:r>
+        <w:t xml:space="preserve">Example:</w:t>
+      </w:r>
+      <w:r>
+        <w:t xml:space="preserve"> </w:t>
+      </w:r>
+      <w:r>
+        <w:rPr>
+          <w:i/>
+          <w:iCs/>
+        </w:rPr>
+        <w:t xml:space="preserve">“DealStage surfaced three creators we had never heard of who turned out to be our best-performing partnerships of the year.”</w:t>
+      </w:r>
+      <w:r>
+        <w:rPr>
+          <w:i/>
+          <w:iCs/>
+        </w:rPr>
+        <w:t xml:space="preserve"> </w:t>
+      </w:r>
+      <w:r>
+        <w:rPr>
+          <w:i/>
+          <w:iCs/>
+        </w:rPr>
+        <w:t xml:space="preserve">— [Name], Partnership Manager, [Brand]</w:t>
+      </w:r>
+    </w:p>
+    <w:p>
+      <w:pPr>
+        <w:pStyle w:val="BodyText"/>
+      </w:pPr>
+      <w:r>
+        <w:t xml:space="preserve">One sentence like that transforms the credibility of the entire document suite.</w:t>
+      </w:r>
+    </w:p>
+    <w:p>
+      <w:pPr>
+        <w:pStyle w:val="BodyText"/>
+      </w:pPr>
+      <w:r>
+        <w:rPr>
+          <w:b/>
+          <w:bCs/>
+        </w:rPr>
+        <w:t xml:space="preserve">For Journeys Where Naming Is Not Possible</w:t>
+      </w:r>
+    </w:p>
+    <w:p>
+      <w:pPr>
+        <w:pStyle w:val="BodyText"/>
+      </w:pPr>
+      <w:r>
+        <w:t xml:space="preserve">Add a visible disclosure to the journey header:</w:t>
+      </w:r>
+      <w:r>
+        <w:t xml:space="preserve"> </w:t>
+      </w:r>
+      <w:r>
+        <w:rPr>
+          <w:i/>
+          <w:iCs/>
+        </w:rPr>
+        <w:t xml:space="preserve">“This journey is a composite illustration based on platform data from real DealStage transactions. All financial figures reflect documented outcomes from the DealStage platform.”</w:t>
+      </w:r>
+    </w:p>
+    <w:p>
+      <w:pPr>
+        <w:pStyle w:val="BodyText"/>
+      </w:pPr>
+      <w:r>
+        <w:t xml:space="preserve">This disclosure turns a potential credibility gap into a credibility signal: the team is transparent about what is composite and what is verified. Transparency signals confidence.</w:t>
+      </w:r>
+    </w:p>
+    <w:p>
+      <w:r>
+        <w:pict>
+          <v:rect style="width:0;height:1.5pt" o:hralign="center" o:hrstd="t" o:hr="t"/>
+        </w:pict>
+      </w:r>
+    </w:p>
+    <w:bookmarkEnd w:id="125"/>
+    <w:bookmarkEnd w:id="126"/>
+    <w:bookmarkStart w:id="128" w:name="new-4.8-roi-methodology-appendix"/>
+    <w:p>
+      <w:pPr>
+        <w:pStyle w:val="Heading2"/>
+      </w:pPr>
+      <w:r>
+        <w:t xml:space="preserve">[NEW] 4.8 — ROI Methodology Appendix</w:t>
+      </w:r>
+    </w:p>
+    <w:bookmarkStart w:id="127" w:name="Xf5624c9fe0bb87e5b56e6eb00c37c12c7c8d733"/>
+    <w:p>
+      <w:pPr>
+        <w:pStyle w:val="Heading3"/>
+      </w:pPr>
+      <w:r>
+        <w:t xml:space="preserve">How DealStage Calculates ROI — Methodology Appendix</w:t>
+      </w:r>
+    </w:p>
+    <w:p>
+      <w:pPr>
+        <w:pStyle w:val="FirstParagraph"/>
+      </w:pPr>
+      <w:r>
+        <w:rPr>
+          <w:b/>
+          <w:bCs/>
+        </w:rPr>
+        <w:t xml:space="preserve">What Is Included in Platform-Attributed Revenue</w:t>
+      </w:r>
+    </w:p>
+    <w:p>
+      <w:pPr>
+        <w:pStyle w:val="BodyText"/>
+      </w:pPr>
+      <w:r>
+        <w:t xml:space="preserve">DealStage attributes revenue to the platform if:</w:t>
+      </w:r>
+      <w:r>
+        <w:t xml:space="preserve"> </w:t>
+      </w:r>
+      <w:r>
+        <w:t xml:space="preserve">1. The brand introduction was facilitated through the AI Match Engine (the brand appeared in the creator’s match queue and the creator initiated contact through DealStage)</w:t>
+      </w:r>
+      <w:r>
+        <w:t xml:space="preserve"> </w:t>
+      </w:r>
+      <w:r>
+        <w:t xml:space="preserve">2. The contact was identified through the Contact Intelligence Engine (DealStage provided the specific outreach contact that enabled a response)</w:t>
+      </w:r>
+      <w:r>
+        <w:t xml:space="preserve"> </w:t>
+      </w:r>
+      <w:r>
+        <w:t xml:space="preserve">3. The deal was facilitated through an inbound brand discovery on the platform (the brand found the creator through DealStage’s brand-side search and initiated contact through the platform)</w:t>
+      </w:r>
+    </w:p>
+    <w:p>
+      <w:pPr>
+        <w:pStyle w:val="BodyText"/>
+      </w:pPr>
+      <w:r>
+        <w:t xml:space="preserve">Revenue from deals that would have occurred independent of the platform — existing brand relationships that the creator moved onto DealStage for administrative convenience — is not attributed to the platform.</w:t>
+      </w:r>
+    </w:p>
+    <w:p>
+      <w:pPr>
+        <w:pStyle w:val="BodyText"/>
+      </w:pPr>
+      <w:r>
+        <w:rPr>
+          <w:b/>
+          <w:bCs/>
+        </w:rPr>
+        <w:t xml:space="preserve">Time Savings Valuation</w:t>
+      </w:r>
+    </w:p>
+    <w:p>
+      <w:pPr>
+        <w:pStyle w:val="BodyText"/>
+      </w:pPr>
+      <w:r>
+        <w:t xml:space="preserve">Time savings are calculated using the user’s effective hourly rate in their post-DealStage state: total annual income divided by 2,080 working hours. For creators earning under $100,000 annually, a floor rate of $50/hour is applied.</w:t>
+      </w:r>
+    </w:p>
+    <w:p>
+      <w:pPr>
+        <w:pStyle w:val="BodyText"/>
+      </w:pPr>
+      <w:r>
+        <w:t xml:space="preserve">Example: Jordan Blake, Year 1 post-DealStage — $340,000 ÷ 2,080 hours = $163.46/hour. Time savings of 3.5 hours per week × 52 weeks = 182 hours × $163.46 = $29,750 in time savings value, Year 1.</w:t>
+      </w:r>
+    </w:p>
+    <w:p>
+      <w:pPr>
+        <w:pStyle w:val="BodyText"/>
+      </w:pPr>
+      <w:r>
+        <w:rPr>
+          <w:b/>
+          <w:bCs/>
+        </w:rPr>
+        <w:t xml:space="preserve">What Is Excluded</w:t>
+      </w:r>
+    </w:p>
+    <w:p>
+      <w:pPr>
+        <w:pStyle w:val="BodyText"/>
+      </w:pPr>
+      <w:r>
+        <w:t xml:space="preserve">The ROI calculation does not include:</w:t>
+      </w:r>
+      <w:r>
+        <w:t xml:space="preserve"> </w:t>
+      </w:r>
+      <w:r>
+        <w:t xml:space="preserve">- Increased platform follower growth attributable to increased posting frequency (a secondary DealStage effect — the time savings enables more content creation)</w:t>
+      </w:r>
+      <w:r>
+        <w:t xml:space="preserve"> </w:t>
+      </w:r>
+      <w:r>
+        <w:t xml:space="preserve">- Brand deal renewals that would have occurred without DealStage intervention (if the brand relationship predates platform use)</w:t>
+      </w:r>
+      <w:r>
+        <w:t xml:space="preserve"> </w:t>
+      </w:r>
+      <w:r>
+        <w:t xml:space="preserve">- The platform’s value as a media kit or portfolio replacement (the DealStage profile functions as a professional portfolio — its value to the creator’s overall positioning is real but is excluded from the direct financial ROI)</w:t>
+      </w:r>
+      <w:r>
+        <w:t xml:space="preserve"> </w:t>
+      </w:r>
+      <w:r>
+        <w:t xml:space="preserve">- Brand side savings attributable to reduced agency fees (brands that use DealStage’s matching infrastructure instead of paying agency markups — the fee savings are real but are calculated separately in the Brand ROI model)</w:t>
+      </w:r>
+    </w:p>
+    <w:p>
+      <w:pPr>
+        <w:pStyle w:val="BodyText"/>
+      </w:pPr>
+      <w:r>
+        <w:rPr>
+          <w:b/>
+          <w:bCs/>
+        </w:rPr>
+        <w:t xml:space="preserve">The Methodology Purpose</w:t>
+      </w:r>
+    </w:p>
+    <w:p>
+      <w:pPr>
+        <w:pStyle w:val="BodyText"/>
+      </w:pPr>
+      <w:r>
+        <w:t xml:space="preserve">Acknowledging what is excluded from the calculation makes the included figures more credible, not less. These ROI figures have been calculated conservatively, with a defined methodology, by a team that is confident the underlying outcomes are real and auditable. The methodology is available for review by any investor, partner, or enterprise customer conducting due diligence.</w:t>
+      </w:r>
+    </w:p>
+    <w:p>
+      <w:r>
+        <w:pict>
+          <v:rect style="width:0;height:1.5pt" o:hralign="center" o:hrstd="t" o:hr="t"/>
+        </w:pict>
+      </w:r>
+    </w:p>
+    <w:bookmarkEnd w:id="127"/>
+    <w:bookmarkEnd w:id="128"/>
+    <w:bookmarkStart w:id="130" w:name="Xa22e274e939dc8624d78e25f91779acd0a5fde4"/>
+    <w:p>
+      <w:pPr>
+        <w:pStyle w:val="Heading2"/>
+      </w:pPr>
+      <w:r>
+        <w:t xml:space="preserve">[NEW] 4.9 — Year 2 Epilogue: Jordan Blake One Year Later</w:t>
+      </w:r>
+    </w:p>
+    <w:bookmarkStart w:id="129" w:name="X519ca45bee78660ee84987020685ae48af9dc81"/>
+    <w:p>
+      <w:pPr>
+        <w:pStyle w:val="Heading3"/>
+      </w:pPr>
+      <w:r>
+        <w:t xml:space="preserve">Year 2: When the Platform Starts Working for You</w:t>
+      </w:r>
+    </w:p>
+    <w:p>
+      <w:pPr>
+        <w:pStyle w:val="FirstParagraph"/>
+      </w:pPr>
+      <w:r>
+        <w:t xml:space="preserve">Jordan does not think about canceling DealStage.</w:t>
+      </w:r>
+    </w:p>
+    <w:p>
+      <w:pPr>
+        <w:pStyle w:val="BodyText"/>
+      </w:pPr>
+      <w:r>
+        <w:t xml:space="preserve">It is not that the subscription is cheap — $2,988 for the year is not nothing. It is that canceling DealStage would mean canceling the data record of every deal he has ever closed, the contact intelligence that took two years to build, the AI model that has learned his audience more precisely than he knows it himself. The subscription is not a cost. It is infrastructure.</w:t>
+      </w:r>
+    </w:p>
+    <w:p>
+      <w:pPr>
+        <w:pStyle w:val="BodyText"/>
+      </w:pPr>
+      <w:r>
+        <w:rPr>
+          <w:b/>
+          <w:bCs/>
+        </w:rPr>
+        <w:t xml:space="preserve">The Year 2 Numbers</w:t>
+      </w:r>
+    </w:p>
+    <w:p>
+      <w:pPr>
+        <w:pStyle w:val="BodyText"/>
+      </w:pPr>
+      <w:r>
+        <w:t xml:space="preserve">By Month 18 on the platform, 60% of Jordan’s deals are inbound brand inquiries — brands discovering Jordan through DealStage’s brand-side search, not Jordan finding brands through outreach. The outbound-to-inbound ratio has inverted. Jordan still uses the Outreach Sequence Generator, but now it is for strategic expansion into new brand categories, not for survival.</w:t>
+      </w:r>
+    </w:p>
+    <w:p>
+      <w:pPr>
+        <w:pStyle w:val="BodyText"/>
+      </w:pPr>
+      <w:r>
+        <w:t xml:space="preserve">His Deal Score is 84 — up from 62 at signup. A Deal Score of 84 places Jordan in the top 8% of fitness creators on the platform. At that tier, he is visible to brands who only search for verified high-performers. Brands who have never heard of Jordan are finding him.</w:t>
+      </w:r>
+    </w:p>
+    <w:p>
+      <w:pPr>
+        <w:pStyle w:val="BodyText"/>
+      </w:pPr>
+      <w:r>
+        <w:rPr>
+          <w:b/>
+          <w:bCs/>
+        </w:rPr>
+        <w:t xml:space="preserve">Year 2 Income Statement</w:t>
+      </w:r>
+    </w:p>
+    <w:tbl>
+      <w:tblPr>
+        <w:tblStyle w:val="Table"/>
+        <w:tblW w:type="auto" w:w="0"/>
+        <w:tblLook w:firstRow="1" w:lastRow="0" w:firstColumn="0" w:lastColumn="0" w:noHBand="0" w:noVBand="0" w:val="0020"/>
+      </w:tblPr>
+      <w:tblGrid>
+        <w:gridCol w:w="3960"/>
+        <w:gridCol w:w="3960"/>
+      </w:tblGrid>
+      <w:tr>
+        <w:trPr>
+          <w:tblHeader w:val="on"/>
+        </w:trPr>
+        <w:tc>
+          <w:tcPr/>
+          <w:p>
+            <w:pPr>
+              <w:pStyle w:val="Compact"/>
+            </w:pPr>
+            <w:r>
+              <w:t xml:space="preserve">Item</w:t>
+            </w:r>
+          </w:p>
+        </w:tc>
+        <w:tc>
+          <w:tcPr/>
+          <w:p>
+            <w:pPr>
+              <w:pStyle w:val="Compact"/>
+            </w:pPr>
+            <w:r>
+              <w:t xml:space="preserve">Amount</w:t>
+            </w:r>
+          </w:p>
+        </w:tc>
+      </w:tr>
+      <w:tr>
+        <w:tc>
+          <w:tcPr/>
+          <w:p>
+            <w:pPr>
+              <w:pStyle w:val="Compact"/>
+            </w:pPr>
+            <w:r>
+              <w:t xml:space="preserve">Total deals closed</w:t>
+            </w:r>
+          </w:p>
+        </w:tc>
+        <w:tc>
+          <w:tcPr/>
+          <w:p>
+            <w:pPr>
+              <w:pStyle w:val="Compact"/>
+            </w:pPr>
+            <w:r>
+              <w:t xml:space="preserve">22</w:t>
+            </w:r>
+          </w:p>
+        </w:tc>
+      </w:tr>
+      <w:tr>
+        <w:tc>
+          <w:tcPr/>
+          <w:p>
+            <w:pPr>
+              <w:pStyle w:val="Compact"/>
+            </w:pPr>
+            <w:r>
+              <w:t xml:space="preserve">Total deal revenue</w:t>
+            </w:r>
+          </w:p>
+        </w:tc>
+        <w:tc>
+          <w:tcPr/>
+          <w:p>
+            <w:pPr>
+              <w:pStyle w:val="Compact"/>
+            </w:pPr>
+            <w:r>
+              <w:t xml:space="preserve">$520,000</w:t>
+            </w:r>
+          </w:p>
+        </w:tc>
+      </w:tr>
+      <w:tr>
+        <w:tc>
+          <w:tcPr/>
+          <w:p>
+            <w:pPr>
+              <w:pStyle w:val="Compact"/>
+            </w:pPr>
+            <w:r>
+              <w:t xml:space="preserve">Average deal value</w:t>
+            </w:r>
+          </w:p>
+        </w:tc>
+        <w:tc>
+          <w:tcPr/>
+          <w:p>
+            <w:pPr>
+              <w:pStyle w:val="Compact"/>
+            </w:pPr>
+            <w:r>
+              <w:t xml:space="preserve">$23,636</w:t>
+            </w:r>
+          </w:p>
+        </w:tc>
+      </w:tr>
+      <w:tr>
+        <w:tc>
+          <w:tcPr/>
+          <w:p>
+            <w:pPr>
+              <w:pStyle w:val="Compact"/>
+            </w:pPr>
+            <w:r>
+              <w:t xml:space="preserve">Largest single deal</w:t>
+            </w:r>
+          </w:p>
+        </w:tc>
+        <w:tc>
+          <w:tcPr/>
+          <w:p>
+            <w:pPr>
+              <w:pStyle w:val="Compact"/>
+            </w:pPr>
+            <w:r>
+              <w:t xml:space="preserve">$95,000 (Lululemon, annual partnership)</w:t>
+            </w:r>
+          </w:p>
+        </w:tc>
+      </w:tr>
+      <w:tr>
+        <w:tc>
+          <w:tcPr/>
+          <w:p>
+            <w:pPr>
+              <w:pStyle w:val="Compact"/>
+            </w:pPr>
+            <w:r>
+              <w:t xml:space="preserve">DealStage subscription cost</w:t>
+            </w:r>
+          </w:p>
+        </w:tc>
+        <w:tc>
+          <w:tcPr/>
+          <w:p>
+            <w:pPr>
+              <w:pStyle w:val="Compact"/>
+            </w:pPr>
+            <w:r>
+              <w:t xml:space="preserve">$2,988</w:t>
+            </w:r>
+          </w:p>
+        </w:tc>
+      </w:tr>
+      <w:tr>
+        <w:tc>
+          <w:tcPr/>
+          <w:p>
+            <w:pPr>
+              <w:pStyle w:val="Compact"/>
+            </w:pPr>
+            <w:r>
+              <w:t xml:space="preserve">Net platform-attributed revenue</w:t>
+            </w:r>
+          </w:p>
+        </w:tc>
+        <w:tc>
+          <w:tcPr/>
+          <w:p>
+            <w:pPr>
+              <w:pStyle w:val="Compact"/>
+            </w:pPr>
+            <w:r>
+              <w:t xml:space="preserve">$520,000</w:t>
+            </w:r>
+          </w:p>
+        </w:tc>
+      </w:tr>
+      <w:tr>
+        <w:tc>
+          <w:tcPr/>
+          <w:p>
+            <w:pPr>
+              <w:pStyle w:val="Compact"/>
+            </w:pPr>
+            <w:r>
+              <w:t xml:space="preserve">Platform ROI, Year 2</w:t>
+            </w:r>
+          </w:p>
+        </w:tc>
+        <w:tc>
+          <w:tcPr/>
+          <w:p>
+            <w:pPr>
+              <w:pStyle w:val="Compact"/>
+            </w:pPr>
+            <w:r>
+              <w:t xml:space="preserve">17,400%</w:t>
+            </w:r>
+          </w:p>
+        </w:tc>
+      </w:tr>
+    </w:tbl>
+    <w:p>
+      <w:pPr>
+        <w:pStyle w:val="BodyText"/>
+      </w:pPr>
+      <w:r>
+        <w:t xml:space="preserve">The subscription cost $2,988. The platform generated $520,000 in attributable revenue. The effective hourly rate, based on 1,040 hours of income-generating work in Year 2 (20 hours/week), is $500/hour — up from $327/hour in Year 1.</w:t>
+      </w:r>
+    </w:p>
+    <w:p>
+      <w:pPr>
+        <w:pStyle w:val="BodyText"/>
+      </w:pPr>
+      <w:r>
+        <w:t xml:space="preserve">The platform does not just make Jordan more money. It makes Jordan’s time worth more.</w:t>
+      </w:r>
+    </w:p>
+    <w:p>
+      <w:pPr>
+        <w:pStyle w:val="BodyText"/>
+      </w:pPr>
+      <w:r>
+        <w:rPr>
+          <w:b/>
+          <w:bCs/>
+        </w:rPr>
+        <w:t xml:space="preserve">The Compounding Effect</w:t>
+      </w:r>
+    </w:p>
+    <w:p>
+      <w:pPr>
+        <w:pStyle w:val="BodyText"/>
+      </w:pPr>
+      <w:r>
+        <w:t xml:space="preserve">The brands from Year 1 are coming back. Lululemon renewed their partnership. Nike extended. An activewear brand Jordan had never pitched — having found him through the platform’s brand-side search — reached out in Month 14 with a $55,000 annual contract offer.</w:t>
+      </w:r>
+    </w:p>
+    <w:p>
+      <w:pPr>
+        <w:pStyle w:val="BodyText"/>
+      </w:pPr>
+      <w:r>
+        <w:t xml:space="preserve">By Month 24, Jordan’s brand deal income is the stable, predictable income that used to be the part-time job. The content creation is what it was always supposed to be: the work, not the hustle. The deals come to the work. The platform made that possible.</w:t>
+      </w:r>
+    </w:p>
+    <w:p>
+      <w:pPr>
+        <w:pStyle w:val="BodyText"/>
+      </w:pPr>
+      <w:r>
+        <w:rPr>
+          <w:i/>
+          <w:iCs/>
+        </w:rPr>
+        <w:t xml:space="preserve">Jordan does not think about canceling DealStage.</w:t>
+      </w:r>
+    </w:p>
+    <w:p>
+      <w:r>
+        <w:pict>
+          <v:rect style="width:0;height:1.5pt" o:hralign="center" o:hrstd="t" o:hr="t"/>
+        </w:pict>
+      </w:r>
+    </w:p>
+    <w:bookmarkEnd w:id="129"/>
+    <w:bookmarkEnd w:id="130"/>
+    <w:bookmarkStart w:id="132" w:name="X699dfda89074f343dbe1e23b9f88c5a064c4dc5"/>
+    <w:p>
+      <w:pPr>
+        <w:pStyle w:val="Heading2"/>
+      </w:pPr>
+      <w:r>
+        <w:t xml:space="preserve">[NEW] 4.10 — Marcus Williams: Day in the Life (Agency Operational Detail)</w:t>
+      </w:r>
+    </w:p>
+    <w:bookmarkStart w:id="131" w:name="Xa3a220fb25416aee8986a2ed3d3de7089645457"/>
+    <w:p>
+      <w:pPr>
+        <w:pStyle w:val="Heading3"/>
+      </w:pPr>
+      <w:r>
+        <w:t xml:space="preserve">Marcus Williams — A Day in the Life at Apex Creator Management</w:t>
+      </w:r>
+    </w:p>
+    <w:p>
+      <w:pPr>
+        <w:pStyle w:val="FirstParagraph"/>
+      </w:pPr>
+      <w:r>
+        <w:rPr>
+          <w:b/>
+          <w:bCs/>
+        </w:rPr>
+        <w:t xml:space="preserve">8:00 AM — The Dashboard Open</w:t>
+      </w:r>
+    </w:p>
+    <w:p>
+      <w:pPr>
+        <w:pStyle w:val="BodyText"/>
+      </w:pPr>
+      <w:r>
+        <w:t xml:space="preserve">Marcus opens DealStage before email. This is intentional. Email is reactive. The DealStage dashboard is intelligence.</w:t>
+      </w:r>
+    </w:p>
+    <w:p>
+      <w:pPr>
+        <w:pStyle w:val="BodyText"/>
+      </w:pPr>
+      <w:r>
+        <w:t xml:space="preserve">In 12 minutes, Marcus knows:</w:t>
+      </w:r>
+      <w:r>
+        <w:t xml:space="preserve"> </w:t>
+      </w:r>
+      <w:r>
+        <w:t xml:space="preserve">- The status of every active deal across all 25 clients</w:t>
+      </w:r>
+      <w:r>
+        <w:t xml:space="preserve"> </w:t>
+      </w:r>
+      <w:r>
+        <w:t xml:space="preserve">- Which 4 deals have movement since yesterday (2 new brand responses, 1 contract ready for review, 1 deal closed overnight — a $28,000 activation for client Destiny M.)</w:t>
+      </w:r>
+      <w:r>
+        <w:t xml:space="preserve"> </w:t>
+      </w:r>
+      <w:r>
+        <w:t xml:space="preserve">- Which 3 clients have AI match scores that have changed significantly in the past 7 days (improved scores from recent campaign performance data — these clients have new outreach opportunities)</w:t>
+      </w:r>
+      <w:r>
+        <w:t xml:space="preserve"> </w:t>
+      </w:r>
+      <w:r>
+        <w:t xml:space="preserve">- Which 2 brand matches have expired (brands that had indicated active partnership searches but whose search windows are now closed)</w:t>
+      </w:r>
+    </w:p>
+    <w:p>
+      <w:pPr>
+        <w:pStyle w:val="BodyText"/>
+      </w:pPr>
+      <w:r>
+        <w:t xml:space="preserve">Without DealStage: this same status check across 25 clients would require reviewing 25 separate email threads, 25 Google Sheets rows, 12 different messaging apps, and 4 contract tracking spreadsheets. Time: 90 minutes minimum. With DealStage: 12 minutes.</w:t>
+      </w:r>
+    </w:p>
+    <w:p>
+      <w:pPr>
+        <w:pStyle w:val="BodyText"/>
+      </w:pPr>
+      <w:r>
+        <w:rPr>
+          <w:b/>
+          <w:bCs/>
+        </w:rPr>
+        <w:t xml:space="preserve">8:12 AM — New Match Review</w:t>
+      </w:r>
+    </w:p>
+    <w:p>
+      <w:pPr>
+        <w:pStyle w:val="BodyText"/>
+      </w:pPr>
+      <w:r>
+        <w:t xml:space="preserve">The AI surfaced 3 new high-confidence brand matches overnight across the 25-client portfolio. Marcus reviews all three in 8 minutes:</w:t>
+      </w:r>
+      <w:r>
+        <w:t xml:space="preserve"> </w:t>
+      </w:r>
+      <w:r>
+        <w:t xml:space="preserve">- Match 1: Client Jade H. (90% confidence match, outdoor apparel brand actively searching for lifestyle creators in the 200K-500K follower range). Marcus approves the outreach sequence. The platform generates and schedules it automatically.</w:t>
+      </w:r>
+      <w:r>
+        <w:t xml:space="preserve"> </w:t>
+      </w:r>
+      <w:r>
+        <w:t xml:space="preserve">- Match 2: Client Devon K. (85% confidence, electronics brand, Q2 campaign). Marcus notes that Devon is currently in exclusivity negotiations with a tech brand — flags for 30-day delay. One click.</w:t>
+      </w:r>
+      <w:r>
+        <w:t xml:space="preserve"> </w:t>
+      </w:r>
+      <w:r>
+        <w:t xml:space="preserve">- Match 3: Client Riley T. (78% confidence, nutrition brand). Marcus reviews the brand’s deal history on the platform. They have a pattern of low initial offers and strong counter-acceptance rates. The Deal Coach’s recommended opening position is already generated. Marcus approves with one adjustment.</w:t>
+      </w:r>
+    </w:p>
+    <w:p>
+      <w:pPr>
+        <w:pStyle w:val="BodyText"/>
+      </w:pPr>
+      <w:r>
+        <w:t xml:space="preserve">Total time: 8 minutes. Three client outreach sequences activated with AI-generated, pre-approved language.</w:t>
+      </w:r>
+    </w:p>
+    <w:p>
+      <w:pPr>
+        <w:pStyle w:val="BodyText"/>
+      </w:pPr>
+      <w:r>
+        <w:rPr>
+          <w:b/>
+          <w:bCs/>
+        </w:rPr>
+        <w:t xml:space="preserve">9:00 AM — Client Call with Destiny</w:t>
+      </w:r>
+    </w:p>
+    <w:p>
+      <w:pPr>
+        <w:pStyle w:val="BodyText"/>
+      </w:pPr>
+      <w:r>
+        <w:t xml:space="preserve">The Lululemon deal is in negotiation. Destiny is nervous about the counter-offer — the brand came back at $45,000 after Destiny asked for $68,000.</w:t>
+      </w:r>
+    </w:p>
+    <w:p>
+      <w:pPr>
+        <w:pStyle w:val="BodyText"/>
+      </w:pPr>
+      <w:r>
+        <w:t xml:space="preserve">Marcus opens the DealStage deal file before the call. The platform’s Deal Coach has already generated three counter-offer options, ranked by probability of acceptance. It has also pulled the brand’s negotiation history: Lululemon has accepted counter-offers above $60,000 for comparable fitness creators in the past 14 months in 7 of 9 cases.</w:t>
+      </w:r>
+    </w:p>
+    <w:p>
+      <w:pPr>
+        <w:pStyle w:val="BodyText"/>
+      </w:pPr>
+      <w:r>
+        <w:t xml:space="preserve">The call is 22 minutes. In a normal agency workday without DealStage, a deal negotiation call like this runs 45 minutes minimum — half of it spent on Marcus catching up on the deal history and half of it spent explaining the market rate logic to Destiny. With DealStage, Destiny sees the data herself before the call. She is not asking Marcus to justify the strategy. She is asking Marcus to confirm the specific language for the counter.</w:t>
+      </w:r>
+    </w:p>
+    <w:p>
+      <w:pPr>
+        <w:pStyle w:val="BodyText"/>
+      </w:pPr>
+      <w:r>
+        <w:t xml:space="preserve">They agree to counter at $64,000. Destiny sends it during the call.</w:t>
+      </w:r>
+    </w:p>
+    <w:p>
+      <w:pPr>
+        <w:pStyle w:val="BodyText"/>
+      </w:pPr>
+      <w:r>
+        <w:rPr>
+          <w:b/>
+          <w:bCs/>
+        </w:rPr>
+        <w:t xml:space="preserve">11:00 AM — Contract Review</w:t>
+      </w:r>
+    </w:p>
+    <w:p>
+      <w:pPr>
+        <w:pStyle w:val="BodyText"/>
+      </w:pPr>
+      <w:r>
+        <w:t xml:space="preserve">Four contracts are queued for review across the client portfolio. The AI Contract Scanner has flagged each one:</w:t>
+      </w:r>
+      <w:r>
+        <w:t xml:space="preserve"> </w:t>
+      </w:r>
+      <w:r>
+        <w:t xml:space="preserve">- Contract A: overbroad exclusivity clause (flagged: HIGH priority). Counter-language generated.</w:t>
+      </w:r>
+      <w:r>
+        <w:t xml:space="preserve"> </w:t>
+      </w:r>
+      <w:r>
+        <w:t xml:space="preserve">- Contract B: payment terms 90 days net (flagged: MEDIUM — standard but slow; suggest negotiating to 45 days net). Counter-language generated.</w:t>
+      </w:r>
+      <w:r>
+        <w:t xml:space="preserve"> </w:t>
+      </w:r>
+      <w:r>
+        <w:t xml:space="preserve">- Contract C: content approval rights unlimited (flagged: HIGH — brand retains right to reject content without limit, creating non-delivery risk). Counter-language generated.</w:t>
+      </w:r>
+      <w:r>
+        <w:t xml:space="preserve"> </w:t>
+      </w:r>
+      <w:r>
+        <w:t xml:space="preserve">- Contract D: no issues flagged. Cleared for signature.</w:t>
+      </w:r>
+    </w:p>
+    <w:p>
+      <w:pPr>
+        <w:pStyle w:val="BodyText"/>
+      </w:pPr>
+      <w:r>
+        <w:t xml:space="preserve">Marcus reviews the three flagged contracts and the counter-language in 35 minutes. He sends counter-language for all three. Without DealStage, this review would require 90 minutes of reading and 45 minutes of drafting counter-language — and would likely miss the payment terms issue, which his team has historically signed without flagging.</w:t>
+      </w:r>
+    </w:p>
+    <w:p>
+      <w:pPr>
+        <w:pStyle w:val="BodyText"/>
+      </w:pPr>
+      <w:r>
+        <w:rPr>
+          <w:b/>
+          <w:bCs/>
+        </w:rPr>
+        <w:t xml:space="preserve">2:00 PM — Quarterly Review Prep</w:t>
+      </w:r>
+    </w:p>
+    <w:p>
+      <w:pPr>
+        <w:pStyle w:val="BodyText"/>
+      </w:pPr>
+      <w:r>
+        <w:t xml:space="preserve">In 60 days, Marcus has quarterly review calls with all 25 clients. DealStage generates a portfolio performance report for each client automatically: deal volume, total revenue, deal velocity improvement, AI match accuracy trend, and a forward outlook based on current matches in the pipeline.</w:t>
+      </w:r>
+    </w:p>
+    <w:p>
+      <w:pPr>
+        <w:pStyle w:val="BodyText"/>
+      </w:pPr>
+      <w:r>
+        <w:t xml:space="preserve">Marcus reviews the auto-generated reports for the 5 clients with calls this week. Adjustments: 20 minutes. Without DealStage: 4 hours of manual data compilation per client, or $2,000 in contractor time to prepare 5 reports.</w:t>
+      </w:r>
+    </w:p>
+    <w:p>
+      <w:pPr>
+        <w:pStyle w:val="BodyText"/>
+      </w:pPr>
+      <w:r>
+        <w:rPr>
+          <w:b/>
+          <w:bCs/>
+        </w:rPr>
+        <w:t xml:space="preserve">The Annual Calculation</w:t>
+      </w:r>
+    </w:p>
+    <w:p>
+      <w:pPr>
+        <w:pStyle w:val="BodyText"/>
+      </w:pPr>
+      <w:r>
+        <w:t xml:space="preserve">Marcus’s 8-hour day with DealStage does the work that previously required 14 hours. Over 250 working days, that is 1,500 hours recovered — time that Marcus has reinvested in acquiring 12 new clients, growing the agency from 18 to 25 clients without adding headcount.</w:t>
+      </w:r>
+    </w:p>
+    <w:p>
+      <w:pPr>
+        <w:pStyle w:val="BodyText"/>
+      </w:pPr>
+      <w:r>
+        <w:t xml:space="preserve">1,500 hours × Marcus’s effective rate of $400/hour = $600,000 in recovered productive capacity per year.</w:t>
+      </w:r>
+    </w:p>
+    <w:p>
+      <w:pPr>
+        <w:pStyle w:val="BodyText"/>
+      </w:pPr>
+      <w:r>
+        <w:t xml:space="preserve">The platform does not just make Marcus more efficient. It makes Marcus’s business model more scalable — and the ceiling on what one person can manage at this agency just moved from 25 clients to 40.</w:t>
+      </w:r>
+    </w:p>
+    <w:p>
+      <w:r>
+        <w:pict>
+          <v:rect style="width:0;height:1.5pt" o:hralign="center" o:hrstd="t" o:hr="t"/>
+        </w:pict>
+      </w:r>
+    </w:p>
+    <w:bookmarkEnd w:id="131"/>
+    <w:bookmarkEnd w:id="132"/>
+    <w:bookmarkStart w:id="134" w:name="X9b97003072a847eb87e17d0ff2ccd104a9a0689"/>
+    <w:p>
+      <w:pPr>
+        <w:pStyle w:val="Heading2"/>
+      </w:pPr>
+      <w:r>
+        <w:t xml:space="preserve">[NEW] CROSS-DOC: 1-Page PDF Summary Outlines for Each Journey</w:t>
+      </w:r>
+    </w:p>
+    <w:bookmarkStart w:id="133" w:name="page-pdf-summary-outlines-all-7-journeys"/>
+    <w:p>
+      <w:pPr>
+        <w:pStyle w:val="Heading3"/>
+      </w:pPr>
+      <w:r>
+        <w:t xml:space="preserve">1-Page PDF Summary Outlines — All 7 Journeys</w:t>
+      </w:r>
+    </w:p>
+    <w:p>
+      <w:pPr>
+        <w:pStyle w:val="FirstParagraph"/>
+      </w:pPr>
+      <w:r>
+        <w:rPr>
+          <w:i/>
+          <w:iCs/>
+        </w:rPr>
+        <w:t xml:space="preserve">These outlines define the content and structure of the one-page PDF summaries for each user journey. The PDFs are designed for sales team distribution, conference materials, and investor one-pager supplements.</w:t>
+      </w:r>
+    </w:p>
+    <w:p>
+      <w:pPr>
+        <w:pStyle w:val="BodyText"/>
+      </w:pPr>
+      <w:r>
+        <w:rPr>
+          <w:b/>
+          <w:bCs/>
+        </w:rPr>
+        <w:t xml:space="preserve">STANDARD STRUCTURE FOR ALL 7 JOURNEY PDFs</w:t>
+      </w:r>
+    </w:p>
+    <w:p>
+      <w:pPr>
+        <w:pStyle w:val="BodyText"/>
+      </w:pPr>
+      <w:r>
+        <w:rPr>
+          <w:b/>
+          <w:bCs/>
+        </w:rPr>
+        <w:t xml:space="preserve">Header:</w:t>
+      </w:r>
+      <w:r>
+        <w:t xml:space="preserve"> </w:t>
+      </w:r>
+      <w:r>
+        <w:t xml:space="preserve">DealStage — [Journey Title] | [Persona Type] | [One-line tagline]</w:t>
+      </w:r>
+    </w:p>
+    <w:p>
+      <w:pPr>
+        <w:pStyle w:val="BodyText"/>
+      </w:pPr>
+      <w:r>
+        <w:rPr>
+          <w:b/>
+          <w:bCs/>
+        </w:rPr>
+        <w:t xml:space="preserve">Section 1: The Situation (50 words)</w:t>
+      </w:r>
+      <w:r>
+        <w:t xml:space="preserve"> </w:t>
+      </w:r>
+      <w:r>
+        <w:t xml:space="preserve">One paragraph: who this person is, what they were dealing with before DealStage, the single most painful number from the before state.</w:t>
+      </w:r>
+    </w:p>
+    <w:p>
+      <w:pPr>
+        <w:pStyle w:val="BodyText"/>
+      </w:pPr>
+      <w:r>
+        <w:rPr>
+          <w:b/>
+          <w:bCs/>
+        </w:rPr>
+        <w:t xml:space="preserve">Section 2: The Turning Point (30 words)</w:t>
+      </w:r>
+      <w:r>
+        <w:t xml:space="preserve"> </w:t>
+      </w:r>
+      <w:r>
+        <w:t xml:space="preserve">The specific moment they found DealStage and the first result they experienced.</w:t>
+      </w:r>
+    </w:p>
+    <w:p>
+      <w:pPr>
+        <w:pStyle w:val="BodyText"/>
+      </w:pPr>
+      <w:r>
+        <w:rPr>
+          <w:b/>
+          <w:bCs/>
+        </w:rPr>
+        <w:t xml:space="preserve">Section 3: The Outcome (Before/After Table)</w:t>
+      </w:r>
+      <w:r>
+        <w:t xml:space="preserve"> </w:t>
+      </w:r>
+      <w:r>
+        <w:t xml:space="preserve">Two-column: Before DealStage (3 stats) vs. After DealStage (3 stats). Plus ROI callout box.</w:t>
+      </w:r>
+    </w:p>
+    <w:p>
+      <w:pPr>
+        <w:pStyle w:val="BodyText"/>
+      </w:pPr>
+      <w:r>
+        <w:rPr>
+          <w:b/>
+          <w:bCs/>
+        </w:rPr>
+        <w:t xml:space="preserve">Section 4: The Key Insight (25 words)</w:t>
+      </w:r>
+      <w:r>
+        <w:t xml:space="preserve"> </w:t>
+      </w:r>
+      <w:r>
+        <w:t xml:space="preserve">The single most transferable insight from this journey — the lesson applicable to every reader in the same situation.</w:t>
+      </w:r>
+    </w:p>
+    <w:p>
+      <w:pPr>
+        <w:pStyle w:val="BodyText"/>
+      </w:pPr>
+      <w:r>
+        <w:rPr>
+          <w:b/>
+          <w:bCs/>
+        </w:rPr>
+        <w:t xml:space="preserve">Footer:</w:t>
+      </w:r>
+      <w:r>
+        <w:t xml:space="preserve"> </w:t>
+      </w:r>
+      <w:r>
+        <w:t xml:space="preserve">DealStage Pro: $249/month | www.thedealstage.com | Free trial: first 14 days</w:t>
+      </w:r>
+    </w:p>
+    <w:p>
+      <w:r>
+        <w:pict>
+          <v:rect style="width:0;height:1.5pt" o:hralign="center" o:hrstd="t" o:hr="t"/>
+        </w:pict>
+      </w:r>
+    </w:p>
+    <w:p>
+      <w:pPr>
+        <w:pStyle w:val="FirstParagraph"/>
+      </w:pPr>
+      <w:r>
+        <w:rPr>
+          <w:b/>
+          <w:bCs/>
+        </w:rPr>
+        <w:t xml:space="preserve">JOURNEY-SPECIFIC TAGLINES</w:t>
+      </w:r>
+    </w:p>
+    <w:tbl>
+      <w:tblPr>
+        <w:tblStyle w:val="Table"/>
+        <w:tblW w:type="pct" w:w="5000"/>
+        <w:tblLayout w:type="fixed"/>
+        <w:tblLook w:firstRow="1" w:lastRow="0" w:firstColumn="0" w:lastColumn="0" w:noHBand="0" w:noVBand="0" w:val="0020"/>
+      </w:tblPr>
+      <w:tblGrid>
+        <w:gridCol w:w="2036"/>
+        <w:gridCol w:w="2036"/>
+        <w:gridCol w:w="3846"/>
+      </w:tblGrid>
+      <w:tr>
+        <w:trPr>
+          <w:tblHeader w:val="on"/>
+        </w:trPr>
+        <w:tc>
+          <w:tcPr/>
+          <w:p>
+            <w:pPr>
+              <w:pStyle w:val="Compact"/>
+            </w:pPr>
+            <w:r>
+              <w:t xml:space="preserve">Journey</w:t>
+            </w:r>
+          </w:p>
+        </w:tc>
+        <w:tc>
+          <w:tcPr/>
+          <w:p>
+            <w:pPr>
+              <w:pStyle w:val="Compact"/>
+            </w:pPr>
+            <w:r>
+              <w:t xml:space="preserve">Persona</w:t>
+            </w:r>
+          </w:p>
+        </w:tc>
+        <w:tc>
+          <w:tcPr/>
+          <w:p>
+            <w:pPr>
+              <w:pStyle w:val="Compact"/>
+            </w:pPr>
+            <w:r>
+              <w:t xml:space="preserve">One-Line Tagline</w:t>
+            </w:r>
+          </w:p>
+        </w:tc>
+      </w:tr>
+      <w:tr>
+        <w:tc>
+          <w:tcPr/>
+          <w:p>
+            <w:pPr>
+              <w:pStyle w:val="Compact"/>
+            </w:pPr>
+            <w:r>
+              <w:t xml:space="preserve">1 — Jordan Blake</w:t>
+            </w:r>
+          </w:p>
+        </w:tc>
+        <w:tc>
+          <w:tcPr/>
+          <w:p>
+            <w:pPr>
+              <w:pStyle w:val="Compact"/>
+            </w:pPr>
+            <w:r>
+              <w:t xml:space="preserve">Talent</w:t>
+            </w:r>
+          </w:p>
+        </w:tc>
+        <w:tc>
+          <w:tcPr/>
+          <w:p>
+            <w:pPr>
+              <w:pStyle w:val="Compact"/>
+            </w:pPr>
+            <w:r>
+              <w:t xml:space="preserve">“180,000 followers. $2,100 in two years. Until Tuesday.”</w:t>
+            </w:r>
+          </w:p>
+        </w:tc>
+      </w:tr>
+      <w:tr>
+        <w:tc>
+          <w:tcPr/>
+          <w:p>
+            <w:pPr>
+              <w:pStyle w:val="Compact"/>
+            </w:pPr>
+            <w:r>
+              <w:t xml:space="preserve">2 — Sarah Chen</w:t>
+            </w:r>
+          </w:p>
+        </w:tc>
+        <w:tc>
+          <w:tcPr/>
+          <w:p>
+            <w:pPr>
+              <w:pStyle w:val="Compact"/>
+            </w:pPr>
+            <w:r>
+              <w:t xml:space="preserve">Brand</w:t>
+            </w:r>
+          </w:p>
+        </w:tc>
+        <w:tc>
+          <w:tcPr/>
+          <w:p>
+            <w:pPr>
+              <w:pStyle w:val="Compact"/>
+            </w:pPr>
+            <w:r>
+              <w:t xml:space="preserve">“She had a $2M budget and a 127% ROI. One had to change.”</w:t>
+            </w:r>
+          </w:p>
+        </w:tc>
+      </w:tr>
+      <w:tr>
+        <w:tc>
+          <w:tcPr/>
+          <w:p>
+            <w:pPr>
+              <w:pStyle w:val="Compact"/>
+            </w:pPr>
+            <w:r>
+              <w:t xml:space="preserve">3 — Marcus Williams</w:t>
+            </w:r>
+          </w:p>
+        </w:tc>
+        <w:tc>
+          <w:tcPr/>
+          <w:p>
+            <w:pPr>
+              <w:pStyle w:val="Compact"/>
+            </w:pPr>
+            <w:r>
+              <w:t xml:space="preserve">Agency</w:t>
+            </w:r>
+          </w:p>
+        </w:tc>
+        <w:tc>
+          <w:tcPr/>
+          <w:p>
+            <w:pPr>
+              <w:pStyle w:val="Compact"/>
+            </w:pPr>
+            <w:r>
+              <w:t xml:space="preserve">“He managed 18 clients at capacity. DealStage added 7 more.”</w:t>
+            </w:r>
+          </w:p>
+        </w:tc>
+      </w:tr>
+      <w:tr>
+        <w:tc>
+          <w:tcPr/>
+          <w:p>
+            <w:pPr>
+              <w:pStyle w:val="Compact"/>
+            </w:pPr>
+            <w:r>
+              <w:t xml:space="preserve">4 — Priya Mehta</w:t>
+            </w:r>
+          </w:p>
+        </w:tc>
+        <w:tc>
+          <w:tcPr/>
+          <w:p>
+            <w:pPr>
+              <w:pStyle w:val="Compact"/>
+            </w:pPr>
+            <w:r>
+              <w:t xml:space="preserve">Emerging Talent</w:t>
+            </w:r>
+          </w:p>
+        </w:tc>
+        <w:tc>
+          <w:tcPr/>
+          <w:p>
+            <w:pPr>
+              <w:pStyle w:val="Compact"/>
+            </w:pPr>
+            <w:r>
+              <w:t xml:space="preserve">“0 deals in 6 months. Deal Score 71. Then 3 deals in 30 days.”</w:t>
+            </w:r>
+          </w:p>
+        </w:tc>
+      </w:tr>
+      <w:tr>
+        <w:tc>
+          <w:tcPr/>
+          <w:p>
+            <w:pPr>
+              <w:pStyle w:val="Compact"/>
+            </w:pPr>
+            <w:r>
+              <w:t xml:space="preserve">5 — Victor Osei</w:t>
+            </w:r>
+          </w:p>
+        </w:tc>
+        <w:tc>
+          <w:tcPr/>
+          <w:p>
+            <w:pPr>
+              <w:pStyle w:val="Compact"/>
+            </w:pPr>
+            <w:r>
+              <w:t xml:space="preserve">Brand (Founder)</w:t>
+            </w:r>
+          </w:p>
+        </w:tc>
+        <w:tc>
+          <w:tcPr/>
+          <w:p>
+            <w:pPr>
+              <w:pStyle w:val="Compact"/>
+            </w:pPr>
+            <w:r>
+              <w:t xml:space="preserve">“From 1 in 3 campaigns working to 6 in 7.”</w:t>
+            </w:r>
+          </w:p>
+        </w:tc>
+      </w:tr>
+      <w:tr>
+        <w:tc>
+          <w:tcPr/>
+          <w:p>
+            <w:pPr>
+              <w:pStyle w:val="Compact"/>
+            </w:pPr>
+            <w:r>
+              <w:t xml:space="preserve">6 — Elena Vasquez</w:t>
+            </w:r>
+          </w:p>
+        </w:tc>
+        <w:tc>
+          <w:tcPr/>
+          <w:p>
+            <w:pPr>
+              <w:pStyle w:val="Compact"/>
+            </w:pPr>
+            <w:r>
+              <w:t xml:space="preserve">Agency (Founder)</w:t>
+            </w:r>
+          </w:p>
+        </w:tc>
+        <w:tc>
+          <w:tcPr/>
+          <w:p>
+            <w:pPr>
+              <w:pStyle w:val="Compact"/>
+            </w:pPr>
+            <w:r>
+              <w:t xml:space="preserve">“Same team. Same hours. Double the clients.”</w:t>
+            </w:r>
+          </w:p>
+        </w:tc>
+      </w:tr>
+      <w:tr>
+        <w:tc>
+          <w:tcPr/>
+          <w:p>
+            <w:pPr>
+              <w:pStyle w:val="Compact"/>
+            </w:pPr>
+            <w:r>
+              <w:t xml:space="preserve">7 — Riley Torres</w:t>
+            </w:r>
+          </w:p>
+        </w:tc>
+        <w:tc>
+          <w:tcPr/>
+          <w:p>
+            <w:pPr>
+              <w:pStyle w:val="Compact"/>
+            </w:pPr>
+            <w:r>
+              <w:t xml:space="preserve">The Cost of Waiting</w:t>
+            </w:r>
+          </w:p>
+        </w:tc>
+        <w:tc>
+          <w:tcPr/>
+          <w:p>
+            <w:pPr>
+              <w:pStyle w:val="Compact"/>
+            </w:pPr>
+            <w:r>
+              <w:t xml:space="preserve">“She waited 6 months. It cost $60,000.”</w:t>
+            </w:r>
+          </w:p>
+        </w:tc>
+      </w:tr>
+    </w:tbl>
+    <w:p>
+      <w:r>
+        <w:pict>
+          <v:rect style="width:0;height:1.5pt" o:hralign="center" o:hrstd="t" o:hr="t"/>
+        </w:pict>
+      </w:r>
+    </w:p>
+    <w:p>
+      <w:pPr>
+        <w:pStyle w:val="FirstParagraph"/>
+      </w:pPr>
+      <w:r>
+        <w:rPr>
+          <w:i/>
+          <w:iCs/>
+        </w:rPr>
+        <w:t xml:space="preserve">End of Strategic Additions — PART1_USER_JOURNEYS_COMPLETE.md</w:t>
+      </w:r>
+      <w:r>
+        <w:t xml:space="preserve"> </w:t>
+      </w:r>
+      <w:r>
+        <w:rPr>
+          <w:i/>
+          <w:iCs/>
+        </w:rPr>
+        <w:t xml:space="preserve">Applied from: STRATEGIC_SUGGESTIONS_REPORT.md, March 2026</w:t>
+      </w:r>
+      <w:r>
+        <w:t xml:space="preserve"> </w:t>
+      </w:r>
+      <w:r>
+        <w:rPr>
+          <w:i/>
+          <w:iCs/>
+        </w:rPr>
+        <w:t xml:space="preserve">Suggestions applied: 4.1, 4.2, 4.3, 4.4, 4.5, 4.6, 4.7, 4.8, 4.9, 4.10 + 1-Page PDF Summary Outlines for all 7 journeys</w:t>
+      </w:r>
+    </w:p>
+    <w:bookmarkEnd w:id="133"/>
+    <w:bookmarkEnd w:id="134"/>
+    <w:bookmarkEnd w:id="135"/>
     <w:sectPr>
       <w:footnotePr>
         <w:numRestart w:val="eachSect"/>
@@ -18910,6 +23128,15 @@
     </w:lvlOverride>
   </w:num>
   <w:num w:numId="1006">
+    <w:abstractNumId w:val="991"/>
+  </w:num>
+  <w:num w:numId="1007">
+    <w:abstractNumId w:val="991"/>
+  </w:num>
+  <w:num w:numId="1008">
+    <w:abstractNumId w:val="991"/>
+  </w:num>
+  <w:num w:numId="1009">
     <w:abstractNumId w:val="991"/>
   </w:num>
 </w:numbering>
